--- a/docs/downloads/منوعات/تم/doc_0706.docx
+++ b/docs/downloads/منوعات/تم/doc_0706.docx
@@ -1,152 +1,177 @@
 
 <file path=word/document.xml><?xml version="1.0" encoding="utf-8"?>
-<w:document xmlns:wpc="http://schemas.microsoft.com/office/word/2010/wordprocessingCanvas" xmlns:cx="http://schemas.microsoft.com/office/drawing/2014/chartex" xmlns:cx1="http://schemas.microsoft.com/office/drawing/2015/9/8/chartex" xmlns:cx2="http://schemas.microsoft.com/office/drawing/2015/10/21/chartex" xmlns:cx3="http://schemas.microsoft.com/office/drawing/2016/5/9/chartex" xmlns:cx4="http://schemas.microsoft.com/office/drawing/2016/5/10/chartex" xmlns:cx5="http://schemas.microsoft.com/office/drawing/2016/5/11/chartex" xmlns:cx6="http://schemas.microsoft.com/office/drawing/2016/5/12/chartex" xmlns:cx7="http://schemas.microsoft.com/office/drawing/2016/5/13/chartex" xmlns:cx8="http://schemas.microsoft.com/office/drawing/2016/5/14/chartex" xmlns:mc="http://schemas.openxmlformats.org/markup-compatibility/2006" xmlns:aink="http://schemas.microsoft.com/office/drawing/2016/ink" xmlns:am3d="http://schemas.microsoft.com/office/drawing/2017/model3d" xmlns:o="urn:schemas-microsoft-com:office:office" xmlns:r="http://schemas.openxmlformats.org/officeDocument/2006/relationships" xmlns:m="http://schemas.openxmlformats.org/officeDocument/2006/math" xmlns:v="urn:schemas-microsoft-com:vml" xmlns:wp14="http://schemas.microsoft.com/office/word/2010/wordprocessingDrawing" xmlns:wp="http://schemas.openxmlformats.org/drawingml/2006/wordprocessingDrawing" xmlns:w10="urn:schemas-microsoft-com:office:word" xmlns:w="http://schemas.openxmlformats.org/wordprocessingml/2006/main" xmlns:w14="http://schemas.microsoft.com/office/word/2010/wordml" xmlns:w15="http://schemas.microsoft.com/office/word/2012/wordml" xmlns:w16cex="http://schemas.microsoft.com/office/word/2018/wordml/cex" xmlns:w16cid="http://schemas.microsoft.com/office/word/2016/wordml/cid" xmlns:w16="http://schemas.microsoft.com/office/word/2018/wordml" xmlns:w16se="http://schemas.microsoft.com/office/word/2015/wordml/symex" xmlns:wpg="http://schemas.microsoft.com/office/word/2010/wordprocessingGroup" xmlns:wpi="http://schemas.microsoft.com/office/word/2010/wordprocessingInk" xmlns:wne="http://schemas.microsoft.com/office/word/2006/wordml" xmlns:wps="http://schemas.microsoft.com/office/word/2010/wordprocessingShape" mc:Ignorable="w14 w15 w16se w16cid w16 w16cex wp14">
-  <w:background w:color="E2EFD9" w:themeColor="accent6" w:themeTint="33"/>
+<w:document xmlns:wpc="http://schemas.microsoft.com/office/word/2010/wordprocessingCanvas" xmlns:cx="http://schemas.microsoft.com/office/drawing/2014/chartex" xmlns:cx1="http://schemas.microsoft.com/office/drawing/2015/9/8/chartex" xmlns:cx2="http://schemas.microsoft.com/office/drawing/2015/10/21/chartex" xmlns:cx3="http://schemas.microsoft.com/office/drawing/2016/5/9/chartex" xmlns:cx4="http://schemas.microsoft.com/office/drawing/2016/5/10/chartex" xmlns:cx5="http://schemas.microsoft.com/office/drawing/2016/5/11/chartex" xmlns:cx6="http://schemas.microsoft.com/office/drawing/2016/5/12/chartex" xmlns:cx7="http://schemas.microsoft.com/office/drawing/2016/5/13/chartex" xmlns:cx8="http://schemas.microsoft.com/office/drawing/2016/5/14/chartex" xmlns:mc="http://schemas.openxmlformats.org/markup-compatibility/2006" xmlns:aink="http://schemas.microsoft.com/office/drawing/2016/ink" xmlns:am3d="http://schemas.microsoft.com/office/drawing/2017/model3d" xmlns:o="urn:schemas-microsoft-com:office:office" xmlns:r="http://schemas.openxmlformats.org/officeDocument/2006/relationships" xmlns:m="http://schemas.openxmlformats.org/officeDocument/2006/math" xmlns:v="urn:schemas-microsoft-com:vml" xmlns:wp14="http://schemas.microsoft.com/office/word/2010/wordprocessingDrawing" xmlns:wp="http://schemas.openxmlformats.org/drawingml/2006/wordprocessingDrawing" xmlns:w10="urn:schemas-microsoft-com:office:word" xmlns:w="http://schemas.openxmlformats.org/wordprocessingml/2006/main" xmlns:w14="http://schemas.microsoft.com/office/word/2010/wordml" xmlns:w15="http://schemas.microsoft.com/office/word/2012/wordml" xmlns:w16cid="http://schemas.microsoft.com/office/word/2016/wordml/cid" xmlns:w16se="http://schemas.microsoft.com/office/word/2015/wordml/symex" xmlns:wpg="http://schemas.microsoft.com/office/word/2010/wordprocessingGroup" xmlns:wpi="http://schemas.microsoft.com/office/word/2010/wordprocessingInk" xmlns:wne="http://schemas.microsoft.com/office/word/2006/wordml" xmlns:wps="http://schemas.microsoft.com/office/word/2010/wordprocessingShape" mc:Ignorable="w14 w15 w16se w16cid wp14">
   <w:body>
     <w:p>
       <w:pPr>
-        <w:bidi/>
         <w:jc w:val="center"/>
         <w:rPr>
           <w:rFonts w:ascii="Sakkal Majalla" w:hAnsi="Sakkal Majalla" w:cs="Sakkal Majalla"/>
-          <w:b/>
-          <w:bCs/>
-          <w:sz w:val="54"/>
-          <w:szCs w:val="54"/>
-          <w:rtl/>
+          <w:sz w:val="28"/>
+          <w:szCs w:val="28"/>
+          <w:rtl/>
+          <w:lang w:bidi="ar-AE"/>
         </w:rPr>
       </w:pPr>
       <w:r>
         <w:rPr>
-          <w:rFonts w:ascii="Sakkal Majalla" w:hAnsi="Sakkal Majalla" w:cs="Sakkal Majalla"/>
-          <w:b/>
-          <w:bCs/>
-          <w:sz w:val="54"/>
-          <w:szCs w:val="54"/>
-          <w:rtl/>
+          <w:sz w:val="28"/>
+          <w:szCs w:val="28"/>
         </w:rPr>
         <w:fldChar w:fldCharType="begin"/>
       </w:r>
       <w:r>
         <w:rPr>
-          <w:rFonts w:ascii="Sakkal Majalla" w:hAnsi="Sakkal Majalla" w:cs="Sakkal Majalla"/>
-          <w:b/>
-          <w:bCs/>
-          <w:sz w:val="54"/>
-          <w:szCs w:val="54"/>
-          <w:rtl/>
-        </w:rPr>
-        <w:instrText xml:space="preserve"> </w:instrText>
-      </w:r>
-      <w:r>
-        <w:rPr>
-          <w:rFonts w:ascii="Sakkal Majalla" w:hAnsi="Sakkal Majalla" w:cs="Sakkal Majalla"/>
-          <w:b/>
-          <w:bCs/>
-          <w:sz w:val="54"/>
-          <w:szCs w:val="54"/>
-        </w:rPr>
-        <w:instrText>HYPERLINK</w:instrText>
-      </w:r>
-      <w:r>
-        <w:rPr>
-          <w:rFonts w:ascii="Sakkal Majalla" w:hAnsi="Sakkal Majalla" w:cs="Sakkal Majalla"/>
-          <w:b/>
-          <w:bCs/>
-          <w:sz w:val="54"/>
-          <w:szCs w:val="54"/>
-          <w:rtl/>
-        </w:rPr>
-        <w:instrText xml:space="preserve"> "</w:instrText>
-      </w:r>
-      <w:r>
-        <w:rPr>
-          <w:rFonts w:ascii="Sakkal Majalla" w:hAnsi="Sakkal Majalla" w:cs="Sakkal Majalla"/>
-          <w:b/>
-          <w:bCs/>
-          <w:sz w:val="54"/>
-          <w:szCs w:val="54"/>
-        </w:rPr>
-        <w:instrText>https://www.bibelstudium.de/articles/1535/gebet-erhoerte-gebete.html</w:instrText>
-      </w:r>
-      <w:r>
-        <w:rPr>
-          <w:rFonts w:ascii="Sakkal Majalla" w:hAnsi="Sakkal Majalla" w:cs="Sakkal Majalla"/>
-          <w:b/>
-          <w:bCs/>
-          <w:sz w:val="54"/>
-          <w:szCs w:val="54"/>
-          <w:rtl/>
-        </w:rPr>
-        <w:instrText xml:space="preserve">" </w:instrText>
-      </w:r>
-      <w:r>
-        <w:rPr>
-          <w:rFonts w:ascii="Sakkal Majalla" w:hAnsi="Sakkal Majalla" w:cs="Sakkal Majalla"/>
-          <w:b/>
-          <w:bCs/>
-          <w:sz w:val="54"/>
-          <w:szCs w:val="54"/>
-          <w:rtl/>
-        </w:rPr>
-      </w:r>
-      <w:r>
-        <w:rPr>
-          <w:rFonts w:ascii="Sakkal Majalla" w:hAnsi="Sakkal Majalla" w:cs="Sakkal Majalla"/>
-          <w:b/>
-          <w:bCs/>
-          <w:sz w:val="54"/>
-          <w:szCs w:val="54"/>
-          <w:rtl/>
+          <w:sz w:val="28"/>
+          <w:szCs w:val="28"/>
+        </w:rPr>
+        <w:instrText xml:space="preserve"> HYPERLINK "https://www.bibelkommentare.de/kommentare/381/die-geoeffneten-himmel" </w:instrText>
+      </w:r>
+      <w:r>
+        <w:rPr>
+          <w:sz w:val="28"/>
+          <w:szCs w:val="28"/>
         </w:rPr>
         <w:fldChar w:fldCharType="separate"/>
       </w:r>
+      <w:proofErr w:type="gramStart"/>
       <w:r>
         <w:rPr>
           <w:rStyle w:val="Hyperlink"/>
           <w:rFonts w:ascii="Sakkal Majalla" w:hAnsi="Sakkal Majalla" w:cs="Sakkal Majalla" w:hint="cs"/>
-          <w:b/>
-          <w:bCs/>
-          <w:sz w:val="54"/>
-          <w:szCs w:val="54"/>
-          <w:rtl/>
-        </w:rPr>
-        <w:t>الصلاة – صلوات مستجابة</w:t>
-      </w:r>
-      <w:r>
-        <w:rPr>
-          <w:rFonts w:ascii="Sakkal Majalla" w:hAnsi="Sakkal Majalla" w:cs="Sakkal Majalla"/>
-          <w:b/>
-          <w:bCs/>
-          <w:sz w:val="54"/>
-          <w:szCs w:val="54"/>
-          <w:rtl/>
+          <w:sz w:val="28"/>
+          <w:szCs w:val="28"/>
+          <w:rtl/>
+          <w:lang w:bidi="ar-AE"/>
+        </w:rPr>
+        <w:t xml:space="preserve">السماوات </w:t>
+      </w:r>
+      <w:r>
+        <w:rPr>
+          <w:rStyle w:val="Hyperlink"/>
+          <w:rFonts w:ascii="Sakkal Majalla" w:hAnsi="Sakkal Majalla" w:cs="Sakkal Majalla" w:hint="cs"/>
+          <w:sz w:val="28"/>
+          <w:szCs w:val="28"/>
+          <w:rtl/>
+          <w:lang w:bidi="ar-AE"/>
+        </w:rPr>
+        <w:t xml:space="preserve"> المفتوحة</w:t>
+      </w:r>
+      <w:proofErr w:type="gramEnd"/>
+      <w:r>
+        <w:rPr>
+          <w:rStyle w:val="Hyperlink"/>
+          <w:rFonts w:ascii="Sakkal Majalla" w:hAnsi="Sakkal Majalla" w:cs="Sakkal Majalla"/>
+          <w:sz w:val="28"/>
+          <w:szCs w:val="28"/>
+          <w:lang w:bidi="ar-AE"/>
         </w:rPr>
         <w:fldChar w:fldCharType="end"/>
+      </w:r>
+      <w:r>
+        <w:rPr>
+          <w:rFonts w:ascii="Sakkal Majalla" w:hAnsi="Sakkal Majalla" w:cs="Sakkal Majalla"/>
+          <w:sz w:val="28"/>
+          <w:szCs w:val="28"/>
+          <w:lang w:bidi="ar-AE"/>
+        </w:rPr>
+        <w:t xml:space="preserve"> </w:t>
       </w:r>
     </w:p>
     <w:p>
       <w:pPr>
-        <w:bidi/>
         <w:jc w:val="both"/>
         <w:rPr>
           <w:rFonts w:ascii="Sakkal Majalla" w:hAnsi="Sakkal Majalla" w:cs="Sakkal Majalla"/>
           <w:b/>
           <w:bCs/>
-          <w:sz w:val="54"/>
-          <w:szCs w:val="54"/>
-          <w:rtl/>
+          <w:sz w:val="28"/>
+          <w:szCs w:val="28"/>
+          <w:rtl/>
+          <w:lang w:bidi="ar-AE"/>
         </w:rPr>
       </w:pPr>
+      <w:r>
+        <w:rPr>
+          <w:rFonts w:ascii="Sakkal Majalla" w:hAnsi="Sakkal Majalla" w:cs="Sakkal Majalla"/>
+          <w:noProof/>
+          <w:sz w:val="28"/>
+          <w:szCs w:val="28"/>
+          <w:lang w:bidi="ar-AE"/>
+        </w:rPr>
+        <w:drawing>
+          <wp:anchor distT="0" distB="0" distL="114300" distR="114300" simplePos="0" relativeHeight="251658240" behindDoc="0" locked="0" layoutInCell="1" allowOverlap="1" wp14:anchorId="3BC6B100" wp14:editId="36032453">
+            <wp:simplePos x="0" y="0"/>
+            <wp:positionH relativeFrom="column">
+              <wp:posOffset>5382145</wp:posOffset>
+            </wp:positionH>
+            <wp:positionV relativeFrom="paragraph">
+              <wp:posOffset>407785</wp:posOffset>
+            </wp:positionV>
+            <wp:extent cx="886691" cy="1321185"/>
+            <wp:effectExtent l="0" t="0" r="8890" b="0"/>
+            <wp:wrapNone/>
+            <wp:docPr id="1" name="Picture 1"/>
+            <wp:cNvGraphicFramePr>
+              <a:graphicFrameLocks xmlns:a="http://schemas.openxmlformats.org/drawingml/2006/main" noChangeAspect="1"/>
+            </wp:cNvGraphicFramePr>
+            <a:graphic xmlns:a="http://schemas.openxmlformats.org/drawingml/2006/main">
+              <a:graphicData uri="http://schemas.openxmlformats.org/drawingml/2006/picture">
+                <pic:pic xmlns:pic="http://schemas.openxmlformats.org/drawingml/2006/picture">
+                  <pic:nvPicPr>
+                    <pic:cNvPr id="0" name="Picture 1"/>
+                    <pic:cNvPicPr>
+                      <a:picLocks noChangeAspect="1" noChangeArrowheads="1"/>
+                    </pic:cNvPicPr>
+                  </pic:nvPicPr>
+                  <pic:blipFill>
+                    <a:blip r:embed="rId4">
+                      <a:extLst>
+                        <a:ext uri="{28A0092B-C50C-407E-A947-70E740481C1C}">
+                          <a14:useLocalDpi xmlns:a14="http://schemas.microsoft.com/office/drawing/2010/main" val="0"/>
+                        </a:ext>
+                      </a:extLst>
+                    </a:blip>
+                    <a:srcRect/>
+                    <a:stretch>
+                      <a:fillRect/>
+                    </a:stretch>
+                  </pic:blipFill>
+                  <pic:spPr bwMode="auto">
+                    <a:xfrm>
+                      <a:off x="0" y="0"/>
+                      <a:ext cx="886691" cy="1321185"/>
+                    </a:xfrm>
+                    <a:prstGeom prst="rect">
+                      <a:avLst/>
+                    </a:prstGeom>
+                    <a:noFill/>
+                    <a:ln>
+                      <a:noFill/>
+                    </a:ln>
+                  </pic:spPr>
+                </pic:pic>
+              </a:graphicData>
+            </a:graphic>
+            <wp14:sizeRelH relativeFrom="margin">
+              <wp14:pctWidth>0</wp14:pctWidth>
+            </wp14:sizeRelH>
+            <wp14:sizeRelV relativeFrom="margin">
+              <wp14:pctHeight>0</wp14:pctHeight>
+            </wp14:sizeRelV>
+          </wp:anchor>
+        </w:drawing>
+      </w:r>
       <w:r>
         <w:rPr>
           <w:rFonts w:ascii="Sakkal Majalla" w:hAnsi="Sakkal Majalla" w:cs="Sakkal Majalla"/>
           <w:b/>
           <w:bCs/>
-          <w:sz w:val="54"/>
-          <w:szCs w:val="54"/>
-        </w:rPr>
-        <w:t xml:space="preserve">William </w:t>
+          <w:sz w:val="28"/>
+          <w:szCs w:val="28"/>
+          <w:lang w:bidi="ar-AE"/>
+        </w:rPr>
+        <w:t xml:space="preserve">William Wooldridge </w:t>
       </w:r>
       <w:proofErr w:type="spellStart"/>
       <w:r>
@@ -154,211 +179,6080 @@
           <w:rFonts w:ascii="Sakkal Majalla" w:hAnsi="Sakkal Majalla" w:cs="Sakkal Majalla"/>
           <w:b/>
           <w:bCs/>
-          <w:sz w:val="54"/>
-          <w:szCs w:val="54"/>
-        </w:rPr>
-        <w:t>Gurnall</w:t>
+          <w:sz w:val="28"/>
+          <w:szCs w:val="28"/>
+          <w:lang w:bidi="ar-AE"/>
+        </w:rPr>
+        <w:t>Fereday</w:t>
       </w:r>
       <w:proofErr w:type="spellEnd"/>
     </w:p>
     <w:p>
       <w:pPr>
-        <w:bidi/>
         <w:jc w:val="both"/>
         <w:rPr>
           <w:rFonts w:ascii="Sakkal Majalla" w:hAnsi="Sakkal Majalla" w:cs="Sakkal Majalla"/>
-          <w:b/>
-          <w:bCs/>
-          <w:color w:val="FF0000"/>
-          <w:sz w:val="54"/>
-          <w:szCs w:val="54"/>
-          <w:rtl/>
+          <w:sz w:val="28"/>
+          <w:szCs w:val="28"/>
+          <w:rtl/>
+          <w:lang w:bidi="ar-AE"/>
         </w:rPr>
       </w:pPr>
       <w:r>
         <w:rPr>
           <w:rFonts w:ascii="Sakkal Majalla" w:hAnsi="Sakkal Majalla" w:cs="Sakkal Majalla" w:hint="cs"/>
-          <w:b/>
-          <w:bCs/>
-          <w:color w:val="FF0000"/>
-          <w:sz w:val="54"/>
-          <w:szCs w:val="54"/>
-          <w:rtl/>
-        </w:rPr>
-        <w:t>مزمور 145: 19؛ مزمور 138: 3</w:t>
+          <w:sz w:val="28"/>
+          <w:szCs w:val="28"/>
+          <w:rtl/>
+          <w:lang w:bidi="ar-AE"/>
+        </w:rPr>
+        <w:t xml:space="preserve">يُعرض لنا في العهد الجديد في أربع أحداث بأن </w:t>
+      </w:r>
+      <w:r>
+        <w:rPr>
+          <w:rFonts w:ascii="Sakkal Majalla" w:hAnsi="Sakkal Majalla" w:cs="Sakkal Majalla" w:hint="cs"/>
+          <w:sz w:val="28"/>
+          <w:szCs w:val="28"/>
+          <w:rtl/>
+          <w:lang w:bidi="ar-AE"/>
+        </w:rPr>
+        <w:t xml:space="preserve">السماوات </w:t>
+      </w:r>
+      <w:r>
+        <w:rPr>
+          <w:rFonts w:ascii="Sakkal Majalla" w:hAnsi="Sakkal Majalla" w:cs="Sakkal Majalla" w:hint="cs"/>
+          <w:sz w:val="28"/>
+          <w:szCs w:val="28"/>
+          <w:rtl/>
+          <w:lang w:bidi="ar-AE"/>
+        </w:rPr>
+        <w:t xml:space="preserve">انفتحت: في معمودية يسوع، حينما عبّر الآب عن </w:t>
+      </w:r>
+      <w:bookmarkStart w:id="0" w:name="_GoBack"/>
+      <w:bookmarkEnd w:id="0"/>
+      <w:r>
+        <w:rPr>
+          <w:rFonts w:ascii="Sakkal Majalla" w:hAnsi="Sakkal Majalla" w:cs="Sakkal Majalla" w:hint="cs"/>
+          <w:sz w:val="28"/>
+          <w:szCs w:val="28"/>
+          <w:rtl/>
+          <w:lang w:bidi="ar-AE"/>
+        </w:rPr>
+        <w:t>مسرته بابنه؛ وفي موت استيفانوس الذي أُعطي نظرة في مجد الله ورأى الرب يسوع قائمًا عن يمين الله؛ وفي ظهور الرب يسوع العلني كما هو موصوف في رؤيا 19؛ وفي يوم آخر في المستقبل، حيث نرى ملائكة الله وهم يصعدون وينزلون على ابن الإنسان. الموضع الأخير (يوحنا 1: 51) يُشير مسبقًا إلى المُلك الألفي.</w:t>
       </w:r>
     </w:p>
     <w:p>
       <w:pPr>
-        <w:bidi/>
         <w:jc w:val="both"/>
         <w:rPr>
           <w:rFonts w:ascii="Sakkal Majalla" w:hAnsi="Sakkal Majalla" w:cs="Sakkal Majalla"/>
-          <w:sz w:val="54"/>
-          <w:szCs w:val="54"/>
-          <w:rtl/>
+          <w:sz w:val="28"/>
+          <w:szCs w:val="28"/>
+          <w:rtl/>
+          <w:lang w:bidi="ar-AE"/>
         </w:rPr>
       </w:pPr>
       <w:r>
         <w:rPr>
           <w:rFonts w:ascii="Sakkal Majalla" w:hAnsi="Sakkal Majalla" w:cs="Sakkal Majalla" w:hint="cs"/>
-          <w:sz w:val="54"/>
-          <w:szCs w:val="54"/>
-          <w:rtl/>
-        </w:rPr>
-        <w:t xml:space="preserve">لقد تكلّف الله استجابة صلوات شعبه وأن يتمم رغبة متقيه (مزمور 145: 19). لكن كثيرًا ما يبدو أنه طريق طويل إلى أن يحصل المؤمن المصلّي على مردوده. كثيرًا ما يتخلل شتاء قاسٍ ما بين بحار الصلاة والحصاد. صحيح أنه يسمعنا حال تقدمنا بالصلاة، ولكن كثيرًا ما لا نسمع منه سريعًا. طريق الصلوات إلى السماء ليس طويلاً، أما استجابتها من السماء فطريقها فعلاً طويل. ولكن لم تذهب أي صلاة مليئة بالإيمان </w:t>
-      </w:r>
-      <w:r>
-        <w:rPr>
-          <w:rFonts w:ascii="Sakkal Majalla" w:hAnsi="Sakkal Majalla" w:cs="Sakkal Majalla" w:hint="cs"/>
-          <w:sz w:val="54"/>
-          <w:szCs w:val="54"/>
-          <w:rtl/>
-        </w:rPr>
-        <w:t>سُدًى</w:t>
-      </w:r>
-      <w:r>
-        <w:rPr>
-          <w:rFonts w:ascii="Sakkal Majalla" w:hAnsi="Sakkal Majalla" w:cs="Sakkal Majalla" w:hint="cs"/>
-          <w:sz w:val="54"/>
-          <w:szCs w:val="54"/>
-          <w:rtl/>
-        </w:rPr>
-        <w:t xml:space="preserve">. إنه لا يوجد أي تاجر يتعامل بمثل هذا اليقين كالمؤمن المصلي. بعض الصلوات طريق رحلتها أطول من غيرها، </w:t>
-      </w:r>
-      <w:r>
-        <w:rPr>
-          <w:rFonts w:ascii="Sakkal Majalla" w:hAnsi="Sakkal Majalla" w:cs="Sakkal Majalla" w:hint="cs"/>
-          <w:sz w:val="54"/>
-          <w:szCs w:val="54"/>
-          <w:rtl/>
-        </w:rPr>
-        <w:t>ولكنها أخيرًا تأتي محملة بالخيرات.</w:t>
+          <w:sz w:val="28"/>
+          <w:szCs w:val="28"/>
+          <w:rtl/>
+          <w:lang w:bidi="ar-AE"/>
+        </w:rPr>
+        <w:t>في معمودية يسوع لدينا مشهد</w:t>
+      </w:r>
+      <w:r>
+        <w:rPr>
+          <w:rFonts w:ascii="Sakkal Majalla" w:hAnsi="Sakkal Majalla" w:cs="Sakkal Majalla" w:hint="cs"/>
+          <w:sz w:val="28"/>
+          <w:szCs w:val="28"/>
+          <w:rtl/>
+          <w:lang w:bidi="ar-AE"/>
+        </w:rPr>
+        <w:t>ًا</w:t>
+      </w:r>
+      <w:r>
+        <w:rPr>
+          <w:rFonts w:ascii="Sakkal Majalla" w:hAnsi="Sakkal Majalla" w:cs="Sakkal Majalla" w:hint="cs"/>
+          <w:sz w:val="28"/>
+          <w:szCs w:val="28"/>
+          <w:rtl/>
+          <w:lang w:bidi="ar-AE"/>
+        </w:rPr>
+        <w:t xml:space="preserve"> بديع</w:t>
+      </w:r>
+      <w:r>
+        <w:rPr>
+          <w:rFonts w:ascii="Sakkal Majalla" w:hAnsi="Sakkal Majalla" w:cs="Sakkal Majalla" w:hint="cs"/>
+          <w:sz w:val="28"/>
+          <w:szCs w:val="28"/>
+          <w:rtl/>
+          <w:lang w:bidi="ar-AE"/>
+        </w:rPr>
+        <w:t>ًا</w:t>
+      </w:r>
+      <w:r>
+        <w:rPr>
+          <w:rFonts w:ascii="Sakkal Majalla" w:hAnsi="Sakkal Majalla" w:cs="Sakkal Majalla" w:hint="cs"/>
+          <w:sz w:val="28"/>
+          <w:szCs w:val="28"/>
+          <w:rtl/>
+          <w:lang w:bidi="ar-AE"/>
+        </w:rPr>
+        <w:t xml:space="preserve"> جدًا. نحن نراه هناك وهو يتقدم من عزلته من الناصرة، ليقدم بصورة علنية شهادة</w:t>
+      </w:r>
+      <w:r>
+        <w:rPr>
+          <w:rFonts w:ascii="Sakkal Majalla" w:hAnsi="Sakkal Majalla" w:cs="Sakkal Majalla" w:hint="cs"/>
+          <w:sz w:val="28"/>
+          <w:szCs w:val="28"/>
+          <w:rtl/>
+          <w:lang w:bidi="ar-AE"/>
+        </w:rPr>
+        <w:t xml:space="preserve"> عن</w:t>
+      </w:r>
+      <w:r>
+        <w:rPr>
+          <w:rFonts w:ascii="Sakkal Majalla" w:hAnsi="Sakkal Majalla" w:cs="Sakkal Majalla" w:hint="cs"/>
+          <w:sz w:val="28"/>
+          <w:szCs w:val="28"/>
+          <w:rtl/>
+          <w:lang w:bidi="ar-AE"/>
+        </w:rPr>
+        <w:t xml:space="preserve"> الله بين الناس. يوحنا كان مرسلاً من الله إلى الأمة ليُعدّ الشعب للرب؛ فلقد طالب الأمة بأن تتوب عن خطاياها وتخضع لمعموديته. إننا نعرف النتيجة: الفريسيون والكتبة </w:t>
+      </w:r>
+      <w:r>
+        <w:rPr>
+          <w:rFonts w:ascii="Sakkal Majalla" w:hAnsi="Sakkal Majalla" w:cs="Sakkal Majalla" w:hint="cs"/>
+          <w:sz w:val="28"/>
+          <w:szCs w:val="28"/>
+          <w:rtl/>
+          <w:lang w:bidi="ar-AE"/>
+        </w:rPr>
+        <w:t xml:space="preserve">رفضوا مشورة الله من نحوهم </w:t>
+      </w:r>
+      <w:r>
+        <w:rPr>
+          <w:rFonts w:ascii="Sakkal Majalla" w:hAnsi="Sakkal Majalla" w:cs="Sakkal Majalla" w:hint="cs"/>
+          <w:sz w:val="28"/>
+          <w:szCs w:val="28"/>
+          <w:rtl/>
+          <w:lang w:bidi="ar-AE"/>
+        </w:rPr>
+        <w:t xml:space="preserve">وعيّروا </w:t>
+      </w:r>
+      <w:r>
+        <w:rPr>
+          <w:rFonts w:ascii="Sakkal Majalla" w:hAnsi="Sakkal Majalla" w:cs="Sakkal Majalla" w:hint="cs"/>
+          <w:sz w:val="28"/>
+          <w:szCs w:val="28"/>
+          <w:rtl/>
+          <w:lang w:bidi="ar-AE"/>
+        </w:rPr>
+        <w:t xml:space="preserve">معمودية يوحنا؛ بينما العشارون والخطاة، الذين كان الله قد عمل في قلوبهم </w:t>
+      </w:r>
+      <w:r>
+        <w:rPr>
+          <w:rFonts w:ascii="Sakkal Majalla" w:hAnsi="Sakkal Majalla" w:cs="Sakkal Majalla"/>
+          <w:sz w:val="28"/>
+          <w:szCs w:val="28"/>
+          <w:rtl/>
+          <w:lang w:bidi="ar-AE"/>
+        </w:rPr>
+        <w:t>–</w:t>
+      </w:r>
+      <w:r>
+        <w:rPr>
+          <w:rFonts w:ascii="Sakkal Majalla" w:hAnsi="Sakkal Majalla" w:cs="Sakkal Majalla" w:hint="cs"/>
+          <w:sz w:val="28"/>
+          <w:szCs w:val="28"/>
+          <w:rtl/>
+          <w:lang w:bidi="ar-AE"/>
+        </w:rPr>
+        <w:t xml:space="preserve"> البقية الحقيقية في أيامهم -، اتخذت مكانها الحقيقي أمام الله في مياه الأردن باعترافها بخطاياها. إن ذلك من المؤكد كان عمل الإيمان والأخلاق التي رضي بها الله </w:t>
+      </w:r>
+      <w:r>
+        <w:rPr>
+          <w:rFonts w:ascii="Sakkal Majalla" w:hAnsi="Sakkal Majalla" w:cs="Sakkal Majalla"/>
+          <w:sz w:val="28"/>
+          <w:szCs w:val="28"/>
+          <w:rtl/>
+          <w:lang w:bidi="ar-AE"/>
+        </w:rPr>
+        <w:t>–</w:t>
+      </w:r>
+      <w:r>
+        <w:rPr>
+          <w:rFonts w:ascii="Sakkal Majalla" w:hAnsi="Sakkal Majalla" w:cs="Sakkal Majalla" w:hint="cs"/>
+          <w:sz w:val="28"/>
+          <w:szCs w:val="28"/>
+          <w:rtl/>
+          <w:lang w:bidi="ar-AE"/>
+        </w:rPr>
+        <w:t xml:space="preserve"> إنه ثمر عمله الرحيم فيهم. ويسوع أراد بأن يأخذ مكانه معهم فيه بمراحم؛ ففي عينيه هم كانوا "أفاضل الأرض"، كل مسرته كانت بهم (مزمور 16: 3). ليس أنه كان عليه أن يعترف بخطايا (أبدًا لم يكن فكر كهذا!)، وإنما في حالته كان هذا العمل تتميمًا لكل برّ، كما قال أيضًا </w:t>
+      </w:r>
+      <w:proofErr w:type="spellStart"/>
+      <w:r>
+        <w:rPr>
+          <w:rFonts w:ascii="Sakkal Majalla" w:hAnsi="Sakkal Majalla" w:cs="Sakkal Majalla" w:hint="cs"/>
+          <w:sz w:val="28"/>
+          <w:szCs w:val="28"/>
+          <w:rtl/>
+          <w:lang w:bidi="ar-AE"/>
+        </w:rPr>
+        <w:t>للمعمدان</w:t>
+      </w:r>
+      <w:proofErr w:type="spellEnd"/>
+      <w:r>
+        <w:rPr>
+          <w:rFonts w:ascii="Sakkal Majalla" w:hAnsi="Sakkal Majalla" w:cs="Sakkal Majalla" w:hint="cs"/>
+          <w:sz w:val="28"/>
+          <w:szCs w:val="28"/>
+          <w:rtl/>
+          <w:lang w:bidi="ar-AE"/>
+        </w:rPr>
+        <w:t xml:space="preserve"> المتردد. هو أخذ مكانه في نعمة عجيبة كإنسان على الأرض ليكون مطيعًا في كل أمر، ولذا هو أراد بأن يتحد مع البقية في موقفهم النفسي هذا </w:t>
+      </w:r>
+      <w:r>
+        <w:rPr>
+          <w:rFonts w:ascii="Sakkal Majalla" w:hAnsi="Sakkal Majalla" w:cs="Sakkal Majalla"/>
+          <w:sz w:val="28"/>
+          <w:szCs w:val="28"/>
+          <w:rtl/>
+          <w:lang w:bidi="ar-AE"/>
+        </w:rPr>
+        <w:t>–</w:t>
+      </w:r>
+      <w:r>
+        <w:rPr>
+          <w:rFonts w:ascii="Sakkal Majalla" w:hAnsi="Sakkal Majalla" w:cs="Sakkal Majalla" w:hint="cs"/>
+          <w:sz w:val="28"/>
+          <w:szCs w:val="28"/>
+          <w:rtl/>
+          <w:lang w:bidi="ar-AE"/>
+        </w:rPr>
+        <w:t xml:space="preserve"> بالرغم من أنه كان بلا لوم بالكامل! إلا أن لوقا يخبرنا بأنه </w:t>
+      </w:r>
+      <w:r>
+        <w:rPr>
+          <w:rFonts w:ascii="Sakkal Majalla" w:hAnsi="Sakkal Majalla" w:cs="Sakkal Majalla" w:hint="cs"/>
+          <w:sz w:val="28"/>
+          <w:szCs w:val="28"/>
+          <w:rtl/>
+          <w:lang w:bidi="ar-AE"/>
+        </w:rPr>
+        <w:t>صعد من الماء و "صلّى" (لوقا 3: 21). بصورة عابرة أود بأن أُري إضافة لذلك، بأن هذا الخبر عن المبارك يتناغم تمامًا مع الإنجيل الثالث الذي يقدّمه لنا كابن الإنسان (قارن بالأخص 6: 12؛ 9: 29؛ 11: 1؛ 22: 44).</w:t>
       </w:r>
     </w:p>
     <w:p>
       <w:pPr>
-        <w:bidi/>
         <w:jc w:val="both"/>
         <w:rPr>
           <w:rFonts w:ascii="Sakkal Majalla" w:hAnsi="Sakkal Majalla" w:cs="Sakkal Majalla"/>
-          <w:sz w:val="54"/>
-          <w:szCs w:val="54"/>
-          <w:rtl/>
+          <w:sz w:val="28"/>
+          <w:szCs w:val="28"/>
+          <w:rtl/>
+          <w:lang w:bidi="ar-AE"/>
         </w:rPr>
       </w:pPr>
       <w:r>
         <w:rPr>
           <w:rFonts w:ascii="Sakkal Majalla" w:hAnsi="Sakkal Majalla" w:cs="Sakkal Majalla" w:hint="cs"/>
-          <w:sz w:val="54"/>
-          <w:szCs w:val="54"/>
-          <w:rtl/>
-        </w:rPr>
-        <w:t xml:space="preserve">أحيانًا </w:t>
-      </w:r>
-      <w:r>
-        <w:rPr>
-          <w:rFonts w:ascii="Sakkal Majalla" w:hAnsi="Sakkal Majalla" w:cs="Sakkal Majalla" w:hint="cs"/>
-          <w:sz w:val="54"/>
-          <w:szCs w:val="54"/>
-          <w:rtl/>
-        </w:rPr>
-        <w:t xml:space="preserve">أيضًا </w:t>
-      </w:r>
-      <w:r>
-        <w:rPr>
-          <w:rFonts w:ascii="Sakkal Majalla" w:hAnsi="Sakkal Majalla" w:cs="Sakkal Majalla" w:hint="cs"/>
-          <w:sz w:val="54"/>
-          <w:szCs w:val="54"/>
-          <w:rtl/>
-        </w:rPr>
-        <w:t>نحن نحصل على استجابة سريعة: "</w:t>
-      </w:r>
-      <w:r>
-        <w:rPr>
-          <w:rFonts w:ascii="Sakkal Majalla" w:hAnsi="Sakkal Majalla" w:cs="Sakkal Majalla"/>
-          <w:sz w:val="54"/>
-          <w:szCs w:val="54"/>
-          <w:rtl/>
-        </w:rPr>
-        <w:t>فِي يَوْمَ دَعَوْتُكَ أَجَبْتَنِي</w:t>
-      </w:r>
-      <w:r>
-        <w:rPr>
-          <w:rFonts w:ascii="Sakkal Majalla" w:hAnsi="Sakkal Majalla" w:cs="Sakkal Majalla" w:hint="cs"/>
-          <w:sz w:val="54"/>
-          <w:szCs w:val="54"/>
-          <w:rtl/>
-        </w:rPr>
-        <w:t>" (مزمور 138: 3). وبينما كانت الكنيسة واقفة على باب الله مصلية من أجل إطلاق سراح بطرس، كان بطرس واقفًا على بابها، ليقول لهم بأن صلواتهم قد استُجيبت.</w:t>
+          <w:sz w:val="28"/>
+          <w:szCs w:val="28"/>
+          <w:rtl/>
+          <w:lang w:bidi="ar-AE"/>
+        </w:rPr>
+        <w:t>"</w:t>
+      </w:r>
+      <w:r>
+        <w:rPr>
+          <w:rFonts w:hint="cs"/>
+          <w:sz w:val="28"/>
+          <w:szCs w:val="28"/>
+          <w:rtl/>
+        </w:rPr>
+        <w:t xml:space="preserve"> </w:t>
+      </w:r>
+      <w:r>
+        <w:rPr>
+          <w:rFonts w:ascii="Sakkal Majalla" w:hAnsi="Sakkal Majalla" w:cs="Sakkal Majalla" w:hint="cs"/>
+          <w:sz w:val="28"/>
+          <w:szCs w:val="28"/>
+          <w:rtl/>
+          <w:lang w:bidi="ar-AE"/>
+        </w:rPr>
+        <w:t>فَلَمَّا</w:t>
+      </w:r>
+      <w:r>
+        <w:rPr>
+          <w:rFonts w:ascii="Sakkal Majalla" w:hAnsi="Sakkal Majalla" w:cs="Sakkal Majalla"/>
+          <w:sz w:val="28"/>
+          <w:szCs w:val="28"/>
+          <w:rtl/>
+          <w:lang w:bidi="ar-AE"/>
+        </w:rPr>
+        <w:t xml:space="preserve"> </w:t>
+      </w:r>
+      <w:r>
+        <w:rPr>
+          <w:rFonts w:ascii="Sakkal Majalla" w:hAnsi="Sakkal Majalla" w:cs="Sakkal Majalla" w:hint="cs"/>
+          <w:sz w:val="28"/>
+          <w:szCs w:val="28"/>
+          <w:rtl/>
+          <w:lang w:bidi="ar-AE"/>
+        </w:rPr>
+        <w:t>اعْتَمَدَ</w:t>
+      </w:r>
+      <w:r>
+        <w:rPr>
+          <w:rFonts w:ascii="Sakkal Majalla" w:hAnsi="Sakkal Majalla" w:cs="Sakkal Majalla"/>
+          <w:sz w:val="28"/>
+          <w:szCs w:val="28"/>
+          <w:rtl/>
+          <w:lang w:bidi="ar-AE"/>
+        </w:rPr>
+        <w:t xml:space="preserve"> </w:t>
+      </w:r>
+      <w:r>
+        <w:rPr>
+          <w:rFonts w:ascii="Sakkal Majalla" w:hAnsi="Sakkal Majalla" w:cs="Sakkal Majalla" w:hint="cs"/>
+          <w:sz w:val="28"/>
+          <w:szCs w:val="28"/>
+          <w:rtl/>
+          <w:lang w:bidi="ar-AE"/>
+        </w:rPr>
+        <w:t>يَسُوعُ</w:t>
+      </w:r>
+      <w:r>
+        <w:rPr>
+          <w:rFonts w:ascii="Sakkal Majalla" w:hAnsi="Sakkal Majalla" w:cs="Sakkal Majalla"/>
+          <w:sz w:val="28"/>
+          <w:szCs w:val="28"/>
+          <w:rtl/>
+          <w:lang w:bidi="ar-AE"/>
+        </w:rPr>
+        <w:t xml:space="preserve"> </w:t>
+      </w:r>
+      <w:r>
+        <w:rPr>
+          <w:rFonts w:ascii="Sakkal Majalla" w:hAnsi="Sakkal Majalla" w:cs="Sakkal Majalla" w:hint="cs"/>
+          <w:sz w:val="28"/>
+          <w:szCs w:val="28"/>
+          <w:rtl/>
+          <w:lang w:bidi="ar-AE"/>
+        </w:rPr>
+        <w:t>صَعِدَ</w:t>
+      </w:r>
+      <w:r>
+        <w:rPr>
+          <w:rFonts w:ascii="Sakkal Majalla" w:hAnsi="Sakkal Majalla" w:cs="Sakkal Majalla"/>
+          <w:sz w:val="28"/>
+          <w:szCs w:val="28"/>
+          <w:rtl/>
+          <w:lang w:bidi="ar-AE"/>
+        </w:rPr>
+        <w:t xml:space="preserve"> </w:t>
+      </w:r>
+      <w:r>
+        <w:rPr>
+          <w:rFonts w:ascii="Sakkal Majalla" w:hAnsi="Sakkal Majalla" w:cs="Sakkal Majalla" w:hint="cs"/>
+          <w:sz w:val="28"/>
+          <w:szCs w:val="28"/>
+          <w:rtl/>
+          <w:lang w:bidi="ar-AE"/>
+        </w:rPr>
+        <w:t>لِلْوَقْتِ</w:t>
+      </w:r>
+      <w:r>
+        <w:rPr>
+          <w:rFonts w:ascii="Sakkal Majalla" w:hAnsi="Sakkal Majalla" w:cs="Sakkal Majalla"/>
+          <w:sz w:val="28"/>
+          <w:szCs w:val="28"/>
+          <w:rtl/>
+          <w:lang w:bidi="ar-AE"/>
+        </w:rPr>
+        <w:t xml:space="preserve"> </w:t>
+      </w:r>
+      <w:r>
+        <w:rPr>
+          <w:rFonts w:ascii="Sakkal Majalla" w:hAnsi="Sakkal Majalla" w:cs="Sakkal Majalla" w:hint="cs"/>
+          <w:sz w:val="28"/>
+          <w:szCs w:val="28"/>
+          <w:rtl/>
+          <w:lang w:bidi="ar-AE"/>
+        </w:rPr>
+        <w:t>مِنَ</w:t>
+      </w:r>
+      <w:r>
+        <w:rPr>
+          <w:rFonts w:ascii="Sakkal Majalla" w:hAnsi="Sakkal Majalla" w:cs="Sakkal Majalla"/>
+          <w:sz w:val="28"/>
+          <w:szCs w:val="28"/>
+          <w:rtl/>
+          <w:lang w:bidi="ar-AE"/>
+        </w:rPr>
+        <w:t xml:space="preserve"> </w:t>
+      </w:r>
+      <w:r>
+        <w:rPr>
+          <w:rFonts w:ascii="Sakkal Majalla" w:hAnsi="Sakkal Majalla" w:cs="Sakkal Majalla" w:hint="cs"/>
+          <w:sz w:val="28"/>
+          <w:szCs w:val="28"/>
+          <w:rtl/>
+          <w:lang w:bidi="ar-AE"/>
+        </w:rPr>
+        <w:t>الْمَاءِ،</w:t>
+      </w:r>
+      <w:r>
+        <w:rPr>
+          <w:rFonts w:ascii="Sakkal Majalla" w:hAnsi="Sakkal Majalla" w:cs="Sakkal Majalla"/>
+          <w:sz w:val="28"/>
+          <w:szCs w:val="28"/>
+          <w:rtl/>
+          <w:lang w:bidi="ar-AE"/>
+        </w:rPr>
+        <w:t xml:space="preserve"> </w:t>
+      </w:r>
+      <w:r>
+        <w:rPr>
+          <w:rFonts w:ascii="Sakkal Majalla" w:hAnsi="Sakkal Majalla" w:cs="Sakkal Majalla" w:hint="cs"/>
+          <w:sz w:val="28"/>
+          <w:szCs w:val="28"/>
+          <w:rtl/>
+          <w:lang w:bidi="ar-AE"/>
+        </w:rPr>
+        <w:t>وَإِذَا</w:t>
+      </w:r>
+      <w:r>
+        <w:rPr>
+          <w:rFonts w:ascii="Sakkal Majalla" w:hAnsi="Sakkal Majalla" w:cs="Sakkal Majalla"/>
+          <w:sz w:val="28"/>
+          <w:szCs w:val="28"/>
+          <w:rtl/>
+          <w:lang w:bidi="ar-AE"/>
+        </w:rPr>
+        <w:t xml:space="preserve"> </w:t>
+      </w:r>
+      <w:r>
+        <w:rPr>
+          <w:rFonts w:ascii="Sakkal Majalla" w:hAnsi="Sakkal Majalla" w:cs="Sakkal Majalla" w:hint="cs"/>
+          <w:sz w:val="28"/>
+          <w:szCs w:val="28"/>
+          <w:rtl/>
+          <w:lang w:bidi="ar-AE"/>
+        </w:rPr>
+        <w:t>قَدِ</w:t>
+      </w:r>
+      <w:r>
+        <w:rPr>
+          <w:rFonts w:ascii="Sakkal Majalla" w:hAnsi="Sakkal Majalla" w:cs="Sakkal Majalla"/>
+          <w:sz w:val="28"/>
+          <w:szCs w:val="28"/>
+          <w:rtl/>
+          <w:lang w:bidi="ar-AE"/>
+        </w:rPr>
+        <w:t xml:space="preserve"> </w:t>
+      </w:r>
+      <w:r>
+        <w:rPr>
+          <w:rFonts w:ascii="Sakkal Majalla" w:hAnsi="Sakkal Majalla" w:cs="Sakkal Majalla" w:hint="cs"/>
+          <w:sz w:val="28"/>
+          <w:szCs w:val="28"/>
+          <w:rtl/>
+          <w:lang w:bidi="ar-AE"/>
+        </w:rPr>
+        <w:t>انْفَتَحَتْ</w:t>
+      </w:r>
+      <w:r>
+        <w:rPr>
+          <w:rFonts w:ascii="Sakkal Majalla" w:hAnsi="Sakkal Majalla" w:cs="Sakkal Majalla"/>
+          <w:sz w:val="28"/>
+          <w:szCs w:val="28"/>
+          <w:rtl/>
+          <w:lang w:bidi="ar-AE"/>
+        </w:rPr>
+        <w:t xml:space="preserve"> </w:t>
+      </w:r>
+      <w:r>
+        <w:rPr>
+          <w:rFonts w:ascii="Sakkal Majalla" w:hAnsi="Sakkal Majalla" w:cs="Sakkal Majalla" w:hint="cs"/>
+          <w:sz w:val="28"/>
+          <w:szCs w:val="28"/>
+          <w:rtl/>
+          <w:lang w:bidi="ar-AE"/>
+        </w:rPr>
+        <w:t>لَهُ،</w:t>
+      </w:r>
+      <w:r>
+        <w:rPr>
+          <w:rFonts w:ascii="Sakkal Majalla" w:hAnsi="Sakkal Majalla" w:cs="Sakkal Majalla"/>
+          <w:sz w:val="28"/>
+          <w:szCs w:val="28"/>
+          <w:rtl/>
+          <w:lang w:bidi="ar-AE"/>
+        </w:rPr>
+        <w:t xml:space="preserve"> </w:t>
+      </w:r>
+      <w:r>
+        <w:rPr>
+          <w:rFonts w:ascii="Sakkal Majalla" w:hAnsi="Sakkal Majalla" w:cs="Sakkal Majalla" w:hint="cs"/>
+          <w:sz w:val="28"/>
+          <w:szCs w:val="28"/>
+          <w:rtl/>
+          <w:lang w:bidi="ar-AE"/>
+        </w:rPr>
+        <w:t>فَرَأَى</w:t>
+      </w:r>
+      <w:r>
+        <w:rPr>
+          <w:rFonts w:ascii="Sakkal Majalla" w:hAnsi="Sakkal Majalla" w:cs="Sakkal Majalla"/>
+          <w:sz w:val="28"/>
+          <w:szCs w:val="28"/>
+          <w:rtl/>
+          <w:lang w:bidi="ar-AE"/>
+        </w:rPr>
+        <w:t xml:space="preserve"> </w:t>
+      </w:r>
+      <w:r>
+        <w:rPr>
+          <w:rFonts w:ascii="Sakkal Majalla" w:hAnsi="Sakkal Majalla" w:cs="Sakkal Majalla" w:hint="cs"/>
+          <w:sz w:val="28"/>
+          <w:szCs w:val="28"/>
+          <w:rtl/>
+          <w:lang w:bidi="ar-AE"/>
+        </w:rPr>
+        <w:t>رُوحَ</w:t>
+      </w:r>
+      <w:r>
+        <w:rPr>
+          <w:rFonts w:ascii="Sakkal Majalla" w:hAnsi="Sakkal Majalla" w:cs="Sakkal Majalla"/>
+          <w:sz w:val="28"/>
+          <w:szCs w:val="28"/>
+          <w:rtl/>
+          <w:lang w:bidi="ar-AE"/>
+        </w:rPr>
+        <w:t xml:space="preserve"> </w:t>
+      </w:r>
+      <w:r>
+        <w:rPr>
+          <w:rFonts w:ascii="Sakkal Majalla" w:hAnsi="Sakkal Majalla" w:cs="Sakkal Majalla" w:hint="cs"/>
+          <w:sz w:val="28"/>
+          <w:szCs w:val="28"/>
+          <w:rtl/>
+          <w:lang w:bidi="ar-AE"/>
+        </w:rPr>
+        <w:t>اللهِ</w:t>
+      </w:r>
+      <w:r>
+        <w:rPr>
+          <w:rFonts w:ascii="Sakkal Majalla" w:hAnsi="Sakkal Majalla" w:cs="Sakkal Majalla"/>
+          <w:sz w:val="28"/>
+          <w:szCs w:val="28"/>
+          <w:rtl/>
+          <w:lang w:bidi="ar-AE"/>
+        </w:rPr>
+        <w:t xml:space="preserve"> </w:t>
+      </w:r>
+      <w:r>
+        <w:rPr>
+          <w:rFonts w:ascii="Sakkal Majalla" w:hAnsi="Sakkal Majalla" w:cs="Sakkal Majalla" w:hint="cs"/>
+          <w:sz w:val="28"/>
+          <w:szCs w:val="28"/>
+          <w:rtl/>
+          <w:lang w:bidi="ar-AE"/>
+        </w:rPr>
+        <w:t>نَازِلاً</w:t>
+      </w:r>
+      <w:r>
+        <w:rPr>
+          <w:rFonts w:ascii="Sakkal Majalla" w:hAnsi="Sakkal Majalla" w:cs="Sakkal Majalla"/>
+          <w:sz w:val="28"/>
+          <w:szCs w:val="28"/>
+          <w:rtl/>
+          <w:lang w:bidi="ar-AE"/>
+        </w:rPr>
+        <w:t xml:space="preserve"> </w:t>
+      </w:r>
+      <w:r>
+        <w:rPr>
+          <w:rFonts w:ascii="Sakkal Majalla" w:hAnsi="Sakkal Majalla" w:cs="Sakkal Majalla" w:hint="cs"/>
+          <w:sz w:val="28"/>
+          <w:szCs w:val="28"/>
+          <w:rtl/>
+          <w:lang w:bidi="ar-AE"/>
+        </w:rPr>
+        <w:t>مِثْلَ</w:t>
+      </w:r>
+      <w:r>
+        <w:rPr>
+          <w:rFonts w:ascii="Sakkal Majalla" w:hAnsi="Sakkal Majalla" w:cs="Sakkal Majalla"/>
+          <w:sz w:val="28"/>
+          <w:szCs w:val="28"/>
+          <w:rtl/>
+          <w:lang w:bidi="ar-AE"/>
+        </w:rPr>
+        <w:t xml:space="preserve"> </w:t>
+      </w:r>
+      <w:r>
+        <w:rPr>
+          <w:rFonts w:ascii="Sakkal Majalla" w:hAnsi="Sakkal Majalla" w:cs="Sakkal Majalla" w:hint="cs"/>
+          <w:sz w:val="28"/>
+          <w:szCs w:val="28"/>
+          <w:rtl/>
+          <w:lang w:bidi="ar-AE"/>
+        </w:rPr>
+        <w:t>حَمَامَةٍ</w:t>
+      </w:r>
+      <w:r>
+        <w:rPr>
+          <w:rFonts w:ascii="Sakkal Majalla" w:hAnsi="Sakkal Majalla" w:cs="Sakkal Majalla"/>
+          <w:sz w:val="28"/>
+          <w:szCs w:val="28"/>
+          <w:rtl/>
+          <w:lang w:bidi="ar-AE"/>
+        </w:rPr>
+        <w:t xml:space="preserve"> </w:t>
+      </w:r>
+      <w:r>
+        <w:rPr>
+          <w:rFonts w:ascii="Sakkal Majalla" w:hAnsi="Sakkal Majalla" w:cs="Sakkal Majalla" w:hint="cs"/>
+          <w:sz w:val="28"/>
+          <w:szCs w:val="28"/>
+          <w:rtl/>
+          <w:lang w:bidi="ar-AE"/>
+        </w:rPr>
+        <w:t>وَآتِيًا</w:t>
+      </w:r>
+      <w:r>
+        <w:rPr>
+          <w:rFonts w:ascii="Sakkal Majalla" w:hAnsi="Sakkal Majalla" w:cs="Sakkal Majalla"/>
+          <w:sz w:val="28"/>
+          <w:szCs w:val="28"/>
+          <w:rtl/>
+          <w:lang w:bidi="ar-AE"/>
+        </w:rPr>
+        <w:t xml:space="preserve"> </w:t>
+      </w:r>
+      <w:r>
+        <w:rPr>
+          <w:rFonts w:ascii="Sakkal Majalla" w:hAnsi="Sakkal Majalla" w:cs="Sakkal Majalla" w:hint="cs"/>
+          <w:sz w:val="28"/>
+          <w:szCs w:val="28"/>
+          <w:rtl/>
+          <w:lang w:bidi="ar-AE"/>
+        </w:rPr>
+        <w:t>عَلَيْهِ، وَصَوْتٌ</w:t>
+      </w:r>
+      <w:r>
+        <w:rPr>
+          <w:rFonts w:ascii="Sakkal Majalla" w:hAnsi="Sakkal Majalla" w:cs="Sakkal Majalla"/>
+          <w:sz w:val="28"/>
+          <w:szCs w:val="28"/>
+          <w:rtl/>
+          <w:lang w:bidi="ar-AE"/>
+        </w:rPr>
+        <w:t xml:space="preserve"> </w:t>
+      </w:r>
+      <w:r>
+        <w:rPr>
+          <w:rFonts w:ascii="Sakkal Majalla" w:hAnsi="Sakkal Majalla" w:cs="Sakkal Majalla" w:hint="cs"/>
+          <w:sz w:val="28"/>
+          <w:szCs w:val="28"/>
+          <w:rtl/>
+          <w:lang w:bidi="ar-AE"/>
+        </w:rPr>
+        <w:t>مِنَ</w:t>
+      </w:r>
+      <w:r>
+        <w:rPr>
+          <w:rFonts w:ascii="Sakkal Majalla" w:hAnsi="Sakkal Majalla" w:cs="Sakkal Majalla" w:hint="cs"/>
+          <w:sz w:val="28"/>
+          <w:szCs w:val="28"/>
+          <w:rtl/>
+          <w:lang w:bidi="ar-AE"/>
+        </w:rPr>
+        <w:t xml:space="preserve"> السما</w:t>
+      </w:r>
+      <w:r>
+        <w:rPr>
+          <w:rFonts w:ascii="Sakkal Majalla" w:hAnsi="Sakkal Majalla" w:cs="Sakkal Majalla" w:hint="cs"/>
+          <w:sz w:val="28"/>
+          <w:szCs w:val="28"/>
+          <w:rtl/>
+          <w:lang w:bidi="ar-AE"/>
+        </w:rPr>
+        <w:t xml:space="preserve">وات </w:t>
+      </w:r>
+      <w:proofErr w:type="gramStart"/>
+      <w:r>
+        <w:rPr>
+          <w:rFonts w:ascii="Sakkal Majalla" w:hAnsi="Sakkal Majalla" w:cs="Sakkal Majalla" w:hint="cs"/>
+          <w:sz w:val="28"/>
+          <w:szCs w:val="28"/>
+          <w:rtl/>
+          <w:lang w:bidi="ar-AE"/>
+        </w:rPr>
+        <w:t>قَائِلاً</w:t>
+      </w:r>
+      <w:r>
+        <w:rPr>
+          <w:rFonts w:ascii="Sakkal Majalla" w:hAnsi="Sakkal Majalla" w:cs="Sakkal Majalla"/>
+          <w:sz w:val="28"/>
+          <w:szCs w:val="28"/>
+          <w:rtl/>
+          <w:lang w:bidi="ar-AE"/>
+        </w:rPr>
+        <w:t>:«</w:t>
+      </w:r>
+      <w:proofErr w:type="gramEnd"/>
+      <w:r>
+        <w:rPr>
+          <w:rFonts w:ascii="Sakkal Majalla" w:hAnsi="Sakkal Majalla" w:cs="Sakkal Majalla"/>
+          <w:sz w:val="28"/>
+          <w:szCs w:val="28"/>
+          <w:rtl/>
+          <w:lang w:bidi="ar-AE"/>
+        </w:rPr>
+        <w:t xml:space="preserve"> </w:t>
+      </w:r>
+      <w:r>
+        <w:rPr>
+          <w:rFonts w:ascii="Sakkal Majalla" w:hAnsi="Sakkal Majalla" w:cs="Sakkal Majalla" w:hint="cs"/>
+          <w:sz w:val="28"/>
+          <w:szCs w:val="28"/>
+          <w:rtl/>
+          <w:lang w:bidi="ar-AE"/>
+        </w:rPr>
+        <w:t>هذَا</w:t>
+      </w:r>
+      <w:r>
+        <w:rPr>
+          <w:rFonts w:ascii="Sakkal Majalla" w:hAnsi="Sakkal Majalla" w:cs="Sakkal Majalla"/>
+          <w:sz w:val="28"/>
+          <w:szCs w:val="28"/>
+          <w:rtl/>
+          <w:lang w:bidi="ar-AE"/>
+        </w:rPr>
+        <w:t xml:space="preserve"> </w:t>
+      </w:r>
+      <w:r>
+        <w:rPr>
+          <w:rFonts w:ascii="Sakkal Majalla" w:hAnsi="Sakkal Majalla" w:cs="Sakkal Majalla" w:hint="cs"/>
+          <w:sz w:val="28"/>
+          <w:szCs w:val="28"/>
+          <w:rtl/>
+          <w:lang w:bidi="ar-AE"/>
+        </w:rPr>
+        <w:t>هُوَ</w:t>
+      </w:r>
+      <w:r>
+        <w:rPr>
+          <w:rFonts w:ascii="Sakkal Majalla" w:hAnsi="Sakkal Majalla" w:cs="Sakkal Majalla"/>
+          <w:sz w:val="28"/>
+          <w:szCs w:val="28"/>
+          <w:rtl/>
+          <w:lang w:bidi="ar-AE"/>
+        </w:rPr>
+        <w:t xml:space="preserve"> </w:t>
+      </w:r>
+      <w:r>
+        <w:rPr>
+          <w:rFonts w:ascii="Sakkal Majalla" w:hAnsi="Sakkal Majalla" w:cs="Sakkal Majalla" w:hint="cs"/>
+          <w:sz w:val="28"/>
+          <w:szCs w:val="28"/>
+          <w:rtl/>
+          <w:lang w:bidi="ar-AE"/>
+        </w:rPr>
+        <w:t>ابْني</w:t>
+      </w:r>
+      <w:r>
+        <w:rPr>
+          <w:rFonts w:ascii="Sakkal Majalla" w:hAnsi="Sakkal Majalla" w:cs="Sakkal Majalla"/>
+          <w:sz w:val="28"/>
+          <w:szCs w:val="28"/>
+          <w:rtl/>
+          <w:lang w:bidi="ar-AE"/>
+        </w:rPr>
+        <w:t xml:space="preserve"> </w:t>
+      </w:r>
+      <w:r>
+        <w:rPr>
+          <w:rFonts w:ascii="Sakkal Majalla" w:hAnsi="Sakkal Majalla" w:cs="Sakkal Majalla" w:hint="cs"/>
+          <w:sz w:val="28"/>
+          <w:szCs w:val="28"/>
+          <w:rtl/>
+          <w:lang w:bidi="ar-AE"/>
+        </w:rPr>
+        <w:t>الْحَبِيبُ</w:t>
+      </w:r>
+      <w:r>
+        <w:rPr>
+          <w:rFonts w:ascii="Sakkal Majalla" w:hAnsi="Sakkal Majalla" w:cs="Sakkal Majalla"/>
+          <w:sz w:val="28"/>
+          <w:szCs w:val="28"/>
+          <w:rtl/>
+          <w:lang w:bidi="ar-AE"/>
+        </w:rPr>
+        <w:t xml:space="preserve"> </w:t>
+      </w:r>
+      <w:r>
+        <w:rPr>
+          <w:rFonts w:ascii="Sakkal Majalla" w:hAnsi="Sakkal Majalla" w:cs="Sakkal Majalla" w:hint="cs"/>
+          <w:sz w:val="28"/>
+          <w:szCs w:val="28"/>
+          <w:rtl/>
+          <w:lang w:bidi="ar-AE"/>
+        </w:rPr>
+        <w:t>الَّذِي</w:t>
+      </w:r>
+      <w:r>
+        <w:rPr>
+          <w:rFonts w:ascii="Sakkal Majalla" w:hAnsi="Sakkal Majalla" w:cs="Sakkal Majalla"/>
+          <w:sz w:val="28"/>
+          <w:szCs w:val="28"/>
+          <w:rtl/>
+          <w:lang w:bidi="ar-AE"/>
+        </w:rPr>
+        <w:t xml:space="preserve"> </w:t>
+      </w:r>
+      <w:r>
+        <w:rPr>
+          <w:rFonts w:ascii="Sakkal Majalla" w:hAnsi="Sakkal Majalla" w:cs="Sakkal Majalla" w:hint="cs"/>
+          <w:sz w:val="28"/>
+          <w:szCs w:val="28"/>
+          <w:rtl/>
+          <w:lang w:bidi="ar-AE"/>
+        </w:rPr>
+        <w:t>بِهِ</w:t>
+      </w:r>
+      <w:r>
+        <w:rPr>
+          <w:rFonts w:ascii="Sakkal Majalla" w:hAnsi="Sakkal Majalla" w:cs="Sakkal Majalla"/>
+          <w:sz w:val="28"/>
+          <w:szCs w:val="28"/>
+          <w:rtl/>
+          <w:lang w:bidi="ar-AE"/>
+        </w:rPr>
+        <w:t xml:space="preserve"> </w:t>
+      </w:r>
+      <w:r>
+        <w:rPr>
+          <w:rFonts w:ascii="Sakkal Majalla" w:hAnsi="Sakkal Majalla" w:cs="Sakkal Majalla" w:hint="cs"/>
+          <w:sz w:val="28"/>
+          <w:szCs w:val="28"/>
+          <w:rtl/>
+          <w:lang w:bidi="ar-AE"/>
+        </w:rPr>
+        <w:t>سُرِرْتُ</w:t>
+      </w:r>
+      <w:r>
+        <w:rPr>
+          <w:rFonts w:ascii="Sakkal Majalla" w:hAnsi="Sakkal Majalla" w:cs="Sakkal Majalla" w:hint="eastAsia"/>
+          <w:sz w:val="28"/>
+          <w:szCs w:val="28"/>
+          <w:rtl/>
+          <w:lang w:bidi="ar-AE"/>
+        </w:rPr>
+        <w:t>»</w:t>
+      </w:r>
+      <w:r>
+        <w:rPr>
+          <w:rFonts w:ascii="Sakkal Majalla" w:hAnsi="Sakkal Majalla" w:cs="Sakkal Majalla"/>
+          <w:sz w:val="28"/>
+          <w:szCs w:val="28"/>
+          <w:rtl/>
+          <w:lang w:bidi="ar-AE"/>
+        </w:rPr>
+        <w:t>.</w:t>
+      </w:r>
+      <w:r>
+        <w:rPr>
+          <w:rFonts w:ascii="Sakkal Majalla" w:hAnsi="Sakkal Majalla" w:cs="Sakkal Majalla" w:hint="cs"/>
+          <w:sz w:val="28"/>
+          <w:szCs w:val="28"/>
+          <w:rtl/>
+          <w:lang w:bidi="ar-AE"/>
+        </w:rPr>
+        <w:t xml:space="preserve">" (متى 3: 16، 17). يا له من مشهد ويا له من فكر لقلوبنا! كل </w:t>
+      </w:r>
+      <w:r>
+        <w:rPr>
+          <w:rFonts w:ascii="Sakkal Majalla" w:hAnsi="Sakkal Majalla" w:cs="Sakkal Majalla" w:hint="cs"/>
+          <w:sz w:val="28"/>
+          <w:szCs w:val="28"/>
+          <w:rtl/>
+          <w:lang w:bidi="ar-AE"/>
+        </w:rPr>
+        <w:t>السماوات</w:t>
+      </w:r>
+      <w:r>
+        <w:rPr>
+          <w:rFonts w:ascii="Sakkal Majalla" w:hAnsi="Sakkal Majalla" w:cs="Sakkal Majalla" w:hint="cs"/>
+          <w:sz w:val="28"/>
+          <w:szCs w:val="28"/>
+          <w:rtl/>
+          <w:lang w:bidi="ar-AE"/>
+        </w:rPr>
+        <w:t xml:space="preserve"> انفتحت على إنسان على الأرض، وسُمع صوت الآب معبّرًا عن منتهى ابتهاج قلبه به! فلِمن سبق وانفتحت السماء من قبل على هذا النحو! لمَن كان</w:t>
+      </w:r>
+      <w:r>
+        <w:rPr>
+          <w:rFonts w:ascii="Sakkal Majalla" w:hAnsi="Sakkal Majalla" w:cs="Sakkal Majalla" w:hint="cs"/>
+          <w:sz w:val="28"/>
+          <w:szCs w:val="28"/>
+          <w:rtl/>
+          <w:lang w:bidi="ar-AE"/>
+        </w:rPr>
+        <w:t xml:space="preserve"> بمقدور</w:t>
+      </w:r>
+      <w:r>
+        <w:rPr>
+          <w:rFonts w:ascii="Sakkal Majalla" w:hAnsi="Sakkal Majalla" w:cs="Sakkal Majalla" w:hint="cs"/>
+          <w:sz w:val="28"/>
+          <w:szCs w:val="28"/>
+          <w:rtl/>
+          <w:lang w:bidi="ar-AE"/>
+        </w:rPr>
+        <w:t xml:space="preserve"> الآب </w:t>
+      </w:r>
+      <w:r>
+        <w:rPr>
+          <w:rFonts w:ascii="Sakkal Majalla" w:hAnsi="Sakkal Majalla" w:cs="Sakkal Majalla" w:hint="cs"/>
+          <w:sz w:val="28"/>
+          <w:szCs w:val="28"/>
+          <w:rtl/>
+          <w:lang w:bidi="ar-AE"/>
+        </w:rPr>
+        <w:t>أن</w:t>
+      </w:r>
+      <w:r>
+        <w:rPr>
+          <w:rFonts w:ascii="Sakkal Majalla" w:hAnsi="Sakkal Majalla" w:cs="Sakkal Majalla" w:hint="cs"/>
+          <w:sz w:val="28"/>
+          <w:szCs w:val="28"/>
+          <w:rtl/>
+          <w:lang w:bidi="ar-AE"/>
+        </w:rPr>
+        <w:t xml:space="preserve"> </w:t>
+      </w:r>
+      <w:r>
+        <w:rPr>
+          <w:rFonts w:ascii="Sakkal Majalla" w:hAnsi="Sakkal Majalla" w:cs="Sakkal Majalla" w:hint="cs"/>
+          <w:sz w:val="28"/>
+          <w:szCs w:val="28"/>
+          <w:rtl/>
+          <w:lang w:bidi="ar-AE"/>
+        </w:rPr>
+        <w:t>ي</w:t>
+      </w:r>
+      <w:r>
+        <w:rPr>
+          <w:rFonts w:ascii="Sakkal Majalla" w:hAnsi="Sakkal Majalla" w:cs="Sakkal Majalla" w:hint="cs"/>
+          <w:sz w:val="28"/>
+          <w:szCs w:val="28"/>
+          <w:rtl/>
+          <w:lang w:bidi="ar-AE"/>
+        </w:rPr>
+        <w:t>شهد بمثل هذه الشهادة؟</w:t>
       </w:r>
     </w:p>
     <w:p>
       <w:pPr>
-        <w:bidi/>
         <w:jc w:val="both"/>
         <w:rPr>
           <w:rFonts w:ascii="Sakkal Majalla" w:hAnsi="Sakkal Majalla" w:cs="Sakkal Majalla"/>
-          <w:sz w:val="54"/>
-          <w:szCs w:val="54"/>
-          <w:rtl/>
+          <w:sz w:val="28"/>
+          <w:szCs w:val="28"/>
+          <w:rtl/>
+          <w:lang w:bidi="ar-AE"/>
         </w:rPr>
       </w:pPr>
       <w:r>
         <w:rPr>
           <w:rFonts w:ascii="Sakkal Majalla" w:hAnsi="Sakkal Majalla" w:cs="Sakkal Majalla" w:hint="cs"/>
-          <w:sz w:val="54"/>
-          <w:szCs w:val="54"/>
-          <w:rtl/>
-        </w:rPr>
-        <w:t xml:space="preserve">أفكار منتخبة من </w:t>
+          <w:sz w:val="28"/>
+          <w:szCs w:val="28"/>
+          <w:rtl/>
+          <w:lang w:bidi="ar-AE"/>
+        </w:rPr>
+        <w:t xml:space="preserve">لقد عبّر الله مرارًا في الكتاب المقدس عن مسرته بقديسين معيّنين (إن فكّرنا </w:t>
       </w:r>
       <w:proofErr w:type="spellStart"/>
       <w:r>
         <w:rPr>
           <w:rFonts w:ascii="Sakkal Majalla" w:hAnsi="Sakkal Majalla" w:cs="Sakkal Majalla" w:hint="cs"/>
-          <w:sz w:val="54"/>
-          <w:szCs w:val="54"/>
-          <w:rtl/>
-        </w:rPr>
-        <w:t>هملتون</w:t>
+          <w:sz w:val="28"/>
+          <w:szCs w:val="28"/>
+          <w:rtl/>
+          <w:lang w:bidi="ar-AE"/>
+        </w:rPr>
+        <w:t>بأخنوخ</w:t>
       </w:r>
       <w:proofErr w:type="spellEnd"/>
       <w:r>
         <w:rPr>
           <w:rFonts w:ascii="Sakkal Majalla" w:hAnsi="Sakkal Majalla" w:cs="Sakkal Majalla" w:hint="cs"/>
-          <w:sz w:val="54"/>
-          <w:szCs w:val="54"/>
-          <w:rtl/>
-        </w:rPr>
-        <w:t xml:space="preserve"> سميث.</w:t>
+          <w:sz w:val="28"/>
+          <w:szCs w:val="28"/>
+          <w:rtl/>
+          <w:lang w:bidi="ar-AE"/>
+        </w:rPr>
+        <w:t xml:space="preserve"> الذي أرضى الله؛ عبرانيين 11: 5، أو بداود والذي وصفه الرب بأنه "رجل بحسب قلبه"؛ (أعمال الرسل 13: 22)؛ ولكن لم يسبق الله أن رأى كمالاً من قبل، إلى أن تنازل الابن ليسلك على الأرض. فيه رأى الآب ما منح قلبه فرحًا، رضًى وراحة كاملة </w:t>
+      </w:r>
+      <w:r>
+        <w:rPr>
+          <w:rFonts w:ascii="Sakkal Majalla" w:hAnsi="Sakkal Majalla" w:cs="Sakkal Majalla"/>
+          <w:sz w:val="28"/>
+          <w:szCs w:val="28"/>
+          <w:rtl/>
+          <w:lang w:bidi="ar-AE"/>
+        </w:rPr>
+        <w:t>–</w:t>
+      </w:r>
+      <w:r>
+        <w:rPr>
+          <w:rFonts w:ascii="Sakkal Majalla" w:hAnsi="Sakkal Majalla" w:cs="Sakkal Majalla" w:hint="cs"/>
+          <w:sz w:val="28"/>
+          <w:szCs w:val="28"/>
+          <w:rtl/>
+          <w:lang w:bidi="ar-AE"/>
+        </w:rPr>
+        <w:t xml:space="preserve"> ولقد تبرهنت الاعتمادية الكاملة، </w:t>
+      </w:r>
+      <w:r>
+        <w:rPr>
+          <w:rFonts w:ascii="Sakkal Majalla" w:hAnsi="Sakkal Majalla" w:cs="Sakkal Majalla" w:hint="cs"/>
+          <w:sz w:val="28"/>
+          <w:szCs w:val="28"/>
+          <w:rtl/>
+          <w:lang w:bidi="ar-AE"/>
+        </w:rPr>
+        <w:t>والطاعة ابتدأت مسلكها، والتي حتى بصليب الجلجثة لم تتوقف</w:t>
+      </w:r>
+      <w:r>
+        <w:rPr>
+          <w:rFonts w:ascii="Sakkal Majalla" w:hAnsi="Sakkal Majalla" w:cs="Sakkal Majalla" w:hint="cs"/>
+          <w:sz w:val="28"/>
+          <w:szCs w:val="28"/>
+          <w:rtl/>
+          <w:lang w:bidi="ar-AE"/>
+        </w:rPr>
+        <w:t>. ونتذكر قول الملائكة في ليلة تجسده العجيبة: "</w:t>
+      </w:r>
+      <w:r>
+        <w:rPr>
+          <w:sz w:val="28"/>
+          <w:szCs w:val="28"/>
+          <w:rtl/>
+        </w:rPr>
+        <w:t xml:space="preserve"> </w:t>
+      </w:r>
+      <w:r>
+        <w:rPr>
+          <w:rFonts w:ascii="Sakkal Majalla" w:hAnsi="Sakkal Majalla" w:cs="Sakkal Majalla"/>
+          <w:sz w:val="28"/>
+          <w:szCs w:val="28"/>
+          <w:rtl/>
+          <w:lang w:bidi="ar-AE"/>
+        </w:rPr>
+        <w:t>«</w:t>
+      </w:r>
+      <w:r>
+        <w:rPr>
+          <w:rFonts w:ascii="Sakkal Majalla" w:hAnsi="Sakkal Majalla" w:cs="Sakkal Majalla" w:hint="cs"/>
+          <w:sz w:val="28"/>
+          <w:szCs w:val="28"/>
+          <w:rtl/>
+          <w:lang w:bidi="ar-AE"/>
+        </w:rPr>
+        <w:t>الْمَجْدُ</w:t>
+      </w:r>
+      <w:r>
+        <w:rPr>
+          <w:rFonts w:ascii="Sakkal Majalla" w:hAnsi="Sakkal Majalla" w:cs="Sakkal Majalla"/>
+          <w:sz w:val="28"/>
+          <w:szCs w:val="28"/>
+          <w:rtl/>
+          <w:lang w:bidi="ar-AE"/>
+        </w:rPr>
+        <w:t xml:space="preserve"> </w:t>
+      </w:r>
+      <w:r>
+        <w:rPr>
+          <w:rFonts w:ascii="Sakkal Majalla" w:hAnsi="Sakkal Majalla" w:cs="Sakkal Majalla" w:hint="cs"/>
+          <w:sz w:val="28"/>
+          <w:szCs w:val="28"/>
+          <w:rtl/>
+          <w:lang w:bidi="ar-AE"/>
+        </w:rPr>
+        <w:t>للهِ</w:t>
+      </w:r>
+      <w:r>
+        <w:rPr>
+          <w:rFonts w:ascii="Sakkal Majalla" w:hAnsi="Sakkal Majalla" w:cs="Sakkal Majalla"/>
+          <w:sz w:val="28"/>
+          <w:szCs w:val="28"/>
+          <w:rtl/>
+          <w:lang w:bidi="ar-AE"/>
+        </w:rPr>
+        <w:t xml:space="preserve"> </w:t>
+      </w:r>
+      <w:r>
+        <w:rPr>
+          <w:rFonts w:ascii="Sakkal Majalla" w:hAnsi="Sakkal Majalla" w:cs="Sakkal Majalla" w:hint="cs"/>
+          <w:sz w:val="28"/>
+          <w:szCs w:val="28"/>
+          <w:rtl/>
+          <w:lang w:bidi="ar-AE"/>
+        </w:rPr>
+        <w:t>فِي</w:t>
+      </w:r>
+      <w:r>
+        <w:rPr>
+          <w:rFonts w:ascii="Sakkal Majalla" w:hAnsi="Sakkal Majalla" w:cs="Sakkal Majalla"/>
+          <w:sz w:val="28"/>
+          <w:szCs w:val="28"/>
+          <w:rtl/>
+          <w:lang w:bidi="ar-AE"/>
+        </w:rPr>
+        <w:t xml:space="preserve"> </w:t>
+      </w:r>
+      <w:r>
+        <w:rPr>
+          <w:rFonts w:ascii="Sakkal Majalla" w:hAnsi="Sakkal Majalla" w:cs="Sakkal Majalla" w:hint="cs"/>
+          <w:sz w:val="28"/>
+          <w:szCs w:val="28"/>
+          <w:rtl/>
+          <w:lang w:bidi="ar-AE"/>
+        </w:rPr>
+        <w:t>الأَعَالِي،</w:t>
+      </w:r>
+      <w:r>
+        <w:rPr>
+          <w:rFonts w:ascii="Sakkal Majalla" w:hAnsi="Sakkal Majalla" w:cs="Sakkal Majalla"/>
+          <w:sz w:val="28"/>
+          <w:szCs w:val="28"/>
+          <w:rtl/>
+          <w:lang w:bidi="ar-AE"/>
+        </w:rPr>
+        <w:t xml:space="preserve"> </w:t>
+      </w:r>
+      <w:r>
+        <w:rPr>
+          <w:rFonts w:ascii="Sakkal Majalla" w:hAnsi="Sakkal Majalla" w:cs="Sakkal Majalla" w:hint="cs"/>
+          <w:sz w:val="28"/>
+          <w:szCs w:val="28"/>
+          <w:rtl/>
+          <w:lang w:bidi="ar-AE"/>
+        </w:rPr>
+        <w:t>وَعَلَى</w:t>
+      </w:r>
+      <w:r>
+        <w:rPr>
+          <w:rFonts w:ascii="Sakkal Majalla" w:hAnsi="Sakkal Majalla" w:cs="Sakkal Majalla"/>
+          <w:sz w:val="28"/>
+          <w:szCs w:val="28"/>
+          <w:rtl/>
+          <w:lang w:bidi="ar-AE"/>
+        </w:rPr>
+        <w:t xml:space="preserve"> </w:t>
+      </w:r>
+      <w:r>
+        <w:rPr>
+          <w:rFonts w:ascii="Sakkal Majalla" w:hAnsi="Sakkal Majalla" w:cs="Sakkal Majalla" w:hint="cs"/>
+          <w:sz w:val="28"/>
+          <w:szCs w:val="28"/>
+          <w:rtl/>
+          <w:lang w:bidi="ar-AE"/>
+        </w:rPr>
+        <w:t>الأَرْضِ</w:t>
+      </w:r>
+      <w:r>
+        <w:rPr>
+          <w:rFonts w:ascii="Sakkal Majalla" w:hAnsi="Sakkal Majalla" w:cs="Sakkal Majalla"/>
+          <w:sz w:val="28"/>
+          <w:szCs w:val="28"/>
+          <w:rtl/>
+          <w:lang w:bidi="ar-AE"/>
+        </w:rPr>
+        <w:t xml:space="preserve"> </w:t>
+      </w:r>
+      <w:r>
+        <w:rPr>
+          <w:rFonts w:ascii="Sakkal Majalla" w:hAnsi="Sakkal Majalla" w:cs="Sakkal Majalla" w:hint="cs"/>
+          <w:sz w:val="28"/>
+          <w:szCs w:val="28"/>
+          <w:rtl/>
+          <w:lang w:bidi="ar-AE"/>
+        </w:rPr>
+        <w:t>السَّلاَمُ،</w:t>
+      </w:r>
+      <w:r>
+        <w:rPr>
+          <w:rFonts w:ascii="Sakkal Majalla" w:hAnsi="Sakkal Majalla" w:cs="Sakkal Majalla"/>
+          <w:sz w:val="28"/>
+          <w:szCs w:val="28"/>
+          <w:rtl/>
+          <w:lang w:bidi="ar-AE"/>
+        </w:rPr>
+        <w:t xml:space="preserve"> </w:t>
+      </w:r>
+      <w:r>
+        <w:rPr>
+          <w:rFonts w:ascii="Sakkal Majalla" w:hAnsi="Sakkal Majalla" w:cs="Sakkal Majalla" w:hint="cs"/>
+          <w:sz w:val="28"/>
+          <w:szCs w:val="28"/>
+          <w:rtl/>
+          <w:lang w:bidi="ar-AE"/>
+        </w:rPr>
+        <w:t>وَبِالنَّاسِ</w:t>
+      </w:r>
+      <w:r>
+        <w:rPr>
+          <w:rFonts w:ascii="Sakkal Majalla" w:hAnsi="Sakkal Majalla" w:cs="Sakkal Majalla"/>
+          <w:sz w:val="28"/>
+          <w:szCs w:val="28"/>
+          <w:rtl/>
+          <w:lang w:bidi="ar-AE"/>
+        </w:rPr>
+        <w:t xml:space="preserve"> </w:t>
+      </w:r>
+      <w:r>
+        <w:rPr>
+          <w:rFonts w:ascii="Sakkal Majalla" w:hAnsi="Sakkal Majalla" w:cs="Sakkal Majalla" w:hint="cs"/>
+          <w:sz w:val="28"/>
+          <w:szCs w:val="28"/>
+          <w:rtl/>
+          <w:lang w:bidi="ar-AE"/>
+        </w:rPr>
+        <w:t>الْمَسَرَّةُ</w:t>
+      </w:r>
+      <w:r>
+        <w:rPr>
+          <w:rFonts w:ascii="Sakkal Majalla" w:hAnsi="Sakkal Majalla" w:cs="Sakkal Majalla" w:hint="eastAsia"/>
+          <w:sz w:val="28"/>
+          <w:szCs w:val="28"/>
+          <w:rtl/>
+          <w:lang w:bidi="ar-AE"/>
+        </w:rPr>
+        <w:t>»</w:t>
+      </w:r>
+      <w:r>
+        <w:rPr>
+          <w:rFonts w:ascii="Sakkal Majalla" w:hAnsi="Sakkal Majalla" w:cs="Sakkal Majalla"/>
+          <w:sz w:val="28"/>
+          <w:szCs w:val="28"/>
+          <w:rtl/>
+          <w:lang w:bidi="ar-AE"/>
+        </w:rPr>
+        <w:t>.</w:t>
+      </w:r>
+      <w:r>
+        <w:rPr>
+          <w:rFonts w:ascii="Sakkal Majalla" w:hAnsi="Sakkal Majalla" w:cs="Sakkal Majalla" w:hint="cs"/>
+          <w:sz w:val="28"/>
+          <w:szCs w:val="28"/>
+          <w:rtl/>
+          <w:lang w:bidi="ar-AE"/>
+        </w:rPr>
+        <w:t xml:space="preserve">" (لوقا 2: 14). هذه هي بعض النتائج لمجيء هذا الطفل الصغير العجيب إلى هذا العالم: الله تمجد وسيتمجد أيضًا؛ فالسلام سيبقى على الأرض (إن هذا لا زال مؤجلاً بسبب رفض المسيح؛ متى 10: 34)؛ ومسرة الله </w:t>
+      </w:r>
+      <w:r>
+        <w:rPr>
+          <w:rFonts w:ascii="Sakkal Majalla" w:hAnsi="Sakkal Majalla" w:cs="Sakkal Majalla" w:hint="cs"/>
+          <w:sz w:val="28"/>
+          <w:szCs w:val="28"/>
+          <w:rtl/>
+          <w:lang w:bidi="ar-AE"/>
+        </w:rPr>
+        <w:lastRenderedPageBreak/>
+        <w:t xml:space="preserve">بالإنسان التي تحطمت بالسقوط في الخطية، ستتجدد ثانية. ولكن حينما كان الرب يسوع على الأرض، رأى الله شخصًا استطاع أن يجد مسرته فيه </w:t>
+      </w:r>
+      <w:r>
+        <w:rPr>
+          <w:rFonts w:ascii="Sakkal Majalla" w:hAnsi="Sakkal Majalla" w:cs="Sakkal Majalla"/>
+          <w:sz w:val="28"/>
+          <w:szCs w:val="28"/>
+          <w:rtl/>
+          <w:lang w:bidi="ar-AE"/>
+        </w:rPr>
+        <w:t>–</w:t>
+      </w:r>
+      <w:r>
+        <w:rPr>
+          <w:rFonts w:ascii="Sakkal Majalla" w:hAnsi="Sakkal Majalla" w:cs="Sakkal Majalla" w:hint="cs"/>
+          <w:sz w:val="28"/>
+          <w:szCs w:val="28"/>
+          <w:rtl/>
+          <w:lang w:bidi="ar-AE"/>
+        </w:rPr>
+        <w:t xml:space="preserve"> إن</w:t>
+      </w:r>
+      <w:r>
+        <w:rPr>
+          <w:rFonts w:ascii="Sakkal Majalla" w:hAnsi="Sakkal Majalla" w:cs="Sakkal Majalla" w:hint="cs"/>
+          <w:sz w:val="28"/>
+          <w:szCs w:val="28"/>
+          <w:rtl/>
+          <w:lang w:bidi="ar-AE"/>
+        </w:rPr>
+        <w:t>ها</w:t>
+      </w:r>
+      <w:r>
+        <w:rPr>
+          <w:rFonts w:ascii="Sakkal Majalla" w:hAnsi="Sakkal Majalla" w:cs="Sakkal Majalla" w:hint="cs"/>
+          <w:sz w:val="28"/>
+          <w:szCs w:val="28"/>
+          <w:rtl/>
+          <w:lang w:bidi="ar-AE"/>
+        </w:rPr>
+        <w:t xml:space="preserve"> مسرة كان يتوقعها؛ هكذا يمكننا أيضًا أن نعبّر عنها: "لقد رضيت رضًى كاملاً". يا له من رد لكل مَن يود أن يحط من مجد ذلك الشخص، </w:t>
+      </w:r>
+      <w:r>
+        <w:rPr>
+          <w:rFonts w:ascii="Sakkal Majalla" w:hAnsi="Sakkal Majalla" w:cs="Sakkal Majalla" w:hint="cs"/>
+          <w:sz w:val="28"/>
+          <w:szCs w:val="28"/>
+          <w:rtl/>
+          <w:lang w:bidi="ar-AE"/>
+        </w:rPr>
+        <w:t xml:space="preserve">في أنه يدّعي بأن الرب يسوع كان منذ أيام حياته حاملاً للخطايا. إن حمل الخطايا نتيجته استياء الله </w:t>
+      </w:r>
+      <w:r>
+        <w:rPr>
+          <w:rFonts w:ascii="Sakkal Majalla" w:hAnsi="Sakkal Majalla" w:cs="Sakkal Majalla"/>
+          <w:sz w:val="28"/>
+          <w:szCs w:val="28"/>
+          <w:rtl/>
+          <w:lang w:bidi="ar-AE"/>
+        </w:rPr>
+        <w:t>–</w:t>
+      </w:r>
+      <w:r>
+        <w:rPr>
+          <w:rFonts w:ascii="Sakkal Majalla" w:hAnsi="Sakkal Majalla" w:cs="Sakkal Majalla" w:hint="cs"/>
+          <w:sz w:val="28"/>
+          <w:szCs w:val="28"/>
+          <w:rtl/>
+          <w:lang w:bidi="ar-AE"/>
+        </w:rPr>
+        <w:t xml:space="preserve"> هذا يمكننا أن نراه في أقصى جدية له على الصليب. يا له من تحوّل طرأ هناك مع يسوع المبارك! لم تكن سم</w:t>
+      </w:r>
+      <w:r>
+        <w:rPr>
+          <w:rFonts w:ascii="Sakkal Majalla" w:hAnsi="Sakkal Majalla" w:cs="Sakkal Majalla" w:hint="cs"/>
+          <w:sz w:val="28"/>
+          <w:szCs w:val="28"/>
+          <w:rtl/>
+          <w:lang w:bidi="ar-AE"/>
+        </w:rPr>
+        <w:t>ا</w:t>
+      </w:r>
+      <w:r>
+        <w:rPr>
+          <w:rFonts w:ascii="Sakkal Majalla" w:hAnsi="Sakkal Majalla" w:cs="Sakkal Majalla" w:hint="cs"/>
+          <w:sz w:val="28"/>
+          <w:szCs w:val="28"/>
+          <w:rtl/>
+          <w:lang w:bidi="ar-AE"/>
+        </w:rPr>
+        <w:t>وات مفتوحة ولا صوت من الآب، وإنما ثلاث ساعات (بالنسبة لنا) حالكة الظلام والترك من الله. هو صرخ في النهار ولم يجد استجابة، وفي الليل ولم يكن له هدوء (مزمور 22: 3). هو كان وحيدًا، متروكًا، لأنه حمل خطايا. لكن حمل الخطايا لا نراه لا في الأردن ولا في أي مكان آخر أثناء مسيره، إلى أن وصل إلى الصليب؛ فهناك وهناك فقط كان تع</w:t>
+      </w:r>
+      <w:r>
+        <w:rPr>
+          <w:rFonts w:ascii="Sakkal Majalla" w:hAnsi="Sakkal Majalla" w:cs="Sakkal Majalla" w:hint="cs"/>
+          <w:sz w:val="28"/>
+          <w:szCs w:val="28"/>
+          <w:rtl/>
+          <w:lang w:bidi="ar-AE"/>
+        </w:rPr>
+        <w:t>ا</w:t>
+      </w:r>
+      <w:r>
+        <w:rPr>
+          <w:rFonts w:ascii="Sakkal Majalla" w:hAnsi="Sakkal Majalla" w:cs="Sakkal Majalla" w:hint="cs"/>
+          <w:sz w:val="28"/>
+          <w:szCs w:val="28"/>
+          <w:rtl/>
+          <w:lang w:bidi="ar-AE"/>
+        </w:rPr>
+        <w:t>مله مع الخطية؛ فهناك تألم لأجل خطايانا.</w:t>
       </w:r>
     </w:p>
     <w:p>
       <w:pPr>
-        <w:bidi/>
+        <w:jc w:val="both"/>
+        <w:rPr>
+          <w:rFonts w:ascii="Sakkal Majalla" w:hAnsi="Sakkal Majalla" w:cs="Sakkal Majalla"/>
+          <w:sz w:val="28"/>
+          <w:szCs w:val="28"/>
+          <w:rtl/>
+          <w:lang w:bidi="ar-AE"/>
+        </w:rPr>
+      </w:pPr>
+      <w:r>
+        <w:rPr>
+          <w:rFonts w:ascii="Sakkal Majalla" w:hAnsi="Sakkal Majalla" w:cs="Sakkal Majalla" w:hint="cs"/>
+          <w:sz w:val="28"/>
+          <w:szCs w:val="28"/>
+          <w:rtl/>
+          <w:lang w:bidi="ar-AE"/>
+        </w:rPr>
+        <w:t>لكن في هذا الحدث الذي نتأمل فيه هنا، لا نرى فقط مسرة الآب به</w:t>
+      </w:r>
+      <w:r>
+        <w:rPr>
+          <w:rFonts w:ascii="Sakkal Majalla" w:hAnsi="Sakkal Majalla" w:cs="Sakkal Majalla" w:hint="cs"/>
+          <w:sz w:val="28"/>
+          <w:szCs w:val="28"/>
+          <w:rtl/>
+          <w:lang w:bidi="ar-AE"/>
+        </w:rPr>
+        <w:t xml:space="preserve"> مستنيرة، وإنما وُجدت هناك أيضًا المسحة بالروح القدس. إن قربان التقدمة في العهد القديم كان ملتوتًا بزيت، والفطير ال</w:t>
+      </w:r>
+      <w:r>
+        <w:rPr>
+          <w:rFonts w:ascii="Sakkal Majalla" w:hAnsi="Sakkal Majalla" w:cs="Sakkal Majalla" w:hint="cs"/>
+          <w:sz w:val="28"/>
+          <w:szCs w:val="28"/>
+          <w:rtl/>
+          <w:lang w:bidi="ar-AE"/>
+        </w:rPr>
+        <w:t>ذ</w:t>
+      </w:r>
+      <w:r>
+        <w:rPr>
+          <w:rFonts w:ascii="Sakkal Majalla" w:hAnsi="Sakkal Majalla" w:cs="Sakkal Majalla" w:hint="cs"/>
+          <w:sz w:val="28"/>
+          <w:szCs w:val="28"/>
+          <w:rtl/>
+          <w:lang w:bidi="ar-AE"/>
+        </w:rPr>
+        <w:t>ي بلا خمير كان مدهون</w:t>
+      </w:r>
+      <w:r>
+        <w:rPr>
+          <w:rFonts w:ascii="Sakkal Majalla" w:hAnsi="Sakkal Majalla" w:cs="Sakkal Majalla" w:hint="cs"/>
+          <w:sz w:val="28"/>
+          <w:szCs w:val="28"/>
+          <w:rtl/>
+          <w:lang w:bidi="ar-AE"/>
+        </w:rPr>
+        <w:t>ًا</w:t>
+      </w:r>
+      <w:r>
+        <w:rPr>
+          <w:rFonts w:ascii="Sakkal Majalla" w:hAnsi="Sakkal Majalla" w:cs="Sakkal Majalla" w:hint="cs"/>
+          <w:sz w:val="28"/>
+          <w:szCs w:val="28"/>
+          <w:rtl/>
+          <w:lang w:bidi="ar-AE"/>
+        </w:rPr>
+        <w:t xml:space="preserve"> بالزيت (لاويين 2)؛ إنه مثال عن المسيح، الذي وُلد بقوة الروح القدس (لوقا 1: 35)، ومُسح كإنسان على الأرض بالروح القدس، كما نجد ذلك هنا. فلم يكن ينبغي عليه أن ينتظر إلى أن يكتمل عمله، قبل أن ينزل عليه الروح القدس (هارون، في لاويين 8 هو مثال للمسيح، دُهن بالزيت قبل ذبح القرابين الحيوانية </w:t>
+      </w:r>
+      <w:r>
+        <w:rPr>
+          <w:rFonts w:ascii="Sakkal Majalla" w:hAnsi="Sakkal Majalla" w:cs="Sakkal Majalla"/>
+          <w:sz w:val="28"/>
+          <w:szCs w:val="28"/>
+          <w:rtl/>
+          <w:lang w:bidi="ar-AE"/>
+        </w:rPr>
+        <w:t>–</w:t>
+      </w:r>
+      <w:r>
+        <w:rPr>
+          <w:rFonts w:ascii="Sakkal Majalla" w:hAnsi="Sakkal Majalla" w:cs="Sakkal Majalla" w:hint="cs"/>
+          <w:sz w:val="28"/>
+          <w:szCs w:val="28"/>
+          <w:rtl/>
+          <w:lang w:bidi="ar-AE"/>
+        </w:rPr>
+        <w:t xml:space="preserve"> وبنيه من بعده؛ لاويين 8: 10 </w:t>
+      </w:r>
+      <w:r>
+        <w:rPr>
+          <w:rFonts w:ascii="Sakkal Majalla" w:hAnsi="Sakkal Majalla" w:cs="Sakkal Majalla"/>
+          <w:sz w:val="28"/>
+          <w:szCs w:val="28"/>
+          <w:rtl/>
+          <w:lang w:bidi="ar-AE"/>
+        </w:rPr>
+        <w:t>–</w:t>
+      </w:r>
+      <w:r>
+        <w:rPr>
+          <w:rFonts w:ascii="Sakkal Majalla" w:hAnsi="Sakkal Majalla" w:cs="Sakkal Majalla" w:hint="cs"/>
+          <w:sz w:val="28"/>
+          <w:szCs w:val="28"/>
+          <w:rtl/>
+          <w:lang w:bidi="ar-AE"/>
+        </w:rPr>
+        <w:t xml:space="preserve"> 12، 30). لقد اعتُرف به كابن، والروح حلّ عليه لأجل كمال شخصه والمسرة الإلهية به. والأمر يختلف معنا نحن تمامًا: نحن انتقلنا بالنعمة إلى مقامنا كأبناء ويُعترف بنا بهذه الصفة، والروح أُعطيَ لنا ختمًا لارتباطنا (غلاطية 4)؛ لكن الأساس فهو عمل المسيح الكامل. إن عطية </w:t>
+      </w:r>
+      <w:r>
+        <w:rPr>
+          <w:rFonts w:ascii="Sakkal Majalla" w:hAnsi="Sakkal Majalla" w:cs="Sakkal Majalla" w:hint="cs"/>
+          <w:sz w:val="28"/>
+          <w:szCs w:val="28"/>
+          <w:rtl/>
+          <w:lang w:bidi="ar-AE"/>
+        </w:rPr>
+        <w:t>الروح للقديسين هي التعبير عن المسرة الإلهية بالمسيح وبعمله.</w:t>
+      </w:r>
+    </w:p>
+    <w:p>
+      <w:pPr>
+        <w:jc w:val="both"/>
+        <w:rPr>
+          <w:rFonts w:ascii="Sakkal Majalla" w:hAnsi="Sakkal Majalla" w:cs="Sakkal Majalla"/>
+          <w:sz w:val="28"/>
+          <w:szCs w:val="28"/>
+          <w:rtl/>
+          <w:lang w:bidi="ar-AE"/>
+        </w:rPr>
+      </w:pPr>
+      <w:r>
+        <w:rPr>
+          <w:rFonts w:ascii="Sakkal Majalla" w:hAnsi="Sakkal Majalla" w:cs="Sakkal Majalla" w:hint="cs"/>
+          <w:sz w:val="28"/>
+          <w:szCs w:val="28"/>
+          <w:rtl/>
+          <w:lang w:bidi="ar-AE"/>
+        </w:rPr>
+        <w:t>في رجم استيفانوس لدينا مشهد كامل آخر. في ذلك نحن نرى شخصًا قدّم شهادة أمينة عن المسيح، متشاركًا في رفض وآلام سيده شاربًا من كأسه. لقد سبق وحذّر الرب تلاميذه من مثل</w:t>
+      </w:r>
+      <w:r>
+        <w:rPr>
+          <w:rFonts w:ascii="Sakkal Majalla" w:hAnsi="Sakkal Majalla" w:cs="Sakkal Majalla" w:hint="cs"/>
+          <w:sz w:val="28"/>
+          <w:szCs w:val="28"/>
+          <w:rtl/>
+          <w:lang w:bidi="ar-AE"/>
+        </w:rPr>
+        <w:t xml:space="preserve"> هذه</w:t>
+      </w:r>
+      <w:r>
+        <w:rPr>
+          <w:rFonts w:ascii="Sakkal Majalla" w:hAnsi="Sakkal Majalla" w:cs="Sakkal Majalla" w:hint="cs"/>
+          <w:sz w:val="28"/>
+          <w:szCs w:val="28"/>
+          <w:rtl/>
+          <w:lang w:bidi="ar-AE"/>
+        </w:rPr>
+        <w:t xml:space="preserve"> </w:t>
+      </w:r>
+      <w:r>
+        <w:rPr>
+          <w:rFonts w:ascii="Sakkal Majalla" w:hAnsi="Sakkal Majalla" w:cs="Sakkal Majalla" w:hint="cs"/>
+          <w:sz w:val="28"/>
+          <w:szCs w:val="28"/>
+          <w:rtl/>
+          <w:lang w:bidi="ar-AE"/>
+        </w:rPr>
+        <w:t>المعاملة</w:t>
+      </w:r>
+      <w:r>
+        <w:rPr>
+          <w:rFonts w:ascii="Sakkal Majalla" w:hAnsi="Sakkal Majalla" w:cs="Sakkal Majalla" w:hint="cs"/>
+          <w:sz w:val="28"/>
+          <w:szCs w:val="28"/>
+          <w:rtl/>
+          <w:lang w:bidi="ar-AE"/>
+        </w:rPr>
+        <w:t>: "</w:t>
+      </w:r>
+      <w:r>
+        <w:rPr>
+          <w:rFonts w:hint="cs"/>
+          <w:sz w:val="28"/>
+          <w:szCs w:val="28"/>
+          <w:rtl/>
+        </w:rPr>
+        <w:t xml:space="preserve"> </w:t>
+      </w:r>
+      <w:r>
+        <w:rPr>
+          <w:rFonts w:ascii="Sakkal Majalla" w:hAnsi="Sakkal Majalla" w:cs="Sakkal Majalla" w:hint="cs"/>
+          <w:sz w:val="28"/>
+          <w:szCs w:val="28"/>
+          <w:rtl/>
+          <w:lang w:bidi="ar-AE"/>
+        </w:rPr>
+        <w:t>سَيُخْرِجُونَكُمْ</w:t>
+      </w:r>
+      <w:r>
+        <w:rPr>
+          <w:rFonts w:ascii="Sakkal Majalla" w:hAnsi="Sakkal Majalla" w:cs="Sakkal Majalla"/>
+          <w:sz w:val="28"/>
+          <w:szCs w:val="28"/>
+          <w:rtl/>
+          <w:lang w:bidi="ar-AE"/>
+        </w:rPr>
+        <w:t xml:space="preserve"> </w:t>
+      </w:r>
+      <w:r>
+        <w:rPr>
+          <w:rFonts w:ascii="Sakkal Majalla" w:hAnsi="Sakkal Majalla" w:cs="Sakkal Majalla" w:hint="cs"/>
+          <w:sz w:val="28"/>
+          <w:szCs w:val="28"/>
+          <w:rtl/>
+          <w:lang w:bidi="ar-AE"/>
+        </w:rPr>
+        <w:t>مِنَ</w:t>
+      </w:r>
+      <w:r>
+        <w:rPr>
+          <w:rFonts w:ascii="Sakkal Majalla" w:hAnsi="Sakkal Majalla" w:cs="Sakkal Majalla"/>
+          <w:sz w:val="28"/>
+          <w:szCs w:val="28"/>
+          <w:rtl/>
+          <w:lang w:bidi="ar-AE"/>
+        </w:rPr>
+        <w:t xml:space="preserve"> </w:t>
+      </w:r>
+      <w:r>
+        <w:rPr>
+          <w:rFonts w:ascii="Sakkal Majalla" w:hAnsi="Sakkal Majalla" w:cs="Sakkal Majalla" w:hint="cs"/>
+          <w:sz w:val="28"/>
+          <w:szCs w:val="28"/>
+          <w:rtl/>
+          <w:lang w:bidi="ar-AE"/>
+        </w:rPr>
+        <w:t>الْمَجَامِعِ،</w:t>
+      </w:r>
+      <w:r>
+        <w:rPr>
+          <w:rFonts w:ascii="Sakkal Majalla" w:hAnsi="Sakkal Majalla" w:cs="Sakkal Majalla"/>
+          <w:sz w:val="28"/>
+          <w:szCs w:val="28"/>
+          <w:rtl/>
+          <w:lang w:bidi="ar-AE"/>
+        </w:rPr>
+        <w:t xml:space="preserve"> </w:t>
+      </w:r>
+      <w:r>
+        <w:rPr>
+          <w:rFonts w:ascii="Sakkal Majalla" w:hAnsi="Sakkal Majalla" w:cs="Sakkal Majalla" w:hint="cs"/>
+          <w:sz w:val="28"/>
+          <w:szCs w:val="28"/>
+          <w:rtl/>
+          <w:lang w:bidi="ar-AE"/>
+        </w:rPr>
+        <w:t>بَلْ</w:t>
+      </w:r>
+      <w:r>
+        <w:rPr>
+          <w:rFonts w:ascii="Sakkal Majalla" w:hAnsi="Sakkal Majalla" w:cs="Sakkal Majalla"/>
+          <w:sz w:val="28"/>
+          <w:szCs w:val="28"/>
+          <w:rtl/>
+          <w:lang w:bidi="ar-AE"/>
+        </w:rPr>
+        <w:t xml:space="preserve"> </w:t>
+      </w:r>
+      <w:r>
+        <w:rPr>
+          <w:rFonts w:ascii="Sakkal Majalla" w:hAnsi="Sakkal Majalla" w:cs="Sakkal Majalla" w:hint="cs"/>
+          <w:sz w:val="28"/>
+          <w:szCs w:val="28"/>
+          <w:rtl/>
+          <w:lang w:bidi="ar-AE"/>
+        </w:rPr>
+        <w:t>تَأْتِي</w:t>
+      </w:r>
+      <w:r>
+        <w:rPr>
+          <w:rFonts w:ascii="Sakkal Majalla" w:hAnsi="Sakkal Majalla" w:cs="Sakkal Majalla"/>
+          <w:sz w:val="28"/>
+          <w:szCs w:val="28"/>
+          <w:rtl/>
+          <w:lang w:bidi="ar-AE"/>
+        </w:rPr>
+        <w:t xml:space="preserve"> </w:t>
+      </w:r>
+      <w:r>
+        <w:rPr>
+          <w:rFonts w:ascii="Sakkal Majalla" w:hAnsi="Sakkal Majalla" w:cs="Sakkal Majalla" w:hint="cs"/>
+          <w:sz w:val="28"/>
+          <w:szCs w:val="28"/>
+          <w:rtl/>
+          <w:lang w:bidi="ar-AE"/>
+        </w:rPr>
+        <w:t>سَاعَةٌ</w:t>
+      </w:r>
+      <w:r>
+        <w:rPr>
+          <w:rFonts w:ascii="Sakkal Majalla" w:hAnsi="Sakkal Majalla" w:cs="Sakkal Majalla"/>
+          <w:sz w:val="28"/>
+          <w:szCs w:val="28"/>
+          <w:rtl/>
+          <w:lang w:bidi="ar-AE"/>
+        </w:rPr>
+        <w:t xml:space="preserve"> </w:t>
+      </w:r>
+      <w:r>
+        <w:rPr>
+          <w:rFonts w:ascii="Sakkal Majalla" w:hAnsi="Sakkal Majalla" w:cs="Sakkal Majalla" w:hint="cs"/>
+          <w:sz w:val="28"/>
+          <w:szCs w:val="28"/>
+          <w:rtl/>
+          <w:lang w:bidi="ar-AE"/>
+        </w:rPr>
+        <w:t>فِيهَا</w:t>
+      </w:r>
+      <w:r>
+        <w:rPr>
+          <w:rFonts w:ascii="Sakkal Majalla" w:hAnsi="Sakkal Majalla" w:cs="Sakkal Majalla"/>
+          <w:sz w:val="28"/>
+          <w:szCs w:val="28"/>
+          <w:rtl/>
+          <w:lang w:bidi="ar-AE"/>
+        </w:rPr>
+        <w:t xml:space="preserve"> </w:t>
+      </w:r>
+      <w:r>
+        <w:rPr>
+          <w:rFonts w:ascii="Sakkal Majalla" w:hAnsi="Sakkal Majalla" w:cs="Sakkal Majalla" w:hint="cs"/>
+          <w:sz w:val="28"/>
+          <w:szCs w:val="28"/>
+          <w:rtl/>
+          <w:lang w:bidi="ar-AE"/>
+        </w:rPr>
+        <w:t>يَظُنُّ</w:t>
+      </w:r>
+      <w:r>
+        <w:rPr>
+          <w:rFonts w:ascii="Sakkal Majalla" w:hAnsi="Sakkal Majalla" w:cs="Sakkal Majalla"/>
+          <w:sz w:val="28"/>
+          <w:szCs w:val="28"/>
+          <w:rtl/>
+          <w:lang w:bidi="ar-AE"/>
+        </w:rPr>
+        <w:t xml:space="preserve"> </w:t>
+      </w:r>
+      <w:r>
+        <w:rPr>
+          <w:rFonts w:ascii="Sakkal Majalla" w:hAnsi="Sakkal Majalla" w:cs="Sakkal Majalla" w:hint="cs"/>
+          <w:sz w:val="28"/>
+          <w:szCs w:val="28"/>
+          <w:rtl/>
+          <w:lang w:bidi="ar-AE"/>
+        </w:rPr>
+        <w:t>كُلُّ</w:t>
+      </w:r>
+      <w:r>
+        <w:rPr>
+          <w:rFonts w:ascii="Sakkal Majalla" w:hAnsi="Sakkal Majalla" w:cs="Sakkal Majalla"/>
+          <w:sz w:val="28"/>
+          <w:szCs w:val="28"/>
+          <w:rtl/>
+          <w:lang w:bidi="ar-AE"/>
+        </w:rPr>
+        <w:t xml:space="preserve"> </w:t>
+      </w:r>
+      <w:r>
+        <w:rPr>
+          <w:rFonts w:ascii="Sakkal Majalla" w:hAnsi="Sakkal Majalla" w:cs="Sakkal Majalla" w:hint="cs"/>
+          <w:sz w:val="28"/>
+          <w:szCs w:val="28"/>
+          <w:rtl/>
+          <w:lang w:bidi="ar-AE"/>
+        </w:rPr>
+        <w:t>مَنْ</w:t>
+      </w:r>
+      <w:r>
+        <w:rPr>
+          <w:rFonts w:ascii="Sakkal Majalla" w:hAnsi="Sakkal Majalla" w:cs="Sakkal Majalla"/>
+          <w:sz w:val="28"/>
+          <w:szCs w:val="28"/>
+          <w:rtl/>
+          <w:lang w:bidi="ar-AE"/>
+        </w:rPr>
+        <w:t xml:space="preserve"> </w:t>
+      </w:r>
+      <w:r>
+        <w:rPr>
+          <w:rFonts w:ascii="Sakkal Majalla" w:hAnsi="Sakkal Majalla" w:cs="Sakkal Majalla" w:hint="cs"/>
+          <w:sz w:val="28"/>
+          <w:szCs w:val="28"/>
+          <w:rtl/>
+          <w:lang w:bidi="ar-AE"/>
+        </w:rPr>
+        <w:t>يَقْتُلُكُمْ</w:t>
+      </w:r>
+      <w:r>
+        <w:rPr>
+          <w:rFonts w:ascii="Sakkal Majalla" w:hAnsi="Sakkal Majalla" w:cs="Sakkal Majalla"/>
+          <w:sz w:val="28"/>
+          <w:szCs w:val="28"/>
+          <w:rtl/>
+          <w:lang w:bidi="ar-AE"/>
+        </w:rPr>
+        <w:t xml:space="preserve"> </w:t>
+      </w:r>
+      <w:r>
+        <w:rPr>
+          <w:rFonts w:ascii="Sakkal Majalla" w:hAnsi="Sakkal Majalla" w:cs="Sakkal Majalla" w:hint="cs"/>
+          <w:sz w:val="28"/>
+          <w:szCs w:val="28"/>
+          <w:rtl/>
+          <w:lang w:bidi="ar-AE"/>
+        </w:rPr>
+        <w:t>أَنَّهُ</w:t>
+      </w:r>
+      <w:r>
+        <w:rPr>
+          <w:rFonts w:ascii="Sakkal Majalla" w:hAnsi="Sakkal Majalla" w:cs="Sakkal Majalla"/>
+          <w:sz w:val="28"/>
+          <w:szCs w:val="28"/>
+          <w:rtl/>
+          <w:lang w:bidi="ar-AE"/>
+        </w:rPr>
+        <w:t xml:space="preserve"> </w:t>
+      </w:r>
+      <w:r>
+        <w:rPr>
+          <w:rFonts w:ascii="Sakkal Majalla" w:hAnsi="Sakkal Majalla" w:cs="Sakkal Majalla" w:hint="cs"/>
+          <w:sz w:val="28"/>
+          <w:szCs w:val="28"/>
+          <w:rtl/>
+          <w:lang w:bidi="ar-AE"/>
+        </w:rPr>
+        <w:t>يُقَدِّمُ</w:t>
+      </w:r>
+      <w:r>
+        <w:rPr>
+          <w:rFonts w:ascii="Sakkal Majalla" w:hAnsi="Sakkal Majalla" w:cs="Sakkal Majalla"/>
+          <w:sz w:val="28"/>
+          <w:szCs w:val="28"/>
+          <w:rtl/>
+          <w:lang w:bidi="ar-AE"/>
+        </w:rPr>
+        <w:t xml:space="preserve"> </w:t>
+      </w:r>
+      <w:r>
+        <w:rPr>
+          <w:rFonts w:ascii="Sakkal Majalla" w:hAnsi="Sakkal Majalla" w:cs="Sakkal Majalla" w:hint="cs"/>
+          <w:sz w:val="28"/>
+          <w:szCs w:val="28"/>
+          <w:rtl/>
+          <w:lang w:bidi="ar-AE"/>
+        </w:rPr>
+        <w:t>خِدْمَةً</w:t>
+      </w:r>
+      <w:r>
+        <w:rPr>
+          <w:rFonts w:ascii="Sakkal Majalla" w:hAnsi="Sakkal Majalla" w:cs="Sakkal Majalla"/>
+          <w:sz w:val="28"/>
+          <w:szCs w:val="28"/>
+          <w:rtl/>
+          <w:lang w:bidi="ar-AE"/>
+        </w:rPr>
+        <w:t xml:space="preserve"> ِ</w:t>
+      </w:r>
+      <w:r>
+        <w:rPr>
+          <w:rFonts w:ascii="Sakkal Majalla" w:hAnsi="Sakkal Majalla" w:cs="Sakkal Majalla" w:hint="cs"/>
+          <w:sz w:val="28"/>
+          <w:szCs w:val="28"/>
+          <w:rtl/>
+          <w:lang w:bidi="ar-AE"/>
+        </w:rPr>
+        <w:t>للهِ</w:t>
+      </w:r>
+      <w:r>
+        <w:rPr>
+          <w:rFonts w:ascii="Sakkal Majalla" w:hAnsi="Sakkal Majalla" w:cs="Sakkal Majalla"/>
+          <w:sz w:val="28"/>
+          <w:szCs w:val="28"/>
+          <w:rtl/>
+          <w:lang w:bidi="ar-AE"/>
+        </w:rPr>
+        <w:t xml:space="preserve">. </w:t>
+      </w:r>
+      <w:r>
+        <w:rPr>
+          <w:rFonts w:ascii="Sakkal Majalla" w:hAnsi="Sakkal Majalla" w:cs="Sakkal Majalla" w:hint="cs"/>
+          <w:sz w:val="28"/>
+          <w:szCs w:val="28"/>
+          <w:rtl/>
+          <w:lang w:bidi="ar-AE"/>
+        </w:rPr>
+        <w:t>وَسَيَفْعَلُونَ</w:t>
+      </w:r>
+      <w:r>
+        <w:rPr>
+          <w:rFonts w:ascii="Sakkal Majalla" w:hAnsi="Sakkal Majalla" w:cs="Sakkal Majalla"/>
+          <w:sz w:val="28"/>
+          <w:szCs w:val="28"/>
+          <w:rtl/>
+          <w:lang w:bidi="ar-AE"/>
+        </w:rPr>
+        <w:t xml:space="preserve"> </w:t>
+      </w:r>
+      <w:r>
+        <w:rPr>
+          <w:rFonts w:ascii="Sakkal Majalla" w:hAnsi="Sakkal Majalla" w:cs="Sakkal Majalla" w:hint="cs"/>
+          <w:sz w:val="28"/>
+          <w:szCs w:val="28"/>
+          <w:rtl/>
+          <w:lang w:bidi="ar-AE"/>
+        </w:rPr>
+        <w:t>هذَا</w:t>
+      </w:r>
+      <w:r>
+        <w:rPr>
+          <w:rFonts w:ascii="Sakkal Majalla" w:hAnsi="Sakkal Majalla" w:cs="Sakkal Majalla"/>
+          <w:sz w:val="28"/>
+          <w:szCs w:val="28"/>
+          <w:rtl/>
+          <w:lang w:bidi="ar-AE"/>
+        </w:rPr>
+        <w:t xml:space="preserve"> </w:t>
+      </w:r>
+      <w:r>
+        <w:rPr>
+          <w:rFonts w:ascii="Sakkal Majalla" w:hAnsi="Sakkal Majalla" w:cs="Sakkal Majalla" w:hint="cs"/>
+          <w:sz w:val="28"/>
+          <w:szCs w:val="28"/>
+          <w:rtl/>
+          <w:lang w:bidi="ar-AE"/>
+        </w:rPr>
+        <w:t>بِكُمْ</w:t>
+      </w:r>
+      <w:r>
+        <w:rPr>
+          <w:rFonts w:ascii="Sakkal Majalla" w:hAnsi="Sakkal Majalla" w:cs="Sakkal Majalla"/>
+          <w:sz w:val="28"/>
+          <w:szCs w:val="28"/>
+          <w:rtl/>
+          <w:lang w:bidi="ar-AE"/>
+        </w:rPr>
+        <w:t xml:space="preserve"> </w:t>
+      </w:r>
+      <w:r>
+        <w:rPr>
+          <w:rFonts w:ascii="Sakkal Majalla" w:hAnsi="Sakkal Majalla" w:cs="Sakkal Majalla" w:hint="cs"/>
+          <w:sz w:val="28"/>
+          <w:szCs w:val="28"/>
+          <w:rtl/>
+          <w:lang w:bidi="ar-AE"/>
+        </w:rPr>
+        <w:t>لأَنَّهُمْ</w:t>
+      </w:r>
+      <w:r>
+        <w:rPr>
+          <w:rFonts w:ascii="Sakkal Majalla" w:hAnsi="Sakkal Majalla" w:cs="Sakkal Majalla"/>
+          <w:sz w:val="28"/>
+          <w:szCs w:val="28"/>
+          <w:rtl/>
+          <w:lang w:bidi="ar-AE"/>
+        </w:rPr>
+        <w:t xml:space="preserve"> </w:t>
+      </w:r>
+      <w:r>
+        <w:rPr>
+          <w:rFonts w:ascii="Sakkal Majalla" w:hAnsi="Sakkal Majalla" w:cs="Sakkal Majalla" w:hint="cs"/>
+          <w:sz w:val="28"/>
+          <w:szCs w:val="28"/>
+          <w:rtl/>
+          <w:lang w:bidi="ar-AE"/>
+        </w:rPr>
+        <w:t>لَمْ</w:t>
+      </w:r>
+      <w:r>
+        <w:rPr>
+          <w:rFonts w:ascii="Sakkal Majalla" w:hAnsi="Sakkal Majalla" w:cs="Sakkal Majalla"/>
+          <w:sz w:val="28"/>
+          <w:szCs w:val="28"/>
+          <w:rtl/>
+          <w:lang w:bidi="ar-AE"/>
+        </w:rPr>
+        <w:t xml:space="preserve"> </w:t>
+      </w:r>
+      <w:r>
+        <w:rPr>
+          <w:rFonts w:ascii="Sakkal Majalla" w:hAnsi="Sakkal Majalla" w:cs="Sakkal Majalla" w:hint="cs"/>
+          <w:sz w:val="28"/>
+          <w:szCs w:val="28"/>
+          <w:rtl/>
+          <w:lang w:bidi="ar-AE"/>
+        </w:rPr>
+        <w:t>يَعْرِفُوا</w:t>
+      </w:r>
+      <w:r>
+        <w:rPr>
+          <w:rFonts w:ascii="Sakkal Majalla" w:hAnsi="Sakkal Majalla" w:cs="Sakkal Majalla"/>
+          <w:sz w:val="28"/>
+          <w:szCs w:val="28"/>
+          <w:rtl/>
+          <w:lang w:bidi="ar-AE"/>
+        </w:rPr>
+        <w:t xml:space="preserve"> </w:t>
+      </w:r>
+      <w:r>
+        <w:rPr>
+          <w:rFonts w:ascii="Sakkal Majalla" w:hAnsi="Sakkal Majalla" w:cs="Sakkal Majalla" w:hint="cs"/>
+          <w:sz w:val="28"/>
+          <w:szCs w:val="28"/>
+          <w:rtl/>
+          <w:lang w:bidi="ar-AE"/>
+        </w:rPr>
+        <w:t>الآبَ</w:t>
+      </w:r>
+      <w:r>
+        <w:rPr>
+          <w:rFonts w:ascii="Sakkal Majalla" w:hAnsi="Sakkal Majalla" w:cs="Sakkal Majalla"/>
+          <w:sz w:val="28"/>
+          <w:szCs w:val="28"/>
+          <w:rtl/>
+          <w:lang w:bidi="ar-AE"/>
+        </w:rPr>
+        <w:t xml:space="preserve"> </w:t>
+      </w:r>
+      <w:r>
+        <w:rPr>
+          <w:rFonts w:ascii="Sakkal Majalla" w:hAnsi="Sakkal Majalla" w:cs="Sakkal Majalla" w:hint="cs"/>
+          <w:sz w:val="28"/>
+          <w:szCs w:val="28"/>
+          <w:rtl/>
+          <w:lang w:bidi="ar-AE"/>
+        </w:rPr>
+        <w:t>وَلاَ</w:t>
+      </w:r>
+      <w:r>
+        <w:rPr>
+          <w:rFonts w:ascii="Sakkal Majalla" w:hAnsi="Sakkal Majalla" w:cs="Sakkal Majalla"/>
+          <w:sz w:val="28"/>
+          <w:szCs w:val="28"/>
+          <w:rtl/>
+          <w:lang w:bidi="ar-AE"/>
+        </w:rPr>
+        <w:t xml:space="preserve"> </w:t>
+      </w:r>
+      <w:r>
+        <w:rPr>
+          <w:rFonts w:ascii="Sakkal Majalla" w:hAnsi="Sakkal Majalla" w:cs="Sakkal Majalla" w:hint="cs"/>
+          <w:sz w:val="28"/>
+          <w:szCs w:val="28"/>
+          <w:rtl/>
+          <w:lang w:bidi="ar-AE"/>
+        </w:rPr>
+        <w:t>عَرَفُونِي</w:t>
+      </w:r>
+      <w:r>
+        <w:rPr>
+          <w:rFonts w:ascii="Sakkal Majalla" w:hAnsi="Sakkal Majalla" w:cs="Sakkal Majalla"/>
+          <w:sz w:val="28"/>
+          <w:szCs w:val="28"/>
+          <w:rtl/>
+          <w:lang w:bidi="ar-AE"/>
+        </w:rPr>
+        <w:t>.</w:t>
+      </w:r>
+      <w:r>
+        <w:rPr>
+          <w:rFonts w:ascii="Sakkal Majalla" w:hAnsi="Sakkal Majalla" w:cs="Sakkal Majalla" w:hint="cs"/>
+          <w:sz w:val="28"/>
+          <w:szCs w:val="28"/>
+          <w:rtl/>
+          <w:lang w:bidi="ar-AE"/>
+        </w:rPr>
+        <w:t xml:space="preserve">" (يوحنا 16: 2، 3). لكن استيفانوس تشدد بصورة عجيبة: وجهه أنار كوجه ملاك (أعمال 6: 15)؛ وقد بدا ممتلئًا من الروح القدس ناظرًا نحو السماء ورأى مجد الله، ويسوع قائمًا عن يمين الله (أعمال الرسل 7: 55). هنا نرى </w:t>
+      </w:r>
+      <w:r>
+        <w:rPr>
+          <w:rFonts w:ascii="Sakkal Majalla" w:hAnsi="Sakkal Majalla" w:cs="Sakkal Majalla" w:hint="cs"/>
+          <w:sz w:val="28"/>
+          <w:szCs w:val="28"/>
+          <w:rtl/>
+          <w:lang w:bidi="ar-AE"/>
+        </w:rPr>
+        <w:t xml:space="preserve">السماوات </w:t>
+      </w:r>
+      <w:r>
+        <w:rPr>
+          <w:rFonts w:ascii="Sakkal Majalla" w:hAnsi="Sakkal Majalla" w:cs="Sakkal Majalla" w:hint="cs"/>
+          <w:sz w:val="28"/>
+          <w:szCs w:val="28"/>
+          <w:rtl/>
+          <w:lang w:bidi="ar-AE"/>
+        </w:rPr>
+        <w:t xml:space="preserve">مفتوحة ثانية، ولكن ليس على يسوع كإنسان على الأرض، وإنما من أجل قدّيسٍ وهو ينظر إلى سيده في مكانه في المجد في الأعالي. </w:t>
+      </w:r>
+      <w:r>
+        <w:rPr>
+          <w:rFonts w:ascii="Sakkal Majalla" w:hAnsi="Sakkal Majalla" w:cs="Sakkal Majalla" w:hint="cs"/>
+          <w:sz w:val="28"/>
+          <w:szCs w:val="28"/>
+          <w:rtl/>
+          <w:lang w:bidi="ar-AE"/>
+        </w:rPr>
+        <w:t>و</w:t>
+      </w:r>
+      <w:r>
+        <w:rPr>
+          <w:rFonts w:ascii="Sakkal Majalla" w:hAnsi="Sakkal Majalla" w:cs="Sakkal Majalla" w:hint="cs"/>
+          <w:sz w:val="28"/>
+          <w:szCs w:val="28"/>
+          <w:rtl/>
+          <w:lang w:bidi="ar-AE"/>
+        </w:rPr>
+        <w:t>لا يسع</w:t>
+      </w:r>
+      <w:r>
+        <w:rPr>
+          <w:rFonts w:ascii="Sakkal Majalla" w:hAnsi="Sakkal Majalla" w:cs="Sakkal Majalla" w:hint="cs"/>
+          <w:sz w:val="28"/>
+          <w:szCs w:val="28"/>
+          <w:rtl/>
+          <w:lang w:bidi="ar-AE"/>
+        </w:rPr>
+        <w:t>نا</w:t>
+      </w:r>
+      <w:r>
+        <w:rPr>
+          <w:rFonts w:ascii="Sakkal Majalla" w:hAnsi="Sakkal Majalla" w:cs="Sakkal Majalla" w:hint="cs"/>
+          <w:sz w:val="28"/>
+          <w:szCs w:val="28"/>
+          <w:rtl/>
+          <w:lang w:bidi="ar-AE"/>
+        </w:rPr>
+        <w:t xml:space="preserve"> إلا أن </w:t>
+      </w:r>
+      <w:r>
+        <w:rPr>
+          <w:rFonts w:ascii="Sakkal Majalla" w:hAnsi="Sakkal Majalla" w:cs="Sakkal Majalla" w:hint="cs"/>
+          <w:sz w:val="28"/>
+          <w:szCs w:val="28"/>
+          <w:rtl/>
+          <w:lang w:bidi="ar-AE"/>
+        </w:rPr>
+        <w:t>ن</w:t>
+      </w:r>
+      <w:r>
+        <w:rPr>
+          <w:rFonts w:ascii="Sakkal Majalla" w:hAnsi="Sakkal Majalla" w:cs="Sakkal Majalla" w:hint="cs"/>
+          <w:sz w:val="28"/>
+          <w:szCs w:val="28"/>
+          <w:rtl/>
+          <w:lang w:bidi="ar-AE"/>
+        </w:rPr>
+        <w:t xml:space="preserve">لاحظ التباين بين موت استيفانوس وموت الرب. فالمسيح كحامل للخطايا على الخشبة كانت </w:t>
+      </w:r>
+      <w:r>
+        <w:rPr>
+          <w:rFonts w:ascii="Sakkal Majalla" w:hAnsi="Sakkal Majalla" w:cs="Sakkal Majalla" w:hint="cs"/>
+          <w:sz w:val="28"/>
+          <w:szCs w:val="28"/>
+          <w:rtl/>
+          <w:lang w:bidi="ar-AE"/>
+        </w:rPr>
+        <w:t xml:space="preserve">السماوات </w:t>
+      </w:r>
+      <w:r>
+        <w:rPr>
+          <w:rFonts w:ascii="Sakkal Majalla" w:hAnsi="Sakkal Majalla" w:cs="Sakkal Majalla" w:hint="cs"/>
+          <w:sz w:val="28"/>
+          <w:szCs w:val="28"/>
+          <w:rtl/>
+          <w:lang w:bidi="ar-AE"/>
+        </w:rPr>
+        <w:t xml:space="preserve">مثل الحديد والنحاس. في ساعة </w:t>
+      </w:r>
+      <w:r>
+        <w:rPr>
+          <w:rFonts w:ascii="Sakkal Majalla" w:hAnsi="Sakkal Majalla" w:cs="Sakkal Majalla" w:hint="cs"/>
+          <w:sz w:val="28"/>
+          <w:szCs w:val="28"/>
+          <w:rtl/>
+          <w:lang w:bidi="ar-AE"/>
+        </w:rPr>
+        <w:t>أ</w:t>
+      </w:r>
+      <w:r>
+        <w:rPr>
+          <w:rFonts w:ascii="Sakkal Majalla" w:hAnsi="Sakkal Majalla" w:cs="Sakkal Majalla" w:hint="cs"/>
+          <w:sz w:val="28"/>
+          <w:szCs w:val="28"/>
+          <w:rtl/>
+          <w:lang w:bidi="ar-AE"/>
+        </w:rPr>
+        <w:t xml:space="preserve">عمق آلامه </w:t>
+      </w:r>
+      <w:r>
+        <w:rPr>
+          <w:rFonts w:ascii="Sakkal Majalla" w:hAnsi="Sakkal Majalla" w:cs="Sakkal Majalla" w:hint="cs"/>
+          <w:sz w:val="28"/>
+          <w:szCs w:val="28"/>
+          <w:rtl/>
+          <w:lang w:bidi="ar-AE"/>
+        </w:rPr>
+        <w:t xml:space="preserve">كان متروكًا، وحيدًا. لكن على أساس دمه انفتحت </w:t>
+      </w:r>
+      <w:r>
+        <w:rPr>
+          <w:rFonts w:ascii="Sakkal Majalla" w:hAnsi="Sakkal Majalla" w:cs="Sakkal Majalla" w:hint="cs"/>
+          <w:sz w:val="28"/>
+          <w:szCs w:val="28"/>
+          <w:rtl/>
+          <w:lang w:bidi="ar-AE"/>
+        </w:rPr>
+        <w:t>السماوات</w:t>
+      </w:r>
+      <w:r>
+        <w:rPr>
+          <w:rFonts w:ascii="Sakkal Majalla" w:hAnsi="Sakkal Majalla" w:cs="Sakkal Majalla" w:hint="cs"/>
+          <w:sz w:val="28"/>
+          <w:szCs w:val="28"/>
+          <w:rtl/>
+          <w:lang w:bidi="ar-AE"/>
+        </w:rPr>
+        <w:t xml:space="preserve">، وشهيده استطاع النظر </w:t>
+      </w:r>
+      <w:r>
+        <w:rPr>
+          <w:rFonts w:ascii="Sakkal Majalla" w:hAnsi="Sakkal Majalla" w:cs="Sakkal Majalla" w:hint="cs"/>
+          <w:sz w:val="28"/>
+          <w:szCs w:val="28"/>
+          <w:rtl/>
+          <w:lang w:bidi="ar-AE"/>
+        </w:rPr>
+        <w:t>إ</w:t>
+      </w:r>
+      <w:r>
+        <w:rPr>
+          <w:rFonts w:ascii="Sakkal Majalla" w:hAnsi="Sakkal Majalla" w:cs="Sakkal Majalla" w:hint="cs"/>
+          <w:sz w:val="28"/>
+          <w:szCs w:val="28"/>
+          <w:rtl/>
+          <w:lang w:bidi="ar-AE"/>
+        </w:rPr>
+        <w:t xml:space="preserve">لى فوق ناظرًا </w:t>
+      </w:r>
+      <w:r>
+        <w:rPr>
+          <w:rFonts w:ascii="Sakkal Majalla" w:hAnsi="Sakkal Majalla" w:cs="Sakkal Majalla" w:hint="cs"/>
+          <w:sz w:val="28"/>
+          <w:szCs w:val="28"/>
+          <w:rtl/>
+          <w:lang w:bidi="ar-AE"/>
+        </w:rPr>
+        <w:t>غرض</w:t>
+      </w:r>
+      <w:r>
+        <w:rPr>
+          <w:rFonts w:ascii="Sakkal Majalla" w:hAnsi="Sakkal Majalla" w:cs="Sakkal Majalla" w:hint="cs"/>
+          <w:sz w:val="28"/>
+          <w:szCs w:val="28"/>
+          <w:rtl/>
+          <w:lang w:bidi="ar-AE"/>
+        </w:rPr>
+        <w:t xml:space="preserve"> قلبه عن يمين الله. </w:t>
+      </w:r>
+      <w:r>
+        <w:rPr>
+          <w:rFonts w:ascii="Sakkal Majalla" w:hAnsi="Sakkal Majalla" w:cs="Sakkal Majalla" w:hint="cs"/>
+          <w:sz w:val="28"/>
+          <w:szCs w:val="28"/>
+          <w:rtl/>
+          <w:lang w:bidi="ar-AE"/>
+        </w:rPr>
+        <w:t>و</w:t>
+      </w:r>
+      <w:r>
+        <w:rPr>
+          <w:rFonts w:ascii="Sakkal Majalla" w:hAnsi="Sakkal Majalla" w:cs="Sakkal Majalla" w:hint="cs"/>
+          <w:sz w:val="28"/>
+          <w:szCs w:val="28"/>
+          <w:rtl/>
+          <w:lang w:bidi="ar-AE"/>
+        </w:rPr>
+        <w:t xml:space="preserve">بذلك </w:t>
+      </w:r>
+      <w:r>
+        <w:rPr>
+          <w:rFonts w:ascii="Sakkal Majalla" w:hAnsi="Sakkal Majalla" w:cs="Sakkal Majalla" w:hint="cs"/>
+          <w:sz w:val="28"/>
+          <w:szCs w:val="28"/>
+          <w:rtl/>
+          <w:lang w:bidi="ar-AE"/>
+        </w:rPr>
+        <w:t>تشدد "</w:t>
+      </w:r>
+      <w:r>
+        <w:rPr>
+          <w:rFonts w:ascii="Sakkal Majalla" w:hAnsi="Sakkal Majalla" w:cs="Sakkal Majalla" w:hint="cs"/>
+          <w:sz w:val="28"/>
+          <w:szCs w:val="28"/>
+          <w:rtl/>
+          <w:lang w:bidi="ar-AE"/>
+        </w:rPr>
+        <w:t>بِكُلِّ</w:t>
+      </w:r>
+      <w:r>
+        <w:rPr>
+          <w:rFonts w:ascii="Sakkal Majalla" w:hAnsi="Sakkal Majalla" w:cs="Sakkal Majalla"/>
+          <w:sz w:val="28"/>
+          <w:szCs w:val="28"/>
+          <w:rtl/>
+          <w:lang w:bidi="ar-AE"/>
+        </w:rPr>
+        <w:t xml:space="preserve"> </w:t>
+      </w:r>
+      <w:r>
+        <w:rPr>
+          <w:rFonts w:ascii="Sakkal Majalla" w:hAnsi="Sakkal Majalla" w:cs="Sakkal Majalla" w:hint="cs"/>
+          <w:sz w:val="28"/>
+          <w:szCs w:val="28"/>
+          <w:rtl/>
+          <w:lang w:bidi="ar-AE"/>
+        </w:rPr>
+        <w:t>قُوَّةٍ</w:t>
+      </w:r>
+      <w:r>
+        <w:rPr>
+          <w:rFonts w:ascii="Sakkal Majalla" w:hAnsi="Sakkal Majalla" w:cs="Sakkal Majalla"/>
+          <w:sz w:val="28"/>
+          <w:szCs w:val="28"/>
+          <w:rtl/>
+          <w:lang w:bidi="ar-AE"/>
+        </w:rPr>
+        <w:t xml:space="preserve"> </w:t>
+      </w:r>
+      <w:r>
+        <w:rPr>
+          <w:rFonts w:ascii="Sakkal Majalla" w:hAnsi="Sakkal Majalla" w:cs="Sakkal Majalla" w:hint="cs"/>
+          <w:sz w:val="28"/>
+          <w:szCs w:val="28"/>
+          <w:rtl/>
+          <w:lang w:bidi="ar-AE"/>
+        </w:rPr>
+        <w:t>بِحَسَبِ</w:t>
+      </w:r>
+      <w:r>
+        <w:rPr>
+          <w:rFonts w:ascii="Sakkal Majalla" w:hAnsi="Sakkal Majalla" w:cs="Sakkal Majalla"/>
+          <w:sz w:val="28"/>
+          <w:szCs w:val="28"/>
+          <w:rtl/>
+          <w:lang w:bidi="ar-AE"/>
+        </w:rPr>
+        <w:t xml:space="preserve"> </w:t>
+      </w:r>
+      <w:r>
+        <w:rPr>
+          <w:rFonts w:ascii="Sakkal Majalla" w:hAnsi="Sakkal Majalla" w:cs="Sakkal Majalla" w:hint="cs"/>
+          <w:sz w:val="28"/>
+          <w:szCs w:val="28"/>
+          <w:rtl/>
+          <w:lang w:bidi="ar-AE"/>
+        </w:rPr>
+        <w:t>قُدْرَةِ</w:t>
+      </w:r>
+      <w:r>
+        <w:rPr>
+          <w:rFonts w:ascii="Sakkal Majalla" w:hAnsi="Sakkal Majalla" w:cs="Sakkal Majalla"/>
+          <w:sz w:val="28"/>
+          <w:szCs w:val="28"/>
+          <w:rtl/>
+          <w:lang w:bidi="ar-AE"/>
+        </w:rPr>
+        <w:t xml:space="preserve"> </w:t>
+      </w:r>
+      <w:r>
+        <w:rPr>
+          <w:rFonts w:ascii="Sakkal Majalla" w:hAnsi="Sakkal Majalla" w:cs="Sakkal Majalla" w:hint="cs"/>
+          <w:sz w:val="28"/>
+          <w:szCs w:val="28"/>
+          <w:rtl/>
+          <w:lang w:bidi="ar-AE"/>
+        </w:rPr>
+        <w:t>مَجْدِهِ،</w:t>
+      </w:r>
+      <w:r>
+        <w:rPr>
+          <w:rFonts w:ascii="Sakkal Majalla" w:hAnsi="Sakkal Majalla" w:cs="Sakkal Majalla"/>
+          <w:sz w:val="28"/>
+          <w:szCs w:val="28"/>
+          <w:rtl/>
+          <w:lang w:bidi="ar-AE"/>
+        </w:rPr>
+        <w:t xml:space="preserve"> </w:t>
+      </w:r>
+      <w:r>
+        <w:rPr>
+          <w:rFonts w:ascii="Sakkal Majalla" w:hAnsi="Sakkal Majalla" w:cs="Sakkal Majalla" w:hint="cs"/>
+          <w:sz w:val="28"/>
+          <w:szCs w:val="28"/>
+          <w:rtl/>
+          <w:lang w:bidi="ar-AE"/>
+        </w:rPr>
+        <w:t>لِكُلِّ</w:t>
+      </w:r>
+      <w:r>
+        <w:rPr>
+          <w:rFonts w:ascii="Sakkal Majalla" w:hAnsi="Sakkal Majalla" w:cs="Sakkal Majalla"/>
+          <w:sz w:val="28"/>
+          <w:szCs w:val="28"/>
+          <w:rtl/>
+          <w:lang w:bidi="ar-AE"/>
+        </w:rPr>
+        <w:t xml:space="preserve"> </w:t>
+      </w:r>
+      <w:r>
+        <w:rPr>
+          <w:rFonts w:ascii="Sakkal Majalla" w:hAnsi="Sakkal Majalla" w:cs="Sakkal Majalla" w:hint="cs"/>
+          <w:sz w:val="28"/>
+          <w:szCs w:val="28"/>
+          <w:rtl/>
+          <w:lang w:bidi="ar-AE"/>
+        </w:rPr>
+        <w:t>صَبْرٍ</w:t>
+      </w:r>
+      <w:r>
+        <w:rPr>
+          <w:rFonts w:ascii="Sakkal Majalla" w:hAnsi="Sakkal Majalla" w:cs="Sakkal Majalla"/>
+          <w:sz w:val="28"/>
+          <w:szCs w:val="28"/>
+          <w:rtl/>
+          <w:lang w:bidi="ar-AE"/>
+        </w:rPr>
+        <w:t xml:space="preserve"> </w:t>
+      </w:r>
+      <w:r>
+        <w:rPr>
+          <w:rFonts w:ascii="Sakkal Majalla" w:hAnsi="Sakkal Majalla" w:cs="Sakkal Majalla" w:hint="cs"/>
+          <w:sz w:val="28"/>
+          <w:szCs w:val="28"/>
+          <w:rtl/>
+          <w:lang w:bidi="ar-AE"/>
+        </w:rPr>
+        <w:t>وَطُولِ</w:t>
+      </w:r>
+      <w:r>
+        <w:rPr>
+          <w:rFonts w:ascii="Sakkal Majalla" w:hAnsi="Sakkal Majalla" w:cs="Sakkal Majalla"/>
+          <w:sz w:val="28"/>
+          <w:szCs w:val="28"/>
+          <w:rtl/>
+          <w:lang w:bidi="ar-AE"/>
+        </w:rPr>
+        <w:t xml:space="preserve"> </w:t>
+      </w:r>
+      <w:r>
+        <w:rPr>
+          <w:rFonts w:ascii="Sakkal Majalla" w:hAnsi="Sakkal Majalla" w:cs="Sakkal Majalla" w:hint="cs"/>
+          <w:sz w:val="28"/>
+          <w:szCs w:val="28"/>
+          <w:rtl/>
+          <w:lang w:bidi="ar-AE"/>
+        </w:rPr>
+        <w:t>أَنَاةٍ</w:t>
+      </w:r>
+      <w:r>
+        <w:rPr>
+          <w:rFonts w:ascii="Sakkal Majalla" w:hAnsi="Sakkal Majalla" w:cs="Sakkal Majalla"/>
+          <w:sz w:val="28"/>
+          <w:szCs w:val="28"/>
+          <w:rtl/>
+          <w:lang w:bidi="ar-AE"/>
+        </w:rPr>
+        <w:t xml:space="preserve"> </w:t>
+      </w:r>
+      <w:r>
+        <w:rPr>
+          <w:rFonts w:ascii="Sakkal Majalla" w:hAnsi="Sakkal Majalla" w:cs="Sakkal Majalla" w:hint="cs"/>
+          <w:sz w:val="28"/>
+          <w:szCs w:val="28"/>
+          <w:rtl/>
+          <w:lang w:bidi="ar-AE"/>
+        </w:rPr>
+        <w:t>بِفَرَحٍ،</w:t>
+      </w:r>
+      <w:r>
+        <w:rPr>
+          <w:rFonts w:ascii="Sakkal Majalla" w:hAnsi="Sakkal Majalla" w:cs="Sakkal Majalla" w:hint="cs"/>
+          <w:sz w:val="28"/>
+          <w:szCs w:val="28"/>
+          <w:rtl/>
+          <w:lang w:bidi="ar-AE"/>
+        </w:rPr>
+        <w:t>" (كولوسي 1: 11).</w:t>
+      </w:r>
+    </w:p>
+    <w:p>
+      <w:pPr>
+        <w:jc w:val="both"/>
+        <w:rPr>
+          <w:rFonts w:ascii="Sakkal Majalla" w:hAnsi="Sakkal Majalla" w:cs="Sakkal Majalla"/>
+          <w:sz w:val="28"/>
+          <w:szCs w:val="28"/>
+          <w:rtl/>
+          <w:lang w:bidi="ar-AE"/>
+        </w:rPr>
+      </w:pPr>
+      <w:r>
+        <w:rPr>
+          <w:rFonts w:ascii="Sakkal Majalla" w:hAnsi="Sakkal Majalla" w:cs="Sakkal Majalla" w:hint="cs"/>
+          <w:sz w:val="28"/>
+          <w:szCs w:val="28"/>
+          <w:rtl/>
+          <w:lang w:bidi="ar-AE"/>
+        </w:rPr>
+        <w:t>والسماء هي مفتوحة لنا أيضًا، والإيمان باستطاعته أن يقول: "</w:t>
+      </w:r>
+      <w:r>
+        <w:rPr>
+          <w:rFonts w:hint="cs"/>
+          <w:sz w:val="28"/>
+          <w:szCs w:val="28"/>
+          <w:rtl/>
+        </w:rPr>
+        <w:t xml:space="preserve"> </w:t>
+      </w:r>
+      <w:r>
+        <w:rPr>
+          <w:rFonts w:ascii="Sakkal Majalla" w:hAnsi="Sakkal Majalla" w:cs="Sakkal Majalla" w:hint="cs"/>
+          <w:sz w:val="28"/>
+          <w:szCs w:val="28"/>
+          <w:rtl/>
+          <w:lang w:bidi="ar-AE"/>
+        </w:rPr>
+        <w:t>يَسُوعَ،</w:t>
+      </w:r>
+      <w:r>
+        <w:rPr>
+          <w:rFonts w:ascii="Sakkal Majalla" w:hAnsi="Sakkal Majalla" w:cs="Sakkal Majalla"/>
+          <w:sz w:val="28"/>
+          <w:szCs w:val="28"/>
+          <w:rtl/>
+          <w:lang w:bidi="ar-AE"/>
+        </w:rPr>
+        <w:t xml:space="preserve"> </w:t>
+      </w:r>
+      <w:r>
+        <w:rPr>
+          <w:rFonts w:ascii="Sakkal Majalla" w:hAnsi="Sakkal Majalla" w:cs="Sakkal Majalla" w:hint="cs"/>
+          <w:sz w:val="28"/>
+          <w:szCs w:val="28"/>
+          <w:rtl/>
+          <w:lang w:bidi="ar-AE"/>
+        </w:rPr>
+        <w:t>نَرَاهُ</w:t>
+      </w:r>
+      <w:r>
+        <w:rPr>
+          <w:rFonts w:ascii="Sakkal Majalla" w:hAnsi="Sakkal Majalla" w:cs="Sakkal Majalla" w:hint="cs"/>
+          <w:sz w:val="28"/>
+          <w:szCs w:val="28"/>
+          <w:rtl/>
+          <w:lang w:bidi="ar-AE"/>
+        </w:rPr>
+        <w:t xml:space="preserve">" (عبرانيين 2: 9). في العهد القديم سكن الله وسط شعبه في الأقداس، لكن الحجاب كان لا يزال موجودًا ولم يكن هنالك طريق للاقتراب إلى الله. وأما الآن فقد انشق الحجاب؛ والسماء </w:t>
+      </w:r>
+      <w:r>
+        <w:rPr>
+          <w:rFonts w:ascii="Sakkal Majalla" w:hAnsi="Sakkal Majalla" w:cs="Sakkal Majalla"/>
+          <w:sz w:val="28"/>
+          <w:szCs w:val="28"/>
+          <w:rtl/>
+          <w:lang w:bidi="ar-AE"/>
+        </w:rPr>
+        <w:t>–</w:t>
+      </w:r>
+      <w:r>
+        <w:rPr>
+          <w:rFonts w:ascii="Sakkal Majalla" w:hAnsi="Sakkal Majalla" w:cs="Sakkal Majalla" w:hint="cs"/>
+          <w:sz w:val="28"/>
+          <w:szCs w:val="28"/>
+          <w:rtl/>
+          <w:lang w:bidi="ar-AE"/>
+        </w:rPr>
+        <w:t xml:space="preserve"> ليس الأقداس على الأرض </w:t>
+      </w:r>
+      <w:r>
+        <w:rPr>
+          <w:rFonts w:ascii="Sakkal Majalla" w:hAnsi="Sakkal Majalla" w:cs="Sakkal Majalla"/>
+          <w:sz w:val="28"/>
+          <w:szCs w:val="28"/>
+          <w:rtl/>
+          <w:lang w:bidi="ar-AE"/>
+        </w:rPr>
+        <w:t>–</w:t>
+      </w:r>
+      <w:r>
+        <w:rPr>
+          <w:rFonts w:ascii="Sakkal Majalla" w:hAnsi="Sakkal Majalla" w:cs="Sakkal Majalla" w:hint="cs"/>
+          <w:sz w:val="28"/>
+          <w:szCs w:val="28"/>
+          <w:rtl/>
+          <w:lang w:bidi="ar-AE"/>
+        </w:rPr>
+        <w:t xml:space="preserve"> مفتوحة. إن الطريق إلى داخل </w:t>
+      </w:r>
+      <w:r>
+        <w:rPr>
+          <w:rFonts w:ascii="Sakkal Majalla" w:hAnsi="Sakkal Majalla" w:cs="Sakkal Majalla" w:hint="cs"/>
+          <w:sz w:val="28"/>
+          <w:szCs w:val="28"/>
+          <w:rtl/>
+          <w:lang w:bidi="ar-AE"/>
+        </w:rPr>
+        <w:lastRenderedPageBreak/>
+        <w:t>قدس الأقداس أصبح مكشوفًا. في رسالة العبرانيين دائمًا يؤكد على هذا الأمر</w:t>
+      </w:r>
+      <w:r>
+        <w:rPr>
+          <w:rFonts w:ascii="Sakkal Majalla" w:hAnsi="Sakkal Majalla" w:cs="Sakkal Majalla" w:hint="cs"/>
+          <w:sz w:val="28"/>
+          <w:szCs w:val="28"/>
+          <w:rtl/>
+          <w:lang w:bidi="ar-AE"/>
+        </w:rPr>
+        <w:t>، فهناك نرى مركزنا كساجدين في حضرة الله في "</w:t>
+      </w:r>
+      <w:r>
+        <w:rPr>
+          <w:rFonts w:hint="cs"/>
+          <w:sz w:val="28"/>
+          <w:szCs w:val="28"/>
+          <w:rtl/>
+        </w:rPr>
+        <w:t xml:space="preserve"> </w:t>
+      </w:r>
+      <w:r>
+        <w:rPr>
+          <w:rFonts w:ascii="Sakkal Majalla" w:hAnsi="Sakkal Majalla" w:cs="Sakkal Majalla" w:hint="cs"/>
+          <w:sz w:val="28"/>
+          <w:szCs w:val="28"/>
+          <w:rtl/>
+          <w:lang w:bidi="ar-AE"/>
+        </w:rPr>
+        <w:t>الْمَسْكَنِ</w:t>
+      </w:r>
+      <w:r>
+        <w:rPr>
+          <w:rFonts w:ascii="Sakkal Majalla" w:hAnsi="Sakkal Majalla" w:cs="Sakkal Majalla"/>
+          <w:sz w:val="28"/>
+          <w:szCs w:val="28"/>
+          <w:rtl/>
+          <w:lang w:bidi="ar-AE"/>
+        </w:rPr>
+        <w:t xml:space="preserve"> </w:t>
+      </w:r>
+      <w:r>
+        <w:rPr>
+          <w:rFonts w:ascii="Sakkal Majalla" w:hAnsi="Sakkal Majalla" w:cs="Sakkal Majalla" w:hint="cs"/>
+          <w:sz w:val="28"/>
+          <w:szCs w:val="28"/>
+          <w:rtl/>
+          <w:lang w:bidi="ar-AE"/>
+        </w:rPr>
+        <w:t>الْحَقِيقِيِّ</w:t>
+      </w:r>
+      <w:r>
+        <w:rPr>
+          <w:rFonts w:ascii="Sakkal Majalla" w:hAnsi="Sakkal Majalla" w:cs="Sakkal Majalla"/>
+          <w:sz w:val="28"/>
+          <w:szCs w:val="28"/>
+          <w:rtl/>
+          <w:lang w:bidi="ar-AE"/>
+        </w:rPr>
+        <w:t xml:space="preserve"> </w:t>
+      </w:r>
+      <w:r>
+        <w:rPr>
+          <w:rFonts w:ascii="Sakkal Majalla" w:hAnsi="Sakkal Majalla" w:cs="Sakkal Majalla" w:hint="cs"/>
+          <w:sz w:val="28"/>
+          <w:szCs w:val="28"/>
+          <w:rtl/>
+          <w:lang w:bidi="ar-AE"/>
+        </w:rPr>
+        <w:t>الَّذِي</w:t>
+      </w:r>
+      <w:r>
+        <w:rPr>
+          <w:rFonts w:ascii="Sakkal Majalla" w:hAnsi="Sakkal Majalla" w:cs="Sakkal Majalla"/>
+          <w:sz w:val="28"/>
+          <w:szCs w:val="28"/>
+          <w:rtl/>
+          <w:lang w:bidi="ar-AE"/>
+        </w:rPr>
+        <w:t xml:space="preserve"> </w:t>
+      </w:r>
+      <w:r>
+        <w:rPr>
+          <w:rFonts w:ascii="Sakkal Majalla" w:hAnsi="Sakkal Majalla" w:cs="Sakkal Majalla" w:hint="cs"/>
+          <w:sz w:val="28"/>
+          <w:szCs w:val="28"/>
+          <w:rtl/>
+          <w:lang w:bidi="ar-AE"/>
+        </w:rPr>
+        <w:t>نَصَبَهُ</w:t>
+      </w:r>
+      <w:r>
+        <w:rPr>
+          <w:rFonts w:ascii="Sakkal Majalla" w:hAnsi="Sakkal Majalla" w:cs="Sakkal Majalla"/>
+          <w:sz w:val="28"/>
+          <w:szCs w:val="28"/>
+          <w:rtl/>
+          <w:lang w:bidi="ar-AE"/>
+        </w:rPr>
+        <w:t xml:space="preserve"> </w:t>
+      </w:r>
+      <w:r>
+        <w:rPr>
+          <w:rFonts w:ascii="Sakkal Majalla" w:hAnsi="Sakkal Majalla" w:cs="Sakkal Majalla" w:hint="cs"/>
+          <w:sz w:val="28"/>
+          <w:szCs w:val="28"/>
+          <w:rtl/>
+          <w:lang w:bidi="ar-AE"/>
+        </w:rPr>
+        <w:t>الرَّبُّ</w:t>
+      </w:r>
+      <w:r>
+        <w:rPr>
+          <w:rFonts w:ascii="Sakkal Majalla" w:hAnsi="Sakkal Majalla" w:cs="Sakkal Majalla"/>
+          <w:sz w:val="28"/>
+          <w:szCs w:val="28"/>
+          <w:rtl/>
+          <w:lang w:bidi="ar-AE"/>
+        </w:rPr>
+        <w:t xml:space="preserve"> </w:t>
+      </w:r>
+      <w:r>
+        <w:rPr>
+          <w:rFonts w:ascii="Sakkal Majalla" w:hAnsi="Sakkal Majalla" w:cs="Sakkal Majalla" w:hint="cs"/>
+          <w:sz w:val="28"/>
+          <w:szCs w:val="28"/>
+          <w:rtl/>
+          <w:lang w:bidi="ar-AE"/>
+        </w:rPr>
+        <w:t>لاَ</w:t>
+      </w:r>
+      <w:r>
+        <w:rPr>
+          <w:rFonts w:ascii="Sakkal Majalla" w:hAnsi="Sakkal Majalla" w:cs="Sakkal Majalla"/>
+          <w:sz w:val="28"/>
+          <w:szCs w:val="28"/>
+          <w:rtl/>
+          <w:lang w:bidi="ar-AE"/>
+        </w:rPr>
+        <w:t xml:space="preserve"> </w:t>
+      </w:r>
+      <w:r>
+        <w:rPr>
+          <w:rFonts w:ascii="Sakkal Majalla" w:hAnsi="Sakkal Majalla" w:cs="Sakkal Majalla" w:hint="cs"/>
+          <w:sz w:val="28"/>
+          <w:szCs w:val="28"/>
+          <w:rtl/>
+          <w:lang w:bidi="ar-AE"/>
+        </w:rPr>
+        <w:t>إِنْسَانٌ</w:t>
+      </w:r>
+      <w:r>
+        <w:rPr>
+          <w:rFonts w:ascii="Sakkal Majalla" w:hAnsi="Sakkal Majalla" w:cs="Sakkal Majalla"/>
+          <w:sz w:val="28"/>
+          <w:szCs w:val="28"/>
+          <w:rtl/>
+          <w:lang w:bidi="ar-AE"/>
+        </w:rPr>
+        <w:t>.</w:t>
+      </w:r>
+      <w:r>
+        <w:rPr>
+          <w:rFonts w:ascii="Sakkal Majalla" w:hAnsi="Sakkal Majalla" w:cs="Sakkal Majalla" w:hint="cs"/>
+          <w:sz w:val="28"/>
+          <w:szCs w:val="28"/>
+          <w:rtl/>
+          <w:lang w:bidi="ar-AE"/>
+        </w:rPr>
+        <w:t>" (عبرانيين 8: 2). وليس السماء مفتوحة لنا كساجدين فقط، وإنما يرينا 2. كورنثوس 2 فكرة أخرى تمامًا. في هذا المقطع يقارن الرسول مجد الناموس كما ينظر إليه موسى بمجد الله، والذي ننظره الآن في وجه يسوع المسيح؛ وهو يختم بالكلمات: "</w:t>
+      </w:r>
+      <w:r>
+        <w:rPr>
+          <w:rFonts w:hint="cs"/>
+          <w:sz w:val="28"/>
+          <w:szCs w:val="28"/>
+          <w:rtl/>
+        </w:rPr>
+        <w:t xml:space="preserve"> </w:t>
+      </w:r>
+      <w:r>
+        <w:rPr>
+          <w:rFonts w:ascii="Sakkal Majalla" w:hAnsi="Sakkal Majalla" w:cs="Sakkal Majalla" w:hint="cs"/>
+          <w:sz w:val="28"/>
+          <w:szCs w:val="28"/>
+          <w:rtl/>
+          <w:lang w:bidi="ar-AE"/>
+        </w:rPr>
+        <w:t>وَنَحْنُ</w:t>
+      </w:r>
+      <w:r>
+        <w:rPr>
+          <w:rFonts w:ascii="Sakkal Majalla" w:hAnsi="Sakkal Majalla" w:cs="Sakkal Majalla"/>
+          <w:sz w:val="28"/>
+          <w:szCs w:val="28"/>
+          <w:rtl/>
+          <w:lang w:bidi="ar-AE"/>
+        </w:rPr>
+        <w:t xml:space="preserve"> </w:t>
+      </w:r>
+      <w:r>
+        <w:rPr>
+          <w:rFonts w:ascii="Sakkal Majalla" w:hAnsi="Sakkal Majalla" w:cs="Sakkal Majalla" w:hint="cs"/>
+          <w:sz w:val="28"/>
+          <w:szCs w:val="28"/>
+          <w:rtl/>
+          <w:lang w:bidi="ar-AE"/>
+        </w:rPr>
+        <w:t>جَمِيعًا</w:t>
+      </w:r>
+      <w:r>
+        <w:rPr>
+          <w:rFonts w:ascii="Sakkal Majalla" w:hAnsi="Sakkal Majalla" w:cs="Sakkal Majalla"/>
+          <w:sz w:val="28"/>
+          <w:szCs w:val="28"/>
+          <w:rtl/>
+          <w:lang w:bidi="ar-AE"/>
+        </w:rPr>
+        <w:t xml:space="preserve"> </w:t>
+      </w:r>
+      <w:r>
+        <w:rPr>
+          <w:rFonts w:ascii="Sakkal Majalla" w:hAnsi="Sakkal Majalla" w:cs="Sakkal Majalla" w:hint="cs"/>
+          <w:sz w:val="28"/>
+          <w:szCs w:val="28"/>
+          <w:rtl/>
+          <w:lang w:bidi="ar-AE"/>
+        </w:rPr>
+        <w:t>نَاظِرِينَ</w:t>
+      </w:r>
+      <w:r>
+        <w:rPr>
+          <w:rFonts w:ascii="Sakkal Majalla" w:hAnsi="Sakkal Majalla" w:cs="Sakkal Majalla"/>
+          <w:sz w:val="28"/>
+          <w:szCs w:val="28"/>
+          <w:rtl/>
+          <w:lang w:bidi="ar-AE"/>
+        </w:rPr>
+        <w:t xml:space="preserve"> </w:t>
+      </w:r>
+      <w:r>
+        <w:rPr>
+          <w:rFonts w:ascii="Sakkal Majalla" w:hAnsi="Sakkal Majalla" w:cs="Sakkal Majalla" w:hint="cs"/>
+          <w:sz w:val="28"/>
+          <w:szCs w:val="28"/>
+          <w:rtl/>
+          <w:lang w:bidi="ar-AE"/>
+        </w:rPr>
+        <w:t>مَجْدَ</w:t>
+      </w:r>
+      <w:r>
+        <w:rPr>
+          <w:rFonts w:ascii="Sakkal Majalla" w:hAnsi="Sakkal Majalla" w:cs="Sakkal Majalla"/>
+          <w:sz w:val="28"/>
+          <w:szCs w:val="28"/>
+          <w:rtl/>
+          <w:lang w:bidi="ar-AE"/>
+        </w:rPr>
+        <w:t xml:space="preserve"> </w:t>
+      </w:r>
+      <w:r>
+        <w:rPr>
+          <w:rFonts w:ascii="Sakkal Majalla" w:hAnsi="Sakkal Majalla" w:cs="Sakkal Majalla" w:hint="cs"/>
+          <w:sz w:val="28"/>
+          <w:szCs w:val="28"/>
+          <w:rtl/>
+          <w:lang w:bidi="ar-AE"/>
+        </w:rPr>
+        <w:t>الرَّبِّ</w:t>
+      </w:r>
+      <w:r>
+        <w:rPr>
+          <w:rFonts w:ascii="Sakkal Majalla" w:hAnsi="Sakkal Majalla" w:cs="Sakkal Majalla"/>
+          <w:sz w:val="28"/>
+          <w:szCs w:val="28"/>
+          <w:rtl/>
+          <w:lang w:bidi="ar-AE"/>
+        </w:rPr>
+        <w:t xml:space="preserve"> </w:t>
+      </w:r>
+      <w:r>
+        <w:rPr>
+          <w:rFonts w:ascii="Sakkal Majalla" w:hAnsi="Sakkal Majalla" w:cs="Sakkal Majalla" w:hint="cs"/>
+          <w:sz w:val="28"/>
+          <w:szCs w:val="28"/>
+          <w:rtl/>
+          <w:lang w:bidi="ar-AE"/>
+        </w:rPr>
+        <w:t>بِوَجْهٍ</w:t>
+      </w:r>
+      <w:r>
+        <w:rPr>
+          <w:rFonts w:ascii="Sakkal Majalla" w:hAnsi="Sakkal Majalla" w:cs="Sakkal Majalla"/>
+          <w:sz w:val="28"/>
+          <w:szCs w:val="28"/>
+          <w:rtl/>
+          <w:lang w:bidi="ar-AE"/>
+        </w:rPr>
+        <w:t xml:space="preserve"> </w:t>
+      </w:r>
+      <w:r>
+        <w:rPr>
+          <w:rFonts w:ascii="Sakkal Majalla" w:hAnsi="Sakkal Majalla" w:cs="Sakkal Majalla" w:hint="cs"/>
+          <w:sz w:val="28"/>
+          <w:szCs w:val="28"/>
+          <w:rtl/>
+          <w:lang w:bidi="ar-AE"/>
+        </w:rPr>
+        <w:t>مَكْشُوفٍ،</w:t>
+      </w:r>
+      <w:r>
+        <w:rPr>
+          <w:rFonts w:ascii="Sakkal Majalla" w:hAnsi="Sakkal Majalla" w:cs="Sakkal Majalla"/>
+          <w:sz w:val="28"/>
+          <w:szCs w:val="28"/>
+          <w:rtl/>
+          <w:lang w:bidi="ar-AE"/>
+        </w:rPr>
+        <w:t xml:space="preserve"> </w:t>
+      </w:r>
+      <w:r>
+        <w:rPr>
+          <w:rFonts w:ascii="Sakkal Majalla" w:hAnsi="Sakkal Majalla" w:cs="Sakkal Majalla" w:hint="cs"/>
+          <w:sz w:val="28"/>
+          <w:szCs w:val="28"/>
+          <w:rtl/>
+          <w:lang w:bidi="ar-AE"/>
+        </w:rPr>
+        <w:t>كَمَا</w:t>
+      </w:r>
+      <w:r>
+        <w:rPr>
+          <w:rFonts w:ascii="Sakkal Majalla" w:hAnsi="Sakkal Majalla" w:cs="Sakkal Majalla"/>
+          <w:sz w:val="28"/>
+          <w:szCs w:val="28"/>
+          <w:rtl/>
+          <w:lang w:bidi="ar-AE"/>
+        </w:rPr>
+        <w:t xml:space="preserve"> </w:t>
+      </w:r>
+      <w:r>
+        <w:rPr>
+          <w:rFonts w:ascii="Sakkal Majalla" w:hAnsi="Sakkal Majalla" w:cs="Sakkal Majalla" w:hint="cs"/>
+          <w:sz w:val="28"/>
+          <w:szCs w:val="28"/>
+          <w:rtl/>
+          <w:lang w:bidi="ar-AE"/>
+        </w:rPr>
+        <w:t>في</w:t>
+      </w:r>
+      <w:r>
+        <w:rPr>
+          <w:rFonts w:ascii="Sakkal Majalla" w:hAnsi="Sakkal Majalla" w:cs="Sakkal Majalla"/>
+          <w:sz w:val="28"/>
+          <w:szCs w:val="28"/>
+          <w:rtl/>
+          <w:lang w:bidi="ar-AE"/>
+        </w:rPr>
+        <w:t xml:space="preserve"> </w:t>
+      </w:r>
+      <w:r>
+        <w:rPr>
+          <w:rFonts w:ascii="Sakkal Majalla" w:hAnsi="Sakkal Majalla" w:cs="Sakkal Majalla" w:hint="cs"/>
+          <w:sz w:val="28"/>
+          <w:szCs w:val="28"/>
+          <w:rtl/>
+          <w:lang w:bidi="ar-AE"/>
+        </w:rPr>
+        <w:t>مِرْآةٍ،</w:t>
+      </w:r>
+      <w:r>
+        <w:rPr>
+          <w:rFonts w:ascii="Sakkal Majalla" w:hAnsi="Sakkal Majalla" w:cs="Sakkal Majalla"/>
+          <w:sz w:val="28"/>
+          <w:szCs w:val="28"/>
+          <w:rtl/>
+          <w:lang w:bidi="ar-AE"/>
+        </w:rPr>
+        <w:t xml:space="preserve"> </w:t>
+      </w:r>
+      <w:r>
+        <w:rPr>
+          <w:rFonts w:ascii="Sakkal Majalla" w:hAnsi="Sakkal Majalla" w:cs="Sakkal Majalla" w:hint="cs"/>
+          <w:sz w:val="28"/>
+          <w:szCs w:val="28"/>
+          <w:rtl/>
+          <w:lang w:bidi="ar-AE"/>
+        </w:rPr>
+        <w:t>نَتَغَيَّرُ</w:t>
+      </w:r>
+      <w:r>
+        <w:rPr>
+          <w:rFonts w:ascii="Sakkal Majalla" w:hAnsi="Sakkal Majalla" w:cs="Sakkal Majalla"/>
+          <w:sz w:val="28"/>
+          <w:szCs w:val="28"/>
+          <w:rtl/>
+          <w:lang w:bidi="ar-AE"/>
+        </w:rPr>
+        <w:t xml:space="preserve"> </w:t>
+      </w:r>
+      <w:r>
+        <w:rPr>
+          <w:rFonts w:ascii="Sakkal Majalla" w:hAnsi="Sakkal Majalla" w:cs="Sakkal Majalla" w:hint="cs"/>
+          <w:sz w:val="28"/>
+          <w:szCs w:val="28"/>
+          <w:rtl/>
+          <w:lang w:bidi="ar-AE"/>
+        </w:rPr>
+        <w:t>إِلَى</w:t>
+      </w:r>
+      <w:r>
+        <w:rPr>
+          <w:rFonts w:ascii="Sakkal Majalla" w:hAnsi="Sakkal Majalla" w:cs="Sakkal Majalla"/>
+          <w:sz w:val="28"/>
+          <w:szCs w:val="28"/>
+          <w:rtl/>
+          <w:lang w:bidi="ar-AE"/>
+        </w:rPr>
+        <w:t xml:space="preserve"> </w:t>
+      </w:r>
+      <w:r>
+        <w:rPr>
+          <w:rFonts w:ascii="Sakkal Majalla" w:hAnsi="Sakkal Majalla" w:cs="Sakkal Majalla" w:hint="cs"/>
+          <w:sz w:val="28"/>
+          <w:szCs w:val="28"/>
+          <w:rtl/>
+          <w:lang w:bidi="ar-AE"/>
+        </w:rPr>
+        <w:t>تِلْكَ</w:t>
+      </w:r>
+      <w:r>
+        <w:rPr>
+          <w:rFonts w:ascii="Sakkal Majalla" w:hAnsi="Sakkal Majalla" w:cs="Sakkal Majalla"/>
+          <w:sz w:val="28"/>
+          <w:szCs w:val="28"/>
+          <w:rtl/>
+          <w:lang w:bidi="ar-AE"/>
+        </w:rPr>
+        <w:t xml:space="preserve"> </w:t>
+      </w:r>
+      <w:r>
+        <w:rPr>
+          <w:rFonts w:ascii="Sakkal Majalla" w:hAnsi="Sakkal Majalla" w:cs="Sakkal Majalla" w:hint="cs"/>
+          <w:sz w:val="28"/>
+          <w:szCs w:val="28"/>
+          <w:rtl/>
+          <w:lang w:bidi="ar-AE"/>
+        </w:rPr>
+        <w:t>الصُّورَةِ</w:t>
+      </w:r>
+      <w:r>
+        <w:rPr>
+          <w:rFonts w:ascii="Sakkal Majalla" w:hAnsi="Sakkal Majalla" w:cs="Sakkal Majalla"/>
+          <w:sz w:val="28"/>
+          <w:szCs w:val="28"/>
+          <w:rtl/>
+          <w:lang w:bidi="ar-AE"/>
+        </w:rPr>
+        <w:t xml:space="preserve"> </w:t>
+      </w:r>
+      <w:r>
+        <w:rPr>
+          <w:rFonts w:ascii="Sakkal Majalla" w:hAnsi="Sakkal Majalla" w:cs="Sakkal Majalla" w:hint="cs"/>
+          <w:sz w:val="28"/>
+          <w:szCs w:val="28"/>
+          <w:rtl/>
+          <w:lang w:bidi="ar-AE"/>
+        </w:rPr>
+        <w:t>عَيْنِهَا،</w:t>
+      </w:r>
+      <w:r>
+        <w:rPr>
+          <w:rFonts w:ascii="Sakkal Majalla" w:hAnsi="Sakkal Majalla" w:cs="Sakkal Majalla"/>
+          <w:sz w:val="28"/>
+          <w:szCs w:val="28"/>
+          <w:rtl/>
+          <w:lang w:bidi="ar-AE"/>
+        </w:rPr>
+        <w:t xml:space="preserve"> </w:t>
+      </w:r>
+      <w:r>
+        <w:rPr>
+          <w:rFonts w:ascii="Sakkal Majalla" w:hAnsi="Sakkal Majalla" w:cs="Sakkal Majalla" w:hint="cs"/>
+          <w:sz w:val="28"/>
+          <w:szCs w:val="28"/>
+          <w:rtl/>
+          <w:lang w:bidi="ar-AE"/>
+        </w:rPr>
+        <w:t>مِنْ</w:t>
+      </w:r>
+      <w:r>
+        <w:rPr>
+          <w:rFonts w:ascii="Sakkal Majalla" w:hAnsi="Sakkal Majalla" w:cs="Sakkal Majalla"/>
+          <w:sz w:val="28"/>
+          <w:szCs w:val="28"/>
+          <w:rtl/>
+          <w:lang w:bidi="ar-AE"/>
+        </w:rPr>
+        <w:t xml:space="preserve"> </w:t>
+      </w:r>
+      <w:r>
+        <w:rPr>
+          <w:rFonts w:ascii="Sakkal Majalla" w:hAnsi="Sakkal Majalla" w:cs="Sakkal Majalla" w:hint="cs"/>
+          <w:sz w:val="28"/>
+          <w:szCs w:val="28"/>
+          <w:rtl/>
+          <w:lang w:bidi="ar-AE"/>
+        </w:rPr>
+        <w:t>مَجْدٍ</w:t>
+      </w:r>
+      <w:r>
+        <w:rPr>
+          <w:rFonts w:ascii="Sakkal Majalla" w:hAnsi="Sakkal Majalla" w:cs="Sakkal Majalla"/>
+          <w:sz w:val="28"/>
+          <w:szCs w:val="28"/>
+          <w:rtl/>
+          <w:lang w:bidi="ar-AE"/>
+        </w:rPr>
+        <w:t xml:space="preserve"> </w:t>
+      </w:r>
+      <w:r>
+        <w:rPr>
+          <w:rFonts w:ascii="Sakkal Majalla" w:hAnsi="Sakkal Majalla" w:cs="Sakkal Majalla" w:hint="cs"/>
+          <w:sz w:val="28"/>
+          <w:szCs w:val="28"/>
+          <w:rtl/>
+          <w:lang w:bidi="ar-AE"/>
+        </w:rPr>
+        <w:t>إِلَى</w:t>
+      </w:r>
+      <w:r>
+        <w:rPr>
+          <w:rFonts w:ascii="Sakkal Majalla" w:hAnsi="Sakkal Majalla" w:cs="Sakkal Majalla"/>
+          <w:sz w:val="28"/>
+          <w:szCs w:val="28"/>
+          <w:rtl/>
+          <w:lang w:bidi="ar-AE"/>
+        </w:rPr>
+        <w:t xml:space="preserve"> </w:t>
+      </w:r>
+      <w:r>
+        <w:rPr>
+          <w:rFonts w:ascii="Sakkal Majalla" w:hAnsi="Sakkal Majalla" w:cs="Sakkal Majalla" w:hint="cs"/>
+          <w:sz w:val="28"/>
+          <w:szCs w:val="28"/>
+          <w:rtl/>
+          <w:lang w:bidi="ar-AE"/>
+        </w:rPr>
+        <w:t>مَجْدٍ،</w:t>
+      </w:r>
+      <w:r>
+        <w:rPr>
+          <w:rFonts w:ascii="Sakkal Majalla" w:hAnsi="Sakkal Majalla" w:cs="Sakkal Majalla"/>
+          <w:sz w:val="28"/>
+          <w:szCs w:val="28"/>
+          <w:rtl/>
+          <w:lang w:bidi="ar-AE"/>
+        </w:rPr>
+        <w:t xml:space="preserve"> </w:t>
+      </w:r>
+      <w:r>
+        <w:rPr>
+          <w:rFonts w:ascii="Sakkal Majalla" w:hAnsi="Sakkal Majalla" w:cs="Sakkal Majalla" w:hint="cs"/>
+          <w:sz w:val="28"/>
+          <w:szCs w:val="28"/>
+          <w:rtl/>
+          <w:lang w:bidi="ar-AE"/>
+        </w:rPr>
+        <w:t>كَمَا</w:t>
+      </w:r>
+      <w:r>
+        <w:rPr>
+          <w:rFonts w:ascii="Sakkal Majalla" w:hAnsi="Sakkal Majalla" w:cs="Sakkal Majalla"/>
+          <w:sz w:val="28"/>
+          <w:szCs w:val="28"/>
+          <w:rtl/>
+          <w:lang w:bidi="ar-AE"/>
+        </w:rPr>
+        <w:t xml:space="preserve"> </w:t>
+      </w:r>
+      <w:r>
+        <w:rPr>
+          <w:rFonts w:ascii="Sakkal Majalla" w:hAnsi="Sakkal Majalla" w:cs="Sakkal Majalla" w:hint="cs"/>
+          <w:sz w:val="28"/>
+          <w:szCs w:val="28"/>
+          <w:rtl/>
+          <w:lang w:bidi="ar-AE"/>
+        </w:rPr>
+        <w:t>مِنَ</w:t>
+      </w:r>
+      <w:r>
+        <w:rPr>
+          <w:rFonts w:ascii="Sakkal Majalla" w:hAnsi="Sakkal Majalla" w:cs="Sakkal Majalla"/>
+          <w:sz w:val="28"/>
+          <w:szCs w:val="28"/>
+          <w:rtl/>
+          <w:lang w:bidi="ar-AE"/>
+        </w:rPr>
+        <w:t xml:space="preserve"> </w:t>
+      </w:r>
+      <w:r>
+        <w:rPr>
+          <w:rFonts w:ascii="Sakkal Majalla" w:hAnsi="Sakkal Majalla" w:cs="Sakkal Majalla" w:hint="cs"/>
+          <w:sz w:val="28"/>
+          <w:szCs w:val="28"/>
+          <w:rtl/>
+          <w:lang w:bidi="ar-AE"/>
+        </w:rPr>
+        <w:t>الرَّبِّ</w:t>
+      </w:r>
+      <w:r>
+        <w:rPr>
+          <w:rFonts w:ascii="Sakkal Majalla" w:hAnsi="Sakkal Majalla" w:cs="Sakkal Majalla"/>
+          <w:sz w:val="28"/>
+          <w:szCs w:val="28"/>
+          <w:rtl/>
+          <w:lang w:bidi="ar-AE"/>
+        </w:rPr>
+        <w:t xml:space="preserve"> </w:t>
+      </w:r>
+      <w:r>
+        <w:rPr>
+          <w:rFonts w:ascii="Sakkal Majalla" w:hAnsi="Sakkal Majalla" w:cs="Sakkal Majalla" w:hint="cs"/>
+          <w:sz w:val="28"/>
+          <w:szCs w:val="28"/>
+          <w:rtl/>
+          <w:lang w:bidi="ar-AE"/>
+        </w:rPr>
+        <w:t>الرُّوحِ</w:t>
+      </w:r>
+      <w:r>
+        <w:rPr>
+          <w:rFonts w:ascii="Sakkal Majalla" w:hAnsi="Sakkal Majalla" w:cs="Sakkal Majalla"/>
+          <w:sz w:val="28"/>
+          <w:szCs w:val="28"/>
+          <w:rtl/>
+          <w:lang w:bidi="ar-AE"/>
+        </w:rPr>
+        <w:t>.</w:t>
+      </w:r>
+      <w:r>
+        <w:rPr>
+          <w:rFonts w:ascii="Sakkal Majalla" w:hAnsi="Sakkal Majalla" w:cs="Sakkal Majalla" w:hint="cs"/>
+          <w:sz w:val="28"/>
+          <w:szCs w:val="28"/>
+          <w:rtl/>
+          <w:lang w:bidi="ar-AE"/>
+        </w:rPr>
+        <w:t>" يا له من امتياز رائع! في أن ننظره في الإيمان هناك في المجد! وفي ذلك سنشابهه، ونتغيّر إلى ذات الصورة عينها (هذا يمكننا أن نلاحظه بشكل ملفت في استيفانوس. إنه صلّى: "</w:t>
+      </w:r>
+      <w:r>
+        <w:rPr>
+          <w:rFonts w:ascii="Sakkal Majalla" w:hAnsi="Sakkal Majalla" w:cs="Sakkal Majalla"/>
+          <w:sz w:val="28"/>
+          <w:szCs w:val="28"/>
+          <w:rtl/>
+          <w:lang w:bidi="ar-AE"/>
+        </w:rPr>
+        <w:t>«</w:t>
+      </w:r>
+      <w:proofErr w:type="spellStart"/>
+      <w:r>
+        <w:rPr>
+          <w:rFonts w:ascii="Sakkal Majalla" w:hAnsi="Sakkal Majalla" w:cs="Sakkal Majalla" w:hint="cs"/>
+          <w:sz w:val="28"/>
+          <w:szCs w:val="28"/>
+          <w:rtl/>
+          <w:lang w:bidi="ar-AE"/>
+        </w:rPr>
+        <w:t>يَارَبُّ</w:t>
+      </w:r>
+      <w:proofErr w:type="spellEnd"/>
+      <w:r>
+        <w:rPr>
+          <w:rFonts w:ascii="Sakkal Majalla" w:hAnsi="Sakkal Majalla" w:cs="Sakkal Majalla" w:hint="cs"/>
+          <w:sz w:val="28"/>
+          <w:szCs w:val="28"/>
+          <w:rtl/>
+          <w:lang w:bidi="ar-AE"/>
+        </w:rPr>
+        <w:t>،</w:t>
+      </w:r>
+      <w:r>
+        <w:rPr>
+          <w:rFonts w:ascii="Sakkal Majalla" w:hAnsi="Sakkal Majalla" w:cs="Sakkal Majalla"/>
+          <w:sz w:val="28"/>
+          <w:szCs w:val="28"/>
+          <w:rtl/>
+          <w:lang w:bidi="ar-AE"/>
+        </w:rPr>
+        <w:t xml:space="preserve"> </w:t>
+      </w:r>
+      <w:r>
+        <w:rPr>
+          <w:rFonts w:ascii="Sakkal Majalla" w:hAnsi="Sakkal Majalla" w:cs="Sakkal Majalla" w:hint="cs"/>
+          <w:sz w:val="28"/>
+          <w:szCs w:val="28"/>
+          <w:rtl/>
+          <w:lang w:bidi="ar-AE"/>
+        </w:rPr>
+        <w:t>لاَ</w:t>
+      </w:r>
+      <w:r>
+        <w:rPr>
+          <w:rFonts w:ascii="Sakkal Majalla" w:hAnsi="Sakkal Majalla" w:cs="Sakkal Majalla"/>
+          <w:sz w:val="28"/>
+          <w:szCs w:val="28"/>
+          <w:rtl/>
+          <w:lang w:bidi="ar-AE"/>
+        </w:rPr>
+        <w:t xml:space="preserve"> </w:t>
+      </w:r>
+      <w:r>
+        <w:rPr>
+          <w:rFonts w:ascii="Sakkal Majalla" w:hAnsi="Sakkal Majalla" w:cs="Sakkal Majalla" w:hint="cs"/>
+          <w:sz w:val="28"/>
+          <w:szCs w:val="28"/>
+          <w:rtl/>
+          <w:lang w:bidi="ar-AE"/>
+        </w:rPr>
+        <w:t>تُقِمْ</w:t>
+      </w:r>
+      <w:r>
+        <w:rPr>
+          <w:rFonts w:ascii="Sakkal Majalla" w:hAnsi="Sakkal Majalla" w:cs="Sakkal Majalla"/>
+          <w:sz w:val="28"/>
+          <w:szCs w:val="28"/>
+          <w:rtl/>
+          <w:lang w:bidi="ar-AE"/>
+        </w:rPr>
+        <w:t xml:space="preserve"> </w:t>
+      </w:r>
+      <w:r>
+        <w:rPr>
+          <w:rFonts w:ascii="Sakkal Majalla" w:hAnsi="Sakkal Majalla" w:cs="Sakkal Majalla" w:hint="cs"/>
+          <w:sz w:val="28"/>
+          <w:szCs w:val="28"/>
+          <w:rtl/>
+          <w:lang w:bidi="ar-AE"/>
+        </w:rPr>
+        <w:t>لَهُمْ</w:t>
+      </w:r>
+      <w:r>
+        <w:rPr>
+          <w:rFonts w:ascii="Sakkal Majalla" w:hAnsi="Sakkal Majalla" w:cs="Sakkal Majalla"/>
+          <w:sz w:val="28"/>
+          <w:szCs w:val="28"/>
+          <w:rtl/>
+          <w:lang w:bidi="ar-AE"/>
+        </w:rPr>
+        <w:t xml:space="preserve"> </w:t>
+      </w:r>
+      <w:r>
+        <w:rPr>
+          <w:rFonts w:ascii="Sakkal Majalla" w:hAnsi="Sakkal Majalla" w:cs="Sakkal Majalla" w:hint="cs"/>
+          <w:sz w:val="28"/>
+          <w:szCs w:val="28"/>
+          <w:rtl/>
+          <w:lang w:bidi="ar-AE"/>
+        </w:rPr>
+        <w:t>هذِهِ</w:t>
+      </w:r>
+      <w:r>
+        <w:rPr>
+          <w:rFonts w:ascii="Sakkal Majalla" w:hAnsi="Sakkal Majalla" w:cs="Sakkal Majalla"/>
+          <w:sz w:val="28"/>
+          <w:szCs w:val="28"/>
+          <w:rtl/>
+          <w:lang w:bidi="ar-AE"/>
+        </w:rPr>
+        <w:t xml:space="preserve"> </w:t>
+      </w:r>
+      <w:r>
+        <w:rPr>
+          <w:rFonts w:ascii="Sakkal Majalla" w:hAnsi="Sakkal Majalla" w:cs="Sakkal Majalla" w:hint="cs"/>
+          <w:sz w:val="28"/>
+          <w:szCs w:val="28"/>
+          <w:rtl/>
+          <w:lang w:bidi="ar-AE"/>
+        </w:rPr>
+        <w:t>الْخَطِيَّةَ</w:t>
+      </w:r>
+      <w:r>
+        <w:rPr>
+          <w:rFonts w:ascii="Sakkal Majalla" w:hAnsi="Sakkal Majalla" w:cs="Sakkal Majalla" w:hint="eastAsia"/>
+          <w:sz w:val="28"/>
+          <w:szCs w:val="28"/>
+          <w:rtl/>
+          <w:lang w:bidi="ar-AE"/>
+        </w:rPr>
+        <w:t>»</w:t>
+      </w:r>
+      <w:r>
+        <w:rPr>
+          <w:rFonts w:ascii="Sakkal Majalla" w:hAnsi="Sakkal Majalla" w:cs="Sakkal Majalla"/>
+          <w:sz w:val="28"/>
+          <w:szCs w:val="28"/>
+          <w:rtl/>
+          <w:lang w:bidi="ar-AE"/>
+        </w:rPr>
+        <w:t>.</w:t>
+      </w:r>
+      <w:r>
+        <w:rPr>
+          <w:rFonts w:ascii="Sakkal Majalla" w:hAnsi="Sakkal Majalla" w:cs="Sakkal Majalla" w:hint="cs"/>
+          <w:sz w:val="28"/>
+          <w:szCs w:val="28"/>
+          <w:rtl/>
+          <w:lang w:bidi="ar-AE"/>
+        </w:rPr>
+        <w:t>" كم هذا يشبه دعاء المسيح: "</w:t>
+      </w:r>
+      <w:r>
+        <w:rPr>
+          <w:sz w:val="28"/>
+          <w:szCs w:val="28"/>
+          <w:rtl/>
+        </w:rPr>
+        <w:t xml:space="preserve"> </w:t>
+      </w:r>
+      <w:r>
+        <w:rPr>
+          <w:rFonts w:ascii="Sakkal Majalla" w:hAnsi="Sakkal Majalla" w:cs="Sakkal Majalla"/>
+          <w:sz w:val="28"/>
+          <w:szCs w:val="28"/>
+          <w:rtl/>
+          <w:lang w:bidi="ar-AE"/>
+        </w:rPr>
+        <w:t>«</w:t>
+      </w:r>
+      <w:r>
+        <w:rPr>
+          <w:rFonts w:ascii="Sakkal Majalla" w:hAnsi="Sakkal Majalla" w:cs="Sakkal Majalla" w:hint="cs"/>
+          <w:sz w:val="28"/>
+          <w:szCs w:val="28"/>
+          <w:rtl/>
+          <w:lang w:bidi="ar-AE"/>
+        </w:rPr>
+        <w:t>يَا</w:t>
+      </w:r>
+      <w:r>
+        <w:rPr>
+          <w:rFonts w:ascii="Sakkal Majalla" w:hAnsi="Sakkal Majalla" w:cs="Sakkal Majalla"/>
+          <w:sz w:val="28"/>
+          <w:szCs w:val="28"/>
+          <w:rtl/>
+          <w:lang w:bidi="ar-AE"/>
+        </w:rPr>
+        <w:t xml:space="preserve"> </w:t>
+      </w:r>
+      <w:r>
+        <w:rPr>
+          <w:rFonts w:ascii="Sakkal Majalla" w:hAnsi="Sakkal Majalla" w:cs="Sakkal Majalla" w:hint="cs"/>
+          <w:sz w:val="28"/>
+          <w:szCs w:val="28"/>
+          <w:rtl/>
+          <w:lang w:bidi="ar-AE"/>
+        </w:rPr>
+        <w:t>أَبَتَاهُ،</w:t>
+      </w:r>
+      <w:r>
+        <w:rPr>
+          <w:rFonts w:ascii="Sakkal Majalla" w:hAnsi="Sakkal Majalla" w:cs="Sakkal Majalla"/>
+          <w:sz w:val="28"/>
+          <w:szCs w:val="28"/>
+          <w:rtl/>
+          <w:lang w:bidi="ar-AE"/>
+        </w:rPr>
+        <w:t xml:space="preserve"> </w:t>
+      </w:r>
+      <w:r>
+        <w:rPr>
+          <w:rFonts w:ascii="Sakkal Majalla" w:hAnsi="Sakkal Majalla" w:cs="Sakkal Majalla" w:hint="cs"/>
+          <w:sz w:val="28"/>
+          <w:szCs w:val="28"/>
+          <w:rtl/>
+          <w:lang w:bidi="ar-AE"/>
+        </w:rPr>
+        <w:t>اغْفِرْ</w:t>
+      </w:r>
+      <w:r>
+        <w:rPr>
+          <w:rFonts w:ascii="Sakkal Majalla" w:hAnsi="Sakkal Majalla" w:cs="Sakkal Majalla"/>
+          <w:sz w:val="28"/>
+          <w:szCs w:val="28"/>
+          <w:rtl/>
+          <w:lang w:bidi="ar-AE"/>
+        </w:rPr>
+        <w:t xml:space="preserve"> </w:t>
+      </w:r>
+      <w:r>
+        <w:rPr>
+          <w:rFonts w:ascii="Sakkal Majalla" w:hAnsi="Sakkal Majalla" w:cs="Sakkal Majalla" w:hint="cs"/>
+          <w:sz w:val="28"/>
+          <w:szCs w:val="28"/>
+          <w:rtl/>
+          <w:lang w:bidi="ar-AE"/>
+        </w:rPr>
+        <w:t>لَهُمْ،</w:t>
+      </w:r>
+      <w:r>
+        <w:rPr>
+          <w:rFonts w:ascii="Sakkal Majalla" w:hAnsi="Sakkal Majalla" w:cs="Sakkal Majalla"/>
+          <w:sz w:val="28"/>
+          <w:szCs w:val="28"/>
+          <w:rtl/>
+          <w:lang w:bidi="ar-AE"/>
+        </w:rPr>
+        <w:t xml:space="preserve"> </w:t>
+      </w:r>
+      <w:r>
+        <w:rPr>
+          <w:rFonts w:ascii="Sakkal Majalla" w:hAnsi="Sakkal Majalla" w:cs="Sakkal Majalla" w:hint="cs"/>
+          <w:sz w:val="28"/>
+          <w:szCs w:val="28"/>
+          <w:rtl/>
+          <w:lang w:bidi="ar-AE"/>
+        </w:rPr>
+        <w:t>لأَنَّهُمْ</w:t>
+      </w:r>
+      <w:r>
+        <w:rPr>
+          <w:rFonts w:ascii="Sakkal Majalla" w:hAnsi="Sakkal Majalla" w:cs="Sakkal Majalla"/>
+          <w:sz w:val="28"/>
+          <w:szCs w:val="28"/>
+          <w:rtl/>
+          <w:lang w:bidi="ar-AE"/>
+        </w:rPr>
+        <w:t xml:space="preserve"> </w:t>
+      </w:r>
+      <w:r>
+        <w:rPr>
+          <w:rFonts w:ascii="Sakkal Majalla" w:hAnsi="Sakkal Majalla" w:cs="Sakkal Majalla" w:hint="cs"/>
+          <w:sz w:val="28"/>
+          <w:szCs w:val="28"/>
+          <w:rtl/>
+          <w:lang w:bidi="ar-AE"/>
+        </w:rPr>
+        <w:t>لاَ</w:t>
+      </w:r>
+      <w:r>
+        <w:rPr>
+          <w:rFonts w:ascii="Sakkal Majalla" w:hAnsi="Sakkal Majalla" w:cs="Sakkal Majalla"/>
+          <w:sz w:val="28"/>
+          <w:szCs w:val="28"/>
+          <w:rtl/>
+          <w:lang w:bidi="ar-AE"/>
+        </w:rPr>
+        <w:t xml:space="preserve"> </w:t>
+      </w:r>
+      <w:r>
+        <w:rPr>
+          <w:rFonts w:ascii="Sakkal Majalla" w:hAnsi="Sakkal Majalla" w:cs="Sakkal Majalla" w:hint="cs"/>
+          <w:sz w:val="28"/>
+          <w:szCs w:val="28"/>
+          <w:rtl/>
+          <w:lang w:bidi="ar-AE"/>
+        </w:rPr>
+        <w:t>يَعْلَمُونَ</w:t>
+      </w:r>
+      <w:r>
+        <w:rPr>
+          <w:rFonts w:ascii="Sakkal Majalla" w:hAnsi="Sakkal Majalla" w:cs="Sakkal Majalla"/>
+          <w:sz w:val="28"/>
+          <w:szCs w:val="28"/>
+          <w:rtl/>
+          <w:lang w:bidi="ar-AE"/>
+        </w:rPr>
+        <w:t xml:space="preserve"> </w:t>
+      </w:r>
+      <w:r>
+        <w:rPr>
+          <w:rFonts w:ascii="Sakkal Majalla" w:hAnsi="Sakkal Majalla" w:cs="Sakkal Majalla" w:hint="cs"/>
+          <w:sz w:val="28"/>
+          <w:szCs w:val="28"/>
+          <w:rtl/>
+          <w:lang w:bidi="ar-AE"/>
+        </w:rPr>
+        <w:t>مَاذَا</w:t>
+      </w:r>
+      <w:r>
+        <w:rPr>
+          <w:rFonts w:ascii="Sakkal Majalla" w:hAnsi="Sakkal Majalla" w:cs="Sakkal Majalla"/>
+          <w:sz w:val="28"/>
+          <w:szCs w:val="28"/>
+          <w:rtl/>
+          <w:lang w:bidi="ar-AE"/>
+        </w:rPr>
+        <w:t xml:space="preserve"> </w:t>
+      </w:r>
+      <w:r>
+        <w:rPr>
+          <w:rFonts w:ascii="Sakkal Majalla" w:hAnsi="Sakkal Majalla" w:cs="Sakkal Majalla" w:hint="cs"/>
+          <w:sz w:val="28"/>
+          <w:szCs w:val="28"/>
+          <w:rtl/>
+          <w:lang w:bidi="ar-AE"/>
+        </w:rPr>
+        <w:t>يَفْعَلُونَ</w:t>
+      </w:r>
+      <w:r>
+        <w:rPr>
+          <w:rFonts w:ascii="Sakkal Majalla" w:hAnsi="Sakkal Majalla" w:cs="Sakkal Majalla" w:hint="eastAsia"/>
+          <w:sz w:val="28"/>
+          <w:szCs w:val="28"/>
+          <w:rtl/>
+          <w:lang w:bidi="ar-AE"/>
+        </w:rPr>
+        <w:t>»</w:t>
+      </w:r>
+      <w:r>
+        <w:rPr>
+          <w:rFonts w:ascii="Sakkal Majalla" w:hAnsi="Sakkal Majalla" w:cs="Sakkal Majalla" w:hint="cs"/>
+          <w:sz w:val="28"/>
+          <w:szCs w:val="28"/>
+          <w:rtl/>
+          <w:lang w:bidi="ar-AE"/>
+        </w:rPr>
+        <w:t xml:space="preserve">". أما استيفانوس فلم يُضف هذه العبارة). هل هنالك طريق أفضل نستطيع فيه أن نكون </w:t>
+      </w:r>
+      <w:r>
+        <w:rPr>
+          <w:rFonts w:ascii="Sakkal Majalla" w:hAnsi="Sakkal Majalla" w:cs="Sakkal Majalla" w:hint="cs"/>
+          <w:sz w:val="28"/>
+          <w:szCs w:val="28"/>
+          <w:rtl/>
+          <w:lang w:bidi="ar-AE"/>
+        </w:rPr>
+        <w:t>مواطني السماء بصورة عملية؟ إن مجرد معرفتنا للتعاليم عن مقامنا السماوي لن يكون له هذا التأثير المغيّر، لكن انشغال القلب بالإنسان السماوي لن يفقد أبدًا تأثيره على النفس وهو يفصلنا عن كل ما هو أرضي. في هذا المنظور المسيحية موجودة في مستوى أسمى كليًا من الناموس؛ فهي لا تضع لنا قاعدة ناموسية، وإنما شخصًا مباركًا علينا أن نتعلّم منه.</w:t>
+      </w:r>
+    </w:p>
+    <w:p>
+      <w:pPr>
+        <w:jc w:val="both"/>
+        <w:rPr>
+          <w:rFonts w:ascii="Sakkal Majalla" w:hAnsi="Sakkal Majalla" w:cs="Sakkal Majalla"/>
+          <w:sz w:val="28"/>
+          <w:szCs w:val="28"/>
+          <w:rtl/>
+          <w:lang w:bidi="ar-AE"/>
+        </w:rPr>
+      </w:pPr>
+      <w:r>
+        <w:rPr>
+          <w:rFonts w:ascii="Sakkal Majalla" w:hAnsi="Sakkal Majalla" w:cs="Sakkal Majalla" w:hint="cs"/>
+          <w:sz w:val="28"/>
+          <w:szCs w:val="28"/>
+          <w:rtl/>
+          <w:lang w:bidi="ar-AE"/>
+        </w:rPr>
+        <w:t>هل نظر استيفانوس إلى فوق "ممتلئًا بالروح القدس"؟ إنها إحدى الميزات العظيمة في المسيحية، بأن روح الله، عطية الآب لجميع الذين يؤمنون بابنه، موجود على الأرض. غير أنه هنالك فارق ما بين أن نكون "مختومين" بالروح، و"ممتلئين" بالروح. فالأخير يسمح للشخص الإلهي الساكن فينا، أن يتعامل معنا بطريقته المباركة، إذ يُثمر فينا ثمرًا حلوًا لمجد الله.</w:t>
+      </w:r>
+    </w:p>
+    <w:p>
+      <w:pPr>
+        <w:jc w:val="both"/>
+        <w:rPr>
+          <w:rFonts w:ascii="Sakkal Majalla" w:hAnsi="Sakkal Majalla" w:cs="Sakkal Majalla"/>
+          <w:sz w:val="28"/>
+          <w:szCs w:val="28"/>
+          <w:rtl/>
+          <w:lang w:bidi="ar-AE"/>
+        </w:rPr>
+      </w:pPr>
+      <w:r>
+        <w:rPr>
+          <w:rFonts w:ascii="Sakkal Majalla" w:hAnsi="Sakkal Majalla" w:cs="Sakkal Majalla" w:hint="cs"/>
+          <w:sz w:val="28"/>
+          <w:szCs w:val="28"/>
+          <w:rtl/>
+          <w:lang w:bidi="ar-AE"/>
+        </w:rPr>
+        <w:t>الحدث الثالث الذي فيه السماوات مفتوحة، هو في غاية الجدية: "</w:t>
+      </w:r>
+      <w:r>
+        <w:rPr>
+          <w:rFonts w:hint="cs"/>
+          <w:sz w:val="28"/>
+          <w:szCs w:val="28"/>
+          <w:rtl/>
+        </w:rPr>
+        <w:t xml:space="preserve"> </w:t>
+      </w:r>
+      <w:r>
+        <w:rPr>
+          <w:rFonts w:ascii="Sakkal Majalla" w:hAnsi="Sakkal Majalla" w:cs="Sakkal Majalla" w:hint="cs"/>
+          <w:sz w:val="28"/>
+          <w:szCs w:val="28"/>
+          <w:rtl/>
+          <w:lang w:bidi="ar-AE"/>
+        </w:rPr>
+        <w:t>ثُمَّ</w:t>
+      </w:r>
+      <w:r>
+        <w:rPr>
+          <w:rFonts w:ascii="Sakkal Majalla" w:hAnsi="Sakkal Majalla" w:cs="Sakkal Majalla"/>
+          <w:sz w:val="28"/>
+          <w:szCs w:val="28"/>
+          <w:rtl/>
+          <w:lang w:bidi="ar-AE"/>
+        </w:rPr>
+        <w:t xml:space="preserve"> </w:t>
+      </w:r>
+      <w:r>
+        <w:rPr>
+          <w:rFonts w:ascii="Sakkal Majalla" w:hAnsi="Sakkal Majalla" w:cs="Sakkal Majalla" w:hint="cs"/>
+          <w:sz w:val="28"/>
+          <w:szCs w:val="28"/>
+          <w:rtl/>
+          <w:lang w:bidi="ar-AE"/>
+        </w:rPr>
+        <w:t>رَأَيْتُ</w:t>
+      </w:r>
+      <w:r>
+        <w:rPr>
+          <w:rFonts w:ascii="Sakkal Majalla" w:hAnsi="Sakkal Majalla" w:cs="Sakkal Majalla"/>
+          <w:sz w:val="28"/>
+          <w:szCs w:val="28"/>
+          <w:rtl/>
+          <w:lang w:bidi="ar-AE"/>
+        </w:rPr>
+        <w:t xml:space="preserve"> </w:t>
+      </w:r>
+      <w:r>
+        <w:rPr>
+          <w:rFonts w:ascii="Sakkal Majalla" w:hAnsi="Sakkal Majalla" w:cs="Sakkal Majalla" w:hint="cs"/>
+          <w:sz w:val="28"/>
+          <w:szCs w:val="28"/>
+          <w:rtl/>
+          <w:lang w:bidi="ar-AE"/>
+        </w:rPr>
+        <w:t>السَّمَاءَ</w:t>
+      </w:r>
+      <w:r>
+        <w:rPr>
+          <w:rFonts w:ascii="Sakkal Majalla" w:hAnsi="Sakkal Majalla" w:cs="Sakkal Majalla"/>
+          <w:sz w:val="28"/>
+          <w:szCs w:val="28"/>
+          <w:rtl/>
+          <w:lang w:bidi="ar-AE"/>
+        </w:rPr>
+        <w:t xml:space="preserve"> </w:t>
+      </w:r>
+      <w:r>
+        <w:rPr>
+          <w:rFonts w:ascii="Sakkal Majalla" w:hAnsi="Sakkal Majalla" w:cs="Sakkal Majalla" w:hint="cs"/>
+          <w:sz w:val="28"/>
+          <w:szCs w:val="28"/>
+          <w:rtl/>
+          <w:lang w:bidi="ar-AE"/>
+        </w:rPr>
+        <w:t>مَفْتُوحَةً،</w:t>
+      </w:r>
+      <w:r>
+        <w:rPr>
+          <w:rFonts w:ascii="Sakkal Majalla" w:hAnsi="Sakkal Majalla" w:cs="Sakkal Majalla"/>
+          <w:sz w:val="28"/>
+          <w:szCs w:val="28"/>
+          <w:rtl/>
+          <w:lang w:bidi="ar-AE"/>
+        </w:rPr>
+        <w:t xml:space="preserve"> </w:t>
+      </w:r>
+      <w:r>
+        <w:rPr>
+          <w:rFonts w:ascii="Sakkal Majalla" w:hAnsi="Sakkal Majalla" w:cs="Sakkal Majalla" w:hint="cs"/>
+          <w:sz w:val="28"/>
+          <w:szCs w:val="28"/>
+          <w:rtl/>
+          <w:lang w:bidi="ar-AE"/>
+        </w:rPr>
+        <w:t>وَإِذَا</w:t>
+      </w:r>
+      <w:r>
+        <w:rPr>
+          <w:rFonts w:ascii="Sakkal Majalla" w:hAnsi="Sakkal Majalla" w:cs="Sakkal Majalla"/>
+          <w:sz w:val="28"/>
+          <w:szCs w:val="28"/>
+          <w:rtl/>
+          <w:lang w:bidi="ar-AE"/>
+        </w:rPr>
+        <w:t xml:space="preserve"> </w:t>
+      </w:r>
+      <w:r>
+        <w:rPr>
+          <w:rFonts w:ascii="Sakkal Majalla" w:hAnsi="Sakkal Majalla" w:cs="Sakkal Majalla" w:hint="cs"/>
+          <w:sz w:val="28"/>
+          <w:szCs w:val="28"/>
+          <w:rtl/>
+          <w:lang w:bidi="ar-AE"/>
+        </w:rPr>
+        <w:t>فَرَسٌ</w:t>
+      </w:r>
+      <w:r>
+        <w:rPr>
+          <w:rFonts w:ascii="Sakkal Majalla" w:hAnsi="Sakkal Majalla" w:cs="Sakkal Majalla"/>
+          <w:sz w:val="28"/>
+          <w:szCs w:val="28"/>
+          <w:rtl/>
+          <w:lang w:bidi="ar-AE"/>
+        </w:rPr>
+        <w:t xml:space="preserve"> </w:t>
+      </w:r>
+      <w:r>
+        <w:rPr>
+          <w:rFonts w:ascii="Sakkal Majalla" w:hAnsi="Sakkal Majalla" w:cs="Sakkal Majalla" w:hint="cs"/>
+          <w:sz w:val="28"/>
+          <w:szCs w:val="28"/>
+          <w:rtl/>
+          <w:lang w:bidi="ar-AE"/>
+        </w:rPr>
+        <w:t>أَبْيَضُ</w:t>
+      </w:r>
+      <w:r>
+        <w:rPr>
+          <w:rFonts w:ascii="Sakkal Majalla" w:hAnsi="Sakkal Majalla" w:cs="Sakkal Majalla"/>
+          <w:sz w:val="28"/>
+          <w:szCs w:val="28"/>
+          <w:rtl/>
+          <w:lang w:bidi="ar-AE"/>
+        </w:rPr>
+        <w:t xml:space="preserve"> </w:t>
+      </w:r>
+      <w:r>
+        <w:rPr>
+          <w:rFonts w:ascii="Sakkal Majalla" w:hAnsi="Sakkal Majalla" w:cs="Sakkal Majalla" w:hint="cs"/>
+          <w:sz w:val="28"/>
+          <w:szCs w:val="28"/>
+          <w:rtl/>
+          <w:lang w:bidi="ar-AE"/>
+        </w:rPr>
+        <w:t>وَالْجَالِسُ</w:t>
+      </w:r>
+      <w:r>
+        <w:rPr>
+          <w:rFonts w:ascii="Sakkal Majalla" w:hAnsi="Sakkal Majalla" w:cs="Sakkal Majalla"/>
+          <w:sz w:val="28"/>
+          <w:szCs w:val="28"/>
+          <w:rtl/>
+          <w:lang w:bidi="ar-AE"/>
+        </w:rPr>
+        <w:t xml:space="preserve"> </w:t>
+      </w:r>
+      <w:r>
+        <w:rPr>
+          <w:rFonts w:ascii="Sakkal Majalla" w:hAnsi="Sakkal Majalla" w:cs="Sakkal Majalla" w:hint="cs"/>
+          <w:sz w:val="28"/>
+          <w:szCs w:val="28"/>
+          <w:rtl/>
+          <w:lang w:bidi="ar-AE"/>
+        </w:rPr>
+        <w:t>عَلَيْهِ</w:t>
+      </w:r>
+      <w:r>
+        <w:rPr>
+          <w:rFonts w:ascii="Sakkal Majalla" w:hAnsi="Sakkal Majalla" w:cs="Sakkal Majalla"/>
+          <w:sz w:val="28"/>
+          <w:szCs w:val="28"/>
+          <w:rtl/>
+          <w:lang w:bidi="ar-AE"/>
+        </w:rPr>
+        <w:t xml:space="preserve"> </w:t>
+      </w:r>
+      <w:r>
+        <w:rPr>
+          <w:rFonts w:ascii="Sakkal Majalla" w:hAnsi="Sakkal Majalla" w:cs="Sakkal Majalla" w:hint="cs"/>
+          <w:sz w:val="28"/>
+          <w:szCs w:val="28"/>
+          <w:rtl/>
+          <w:lang w:bidi="ar-AE"/>
+        </w:rPr>
+        <w:t>يُدْعَى</w:t>
+      </w:r>
+      <w:r>
+        <w:rPr>
+          <w:rFonts w:ascii="Sakkal Majalla" w:hAnsi="Sakkal Majalla" w:cs="Sakkal Majalla"/>
+          <w:sz w:val="28"/>
+          <w:szCs w:val="28"/>
+          <w:rtl/>
+          <w:lang w:bidi="ar-AE"/>
+        </w:rPr>
+        <w:t xml:space="preserve"> </w:t>
+      </w:r>
+      <w:r>
+        <w:rPr>
+          <w:rFonts w:ascii="Sakkal Majalla" w:hAnsi="Sakkal Majalla" w:cs="Sakkal Majalla" w:hint="cs"/>
+          <w:sz w:val="28"/>
+          <w:szCs w:val="28"/>
+          <w:rtl/>
+          <w:lang w:bidi="ar-AE"/>
+        </w:rPr>
+        <w:t>أَمِينًا</w:t>
+      </w:r>
+      <w:r>
+        <w:rPr>
+          <w:rFonts w:ascii="Sakkal Majalla" w:hAnsi="Sakkal Majalla" w:cs="Sakkal Majalla"/>
+          <w:sz w:val="28"/>
+          <w:szCs w:val="28"/>
+          <w:rtl/>
+          <w:lang w:bidi="ar-AE"/>
+        </w:rPr>
+        <w:t xml:space="preserve"> </w:t>
+      </w:r>
+      <w:r>
+        <w:rPr>
+          <w:rFonts w:ascii="Sakkal Majalla" w:hAnsi="Sakkal Majalla" w:cs="Sakkal Majalla" w:hint="cs"/>
+          <w:sz w:val="28"/>
+          <w:szCs w:val="28"/>
+          <w:rtl/>
+          <w:lang w:bidi="ar-AE"/>
+        </w:rPr>
+        <w:t>وَصَادِقًا</w:t>
+      </w:r>
+      <w:r>
+        <w:rPr>
+          <w:rFonts w:ascii="Sakkal Majalla" w:hAnsi="Sakkal Majalla" w:cs="Sakkal Majalla" w:hint="cs"/>
+          <w:sz w:val="28"/>
+          <w:szCs w:val="28"/>
+          <w:rtl/>
+          <w:lang w:bidi="ar-AE"/>
+        </w:rPr>
+        <w:t xml:space="preserve"> (الأمين والحق</w:t>
+      </w:r>
+      <w:r>
+        <w:rPr>
+          <w:rFonts w:ascii="Sakkal Majalla" w:hAnsi="Sakkal Majalla" w:cs="Sakkal Majalla" w:hint="cs"/>
+          <w:sz w:val="28"/>
+          <w:szCs w:val="28"/>
+          <w:rtl/>
+          <w:lang w:bidi="ar-AE"/>
+        </w:rPr>
+        <w:t>يقي)</w:t>
+      </w:r>
+      <w:r>
+        <w:rPr>
+          <w:rFonts w:ascii="Sakkal Majalla" w:hAnsi="Sakkal Majalla" w:cs="Sakkal Majalla" w:hint="cs"/>
+          <w:sz w:val="28"/>
+          <w:szCs w:val="28"/>
+          <w:rtl/>
+          <w:lang w:bidi="ar-AE"/>
+        </w:rPr>
+        <w:t>،</w:t>
+      </w:r>
+      <w:r>
+        <w:rPr>
+          <w:rFonts w:ascii="Sakkal Majalla" w:hAnsi="Sakkal Majalla" w:cs="Sakkal Majalla"/>
+          <w:sz w:val="28"/>
+          <w:szCs w:val="28"/>
+          <w:rtl/>
+          <w:lang w:bidi="ar-AE"/>
+        </w:rPr>
+        <w:t xml:space="preserve"> </w:t>
+      </w:r>
+      <w:r>
+        <w:rPr>
+          <w:rFonts w:ascii="Sakkal Majalla" w:hAnsi="Sakkal Majalla" w:cs="Sakkal Majalla" w:hint="cs"/>
+          <w:sz w:val="28"/>
+          <w:szCs w:val="28"/>
+          <w:rtl/>
+          <w:lang w:bidi="ar-AE"/>
+        </w:rPr>
+        <w:t>وَبِالْعَدْلِ</w:t>
+      </w:r>
+      <w:r>
+        <w:rPr>
+          <w:rFonts w:ascii="Sakkal Majalla" w:hAnsi="Sakkal Majalla" w:cs="Sakkal Majalla"/>
+          <w:sz w:val="28"/>
+          <w:szCs w:val="28"/>
+          <w:rtl/>
+          <w:lang w:bidi="ar-AE"/>
+        </w:rPr>
+        <w:t xml:space="preserve"> </w:t>
+      </w:r>
+      <w:r>
+        <w:rPr>
+          <w:rFonts w:ascii="Sakkal Majalla" w:hAnsi="Sakkal Majalla" w:cs="Sakkal Majalla" w:hint="cs"/>
+          <w:sz w:val="28"/>
+          <w:szCs w:val="28"/>
+          <w:rtl/>
+          <w:lang w:bidi="ar-AE"/>
+        </w:rPr>
+        <w:t>يَحْكُمُ</w:t>
+      </w:r>
+      <w:r>
+        <w:rPr>
+          <w:rFonts w:ascii="Sakkal Majalla" w:hAnsi="Sakkal Majalla" w:cs="Sakkal Majalla"/>
+          <w:sz w:val="28"/>
+          <w:szCs w:val="28"/>
+          <w:rtl/>
+          <w:lang w:bidi="ar-AE"/>
+        </w:rPr>
+        <w:t xml:space="preserve"> </w:t>
+      </w:r>
+      <w:r>
+        <w:rPr>
+          <w:rFonts w:ascii="Sakkal Majalla" w:hAnsi="Sakkal Majalla" w:cs="Sakkal Majalla" w:hint="cs"/>
+          <w:sz w:val="28"/>
+          <w:szCs w:val="28"/>
+          <w:rtl/>
+          <w:lang w:bidi="ar-AE"/>
+        </w:rPr>
+        <w:t>وَيُحَارِبُ</w:t>
+      </w:r>
+      <w:r>
+        <w:rPr>
+          <w:rFonts w:ascii="Sakkal Majalla" w:hAnsi="Sakkal Majalla" w:cs="Sakkal Majalla"/>
+          <w:sz w:val="28"/>
+          <w:szCs w:val="28"/>
+          <w:rtl/>
+          <w:lang w:bidi="ar-AE"/>
+        </w:rPr>
+        <w:t>.</w:t>
+      </w:r>
+      <w:r>
+        <w:rPr>
+          <w:rFonts w:ascii="Sakkal Majalla" w:hAnsi="Sakkal Majalla" w:cs="Sakkal Majalla" w:hint="cs"/>
+          <w:sz w:val="28"/>
+          <w:szCs w:val="28"/>
+          <w:rtl/>
+          <w:lang w:bidi="ar-AE"/>
+        </w:rPr>
+        <w:t>". إنه اليوم الذي سيُدخل الله فيه بكره ثانية إلى دائرة الأرض (عبرانيين 1: 6)، ليُقيم عرشه ومُلكه وليتعامل مع الناس بسبب خطاياهم وبسبب رفض واحتقار نعمته. إن العالم لم يرَ يسوع منذ يوم الجلجثة (تلاميذه فقط الذين رأوه أثناء الأربعين يومًا؛ أعمال الرسل 1: 3)؛ لكنه سيراه يومًا ثانية: "</w:t>
+      </w:r>
+      <w:r>
+        <w:rPr>
+          <w:rFonts w:hint="cs"/>
+          <w:sz w:val="28"/>
+          <w:szCs w:val="28"/>
+          <w:rtl/>
+        </w:rPr>
+        <w:t xml:space="preserve"> </w:t>
+      </w:r>
+      <w:r>
+        <w:rPr>
+          <w:rFonts w:ascii="Sakkal Majalla" w:hAnsi="Sakkal Majalla" w:cs="Sakkal Majalla" w:hint="cs"/>
+          <w:sz w:val="28"/>
+          <w:szCs w:val="28"/>
+          <w:rtl/>
+          <w:lang w:bidi="ar-AE"/>
+        </w:rPr>
+        <w:t>هُوَذَا</w:t>
+      </w:r>
+      <w:r>
+        <w:rPr>
+          <w:rFonts w:ascii="Sakkal Majalla" w:hAnsi="Sakkal Majalla" w:cs="Sakkal Majalla"/>
+          <w:sz w:val="28"/>
+          <w:szCs w:val="28"/>
+          <w:rtl/>
+          <w:lang w:bidi="ar-AE"/>
+        </w:rPr>
+        <w:t xml:space="preserve"> </w:t>
+      </w:r>
+      <w:r>
+        <w:rPr>
+          <w:rFonts w:ascii="Sakkal Majalla" w:hAnsi="Sakkal Majalla" w:cs="Sakkal Majalla" w:hint="cs"/>
+          <w:sz w:val="28"/>
+          <w:szCs w:val="28"/>
+          <w:rtl/>
+          <w:lang w:bidi="ar-AE"/>
+        </w:rPr>
+        <w:t>يَأْتِي</w:t>
+      </w:r>
+      <w:r>
+        <w:rPr>
+          <w:rFonts w:ascii="Sakkal Majalla" w:hAnsi="Sakkal Majalla" w:cs="Sakkal Majalla"/>
+          <w:sz w:val="28"/>
+          <w:szCs w:val="28"/>
+          <w:rtl/>
+          <w:lang w:bidi="ar-AE"/>
+        </w:rPr>
+        <w:t xml:space="preserve"> </w:t>
+      </w:r>
+      <w:r>
+        <w:rPr>
+          <w:rFonts w:ascii="Sakkal Majalla" w:hAnsi="Sakkal Majalla" w:cs="Sakkal Majalla" w:hint="cs"/>
+          <w:sz w:val="28"/>
+          <w:szCs w:val="28"/>
+          <w:rtl/>
+          <w:lang w:bidi="ar-AE"/>
+        </w:rPr>
+        <w:t>مَعَ</w:t>
+      </w:r>
+      <w:r>
+        <w:rPr>
+          <w:rFonts w:ascii="Sakkal Majalla" w:hAnsi="Sakkal Majalla" w:cs="Sakkal Majalla"/>
+          <w:sz w:val="28"/>
+          <w:szCs w:val="28"/>
+          <w:rtl/>
+          <w:lang w:bidi="ar-AE"/>
+        </w:rPr>
+        <w:t xml:space="preserve"> </w:t>
+      </w:r>
+      <w:r>
+        <w:rPr>
+          <w:rFonts w:ascii="Sakkal Majalla" w:hAnsi="Sakkal Majalla" w:cs="Sakkal Majalla" w:hint="cs"/>
+          <w:sz w:val="28"/>
+          <w:szCs w:val="28"/>
+          <w:rtl/>
+          <w:lang w:bidi="ar-AE"/>
+        </w:rPr>
+        <w:t>السَّحَابِ،</w:t>
+      </w:r>
+      <w:r>
+        <w:rPr>
+          <w:rFonts w:ascii="Sakkal Majalla" w:hAnsi="Sakkal Majalla" w:cs="Sakkal Majalla"/>
+          <w:sz w:val="28"/>
+          <w:szCs w:val="28"/>
+          <w:rtl/>
+          <w:lang w:bidi="ar-AE"/>
+        </w:rPr>
+        <w:t xml:space="preserve"> </w:t>
+      </w:r>
+      <w:r>
+        <w:rPr>
+          <w:rFonts w:ascii="Sakkal Majalla" w:hAnsi="Sakkal Majalla" w:cs="Sakkal Majalla" w:hint="cs"/>
+          <w:sz w:val="28"/>
+          <w:szCs w:val="28"/>
+          <w:rtl/>
+          <w:lang w:bidi="ar-AE"/>
+        </w:rPr>
+        <w:t>وَسَتَنْظُرُهُ</w:t>
+      </w:r>
+      <w:r>
+        <w:rPr>
+          <w:rFonts w:ascii="Sakkal Majalla" w:hAnsi="Sakkal Majalla" w:cs="Sakkal Majalla"/>
+          <w:sz w:val="28"/>
+          <w:szCs w:val="28"/>
+          <w:rtl/>
+          <w:lang w:bidi="ar-AE"/>
+        </w:rPr>
+        <w:t xml:space="preserve"> </w:t>
+      </w:r>
+      <w:r>
+        <w:rPr>
+          <w:rFonts w:ascii="Sakkal Majalla" w:hAnsi="Sakkal Majalla" w:cs="Sakkal Majalla" w:hint="cs"/>
+          <w:sz w:val="28"/>
+          <w:szCs w:val="28"/>
+          <w:rtl/>
+          <w:lang w:bidi="ar-AE"/>
+        </w:rPr>
+        <w:t>كُلُّ</w:t>
+      </w:r>
+      <w:r>
+        <w:rPr>
+          <w:rFonts w:ascii="Sakkal Majalla" w:hAnsi="Sakkal Majalla" w:cs="Sakkal Majalla"/>
+          <w:sz w:val="28"/>
+          <w:szCs w:val="28"/>
+          <w:rtl/>
+          <w:lang w:bidi="ar-AE"/>
+        </w:rPr>
+        <w:t xml:space="preserve"> </w:t>
+      </w:r>
+      <w:r>
+        <w:rPr>
+          <w:rFonts w:ascii="Sakkal Majalla" w:hAnsi="Sakkal Majalla" w:cs="Sakkal Majalla" w:hint="cs"/>
+          <w:sz w:val="28"/>
+          <w:szCs w:val="28"/>
+          <w:rtl/>
+          <w:lang w:bidi="ar-AE"/>
+        </w:rPr>
+        <w:t>عَيْنٍ،</w:t>
+      </w:r>
+      <w:r>
+        <w:rPr>
+          <w:rFonts w:ascii="Sakkal Majalla" w:hAnsi="Sakkal Majalla" w:cs="Sakkal Majalla"/>
+          <w:sz w:val="28"/>
+          <w:szCs w:val="28"/>
+          <w:rtl/>
+          <w:lang w:bidi="ar-AE"/>
+        </w:rPr>
+        <w:t xml:space="preserve"> </w:t>
+      </w:r>
+      <w:r>
+        <w:rPr>
+          <w:rFonts w:ascii="Sakkal Majalla" w:hAnsi="Sakkal Majalla" w:cs="Sakkal Majalla" w:hint="cs"/>
+          <w:sz w:val="28"/>
+          <w:szCs w:val="28"/>
+          <w:rtl/>
+          <w:lang w:bidi="ar-AE"/>
+        </w:rPr>
+        <w:t>وَالَّذِينَ</w:t>
+      </w:r>
+      <w:r>
+        <w:rPr>
+          <w:rFonts w:ascii="Sakkal Majalla" w:hAnsi="Sakkal Majalla" w:cs="Sakkal Majalla"/>
+          <w:sz w:val="28"/>
+          <w:szCs w:val="28"/>
+          <w:rtl/>
+          <w:lang w:bidi="ar-AE"/>
+        </w:rPr>
+        <w:t xml:space="preserve"> </w:t>
+      </w:r>
+      <w:r>
+        <w:rPr>
+          <w:rFonts w:ascii="Sakkal Majalla" w:hAnsi="Sakkal Majalla" w:cs="Sakkal Majalla" w:hint="cs"/>
+          <w:sz w:val="28"/>
+          <w:szCs w:val="28"/>
+          <w:rtl/>
+          <w:lang w:bidi="ar-AE"/>
+        </w:rPr>
+        <w:t>طَعَنُوهُ،</w:t>
+      </w:r>
+      <w:r>
+        <w:rPr>
+          <w:rFonts w:ascii="Sakkal Majalla" w:hAnsi="Sakkal Majalla" w:cs="Sakkal Majalla"/>
+          <w:sz w:val="28"/>
+          <w:szCs w:val="28"/>
+          <w:rtl/>
+          <w:lang w:bidi="ar-AE"/>
+        </w:rPr>
+        <w:t xml:space="preserve"> </w:t>
+      </w:r>
+      <w:r>
+        <w:rPr>
+          <w:rFonts w:ascii="Sakkal Majalla" w:hAnsi="Sakkal Majalla" w:cs="Sakkal Majalla" w:hint="cs"/>
+          <w:sz w:val="28"/>
+          <w:szCs w:val="28"/>
+          <w:rtl/>
+          <w:lang w:bidi="ar-AE"/>
+        </w:rPr>
+        <w:t>وَيَنُوحُ</w:t>
+      </w:r>
+      <w:r>
+        <w:rPr>
+          <w:rFonts w:ascii="Sakkal Majalla" w:hAnsi="Sakkal Majalla" w:cs="Sakkal Majalla"/>
+          <w:sz w:val="28"/>
+          <w:szCs w:val="28"/>
+          <w:rtl/>
+          <w:lang w:bidi="ar-AE"/>
+        </w:rPr>
+        <w:t xml:space="preserve"> </w:t>
+      </w:r>
+      <w:r>
+        <w:rPr>
+          <w:rFonts w:ascii="Sakkal Majalla" w:hAnsi="Sakkal Majalla" w:cs="Sakkal Majalla" w:hint="cs"/>
+          <w:sz w:val="28"/>
+          <w:szCs w:val="28"/>
+          <w:rtl/>
+          <w:lang w:bidi="ar-AE"/>
+        </w:rPr>
+        <w:t>عَلَيْهِ</w:t>
+      </w:r>
+      <w:r>
+        <w:rPr>
+          <w:rFonts w:ascii="Sakkal Majalla" w:hAnsi="Sakkal Majalla" w:cs="Sakkal Majalla"/>
+          <w:sz w:val="28"/>
+          <w:szCs w:val="28"/>
+          <w:rtl/>
+          <w:lang w:bidi="ar-AE"/>
+        </w:rPr>
+        <w:t xml:space="preserve"> </w:t>
+      </w:r>
+      <w:r>
+        <w:rPr>
+          <w:rFonts w:ascii="Sakkal Majalla" w:hAnsi="Sakkal Majalla" w:cs="Sakkal Majalla" w:hint="cs"/>
+          <w:sz w:val="28"/>
+          <w:szCs w:val="28"/>
+          <w:rtl/>
+          <w:lang w:bidi="ar-AE"/>
+        </w:rPr>
+        <w:t>جَمِيعُ</w:t>
+      </w:r>
+      <w:r>
+        <w:rPr>
+          <w:rFonts w:ascii="Sakkal Majalla" w:hAnsi="Sakkal Majalla" w:cs="Sakkal Majalla"/>
+          <w:sz w:val="28"/>
+          <w:szCs w:val="28"/>
+          <w:rtl/>
+          <w:lang w:bidi="ar-AE"/>
+        </w:rPr>
+        <w:t xml:space="preserve"> </w:t>
+      </w:r>
+      <w:r>
+        <w:rPr>
+          <w:rFonts w:ascii="Sakkal Majalla" w:hAnsi="Sakkal Majalla" w:cs="Sakkal Majalla" w:hint="cs"/>
+          <w:sz w:val="28"/>
+          <w:szCs w:val="28"/>
+          <w:rtl/>
+          <w:lang w:bidi="ar-AE"/>
+        </w:rPr>
+        <w:t>قَبَائِلِ</w:t>
+      </w:r>
+      <w:r>
+        <w:rPr>
+          <w:rFonts w:ascii="Sakkal Majalla" w:hAnsi="Sakkal Majalla" w:cs="Sakkal Majalla"/>
+          <w:sz w:val="28"/>
+          <w:szCs w:val="28"/>
+          <w:rtl/>
+          <w:lang w:bidi="ar-AE"/>
+        </w:rPr>
+        <w:t xml:space="preserve"> </w:t>
+      </w:r>
+      <w:r>
+        <w:rPr>
+          <w:rFonts w:ascii="Sakkal Majalla" w:hAnsi="Sakkal Majalla" w:cs="Sakkal Majalla" w:hint="cs"/>
+          <w:sz w:val="28"/>
+          <w:szCs w:val="28"/>
+          <w:rtl/>
+          <w:lang w:bidi="ar-AE"/>
+        </w:rPr>
+        <w:t>الأَرْضِ</w:t>
+      </w:r>
+      <w:r>
+        <w:rPr>
+          <w:rFonts w:ascii="Sakkal Majalla" w:hAnsi="Sakkal Majalla" w:cs="Sakkal Majalla"/>
+          <w:sz w:val="28"/>
+          <w:szCs w:val="28"/>
+          <w:rtl/>
+          <w:lang w:bidi="ar-AE"/>
+        </w:rPr>
+        <w:t xml:space="preserve">. </w:t>
+      </w:r>
+      <w:r>
+        <w:rPr>
+          <w:rFonts w:ascii="Sakkal Majalla" w:hAnsi="Sakkal Majalla" w:cs="Sakkal Majalla" w:hint="cs"/>
+          <w:sz w:val="28"/>
+          <w:szCs w:val="28"/>
+          <w:rtl/>
+          <w:lang w:bidi="ar-AE"/>
+        </w:rPr>
+        <w:t>نَعَمْ</w:t>
+      </w:r>
+      <w:r>
+        <w:rPr>
+          <w:rFonts w:ascii="Sakkal Majalla" w:hAnsi="Sakkal Majalla" w:cs="Sakkal Majalla"/>
+          <w:sz w:val="28"/>
+          <w:szCs w:val="28"/>
+          <w:rtl/>
+          <w:lang w:bidi="ar-AE"/>
+        </w:rPr>
+        <w:t xml:space="preserve"> </w:t>
+      </w:r>
+      <w:r>
+        <w:rPr>
+          <w:rFonts w:ascii="Sakkal Majalla" w:hAnsi="Sakkal Majalla" w:cs="Sakkal Majalla" w:hint="cs"/>
+          <w:sz w:val="28"/>
+          <w:szCs w:val="28"/>
+          <w:rtl/>
+          <w:lang w:bidi="ar-AE"/>
+        </w:rPr>
+        <w:t>آمِينَ</w:t>
+      </w:r>
+      <w:r>
+        <w:rPr>
+          <w:rFonts w:ascii="Sakkal Majalla" w:hAnsi="Sakkal Majalla" w:cs="Sakkal Majalla"/>
+          <w:sz w:val="28"/>
+          <w:szCs w:val="28"/>
+          <w:rtl/>
+          <w:lang w:bidi="ar-AE"/>
+        </w:rPr>
+        <w:t>.</w:t>
+      </w:r>
+      <w:r>
+        <w:rPr>
+          <w:rFonts w:ascii="Sakkal Majalla" w:hAnsi="Sakkal Majalla" w:cs="Sakkal Majalla" w:hint="cs"/>
+          <w:sz w:val="28"/>
+          <w:szCs w:val="28"/>
+          <w:rtl/>
+          <w:lang w:bidi="ar-AE"/>
+        </w:rPr>
+        <w:t>" (رؤيا 1: 7). إنه سيُدعى "الأمين والحقيقي (</w:t>
+      </w:r>
+      <w:r>
+        <w:rPr>
+          <w:rFonts w:ascii="Sakkal Majalla" w:hAnsi="Sakkal Majalla" w:cs="Sakkal Majalla" w:hint="cs"/>
+          <w:sz w:val="28"/>
+          <w:szCs w:val="28"/>
+          <w:rtl/>
+          <w:lang w:bidi="ar-AE"/>
+        </w:rPr>
+        <w:t>أَمِينًا</w:t>
+      </w:r>
+      <w:r>
+        <w:rPr>
+          <w:rFonts w:ascii="Sakkal Majalla" w:hAnsi="Sakkal Majalla" w:cs="Sakkal Majalla"/>
+          <w:sz w:val="28"/>
+          <w:szCs w:val="28"/>
+          <w:rtl/>
+          <w:lang w:bidi="ar-AE"/>
+        </w:rPr>
+        <w:t xml:space="preserve"> </w:t>
+      </w:r>
+      <w:r>
+        <w:rPr>
+          <w:rFonts w:ascii="Sakkal Majalla" w:hAnsi="Sakkal Majalla" w:cs="Sakkal Majalla" w:hint="cs"/>
+          <w:sz w:val="28"/>
+          <w:szCs w:val="28"/>
+          <w:rtl/>
+          <w:lang w:bidi="ar-AE"/>
+        </w:rPr>
+        <w:t>وَصَادِقًا</w:t>
+      </w:r>
+      <w:r>
+        <w:rPr>
+          <w:rFonts w:ascii="Sakkal Majalla" w:hAnsi="Sakkal Majalla" w:cs="Sakkal Majalla" w:hint="cs"/>
+          <w:sz w:val="28"/>
+          <w:szCs w:val="28"/>
+          <w:rtl/>
+          <w:lang w:bidi="ar-AE"/>
+        </w:rPr>
+        <w:t>)"، وذلك بالارتباط بالدينونة؛ لأنه لن تسقط أية كلمة تُقال بالنظر إلى الدينونة على الأشرار (البعيدين عن الله)؛ فالكل سيتم بجدية بصورة رسمية. "</w:t>
+      </w:r>
+      <w:r>
+        <w:rPr>
+          <w:rFonts w:hint="cs"/>
+          <w:sz w:val="28"/>
+          <w:szCs w:val="28"/>
+          <w:rtl/>
+        </w:rPr>
+        <w:t xml:space="preserve"> </w:t>
+      </w:r>
+      <w:r>
+        <w:rPr>
+          <w:rFonts w:ascii="Sakkal Majalla" w:hAnsi="Sakkal Majalla" w:cs="Sakkal Majalla" w:hint="cs"/>
+          <w:sz w:val="28"/>
+          <w:szCs w:val="28"/>
+          <w:rtl/>
+          <w:lang w:bidi="ar-AE"/>
+        </w:rPr>
+        <w:t>وَبِالْعَدْلِ</w:t>
+      </w:r>
+      <w:r>
+        <w:rPr>
+          <w:rFonts w:ascii="Sakkal Majalla" w:hAnsi="Sakkal Majalla" w:cs="Sakkal Majalla"/>
+          <w:sz w:val="28"/>
+          <w:szCs w:val="28"/>
+          <w:rtl/>
+          <w:lang w:bidi="ar-AE"/>
+        </w:rPr>
+        <w:t xml:space="preserve"> </w:t>
+      </w:r>
+      <w:r>
+        <w:rPr>
+          <w:rFonts w:ascii="Sakkal Majalla" w:hAnsi="Sakkal Majalla" w:cs="Sakkal Majalla" w:hint="cs"/>
+          <w:sz w:val="28"/>
+          <w:szCs w:val="28"/>
+          <w:rtl/>
+          <w:lang w:bidi="ar-AE"/>
+        </w:rPr>
+        <w:t>يَحْكُمُ</w:t>
+      </w:r>
+      <w:r>
+        <w:rPr>
+          <w:rFonts w:ascii="Sakkal Majalla" w:hAnsi="Sakkal Majalla" w:cs="Sakkal Majalla"/>
+          <w:sz w:val="28"/>
+          <w:szCs w:val="28"/>
+          <w:rtl/>
+          <w:lang w:bidi="ar-AE"/>
+        </w:rPr>
+        <w:t xml:space="preserve"> </w:t>
+      </w:r>
+      <w:r>
+        <w:rPr>
+          <w:rFonts w:ascii="Sakkal Majalla" w:hAnsi="Sakkal Majalla" w:cs="Sakkal Majalla" w:hint="cs"/>
+          <w:sz w:val="28"/>
+          <w:szCs w:val="28"/>
+          <w:rtl/>
+          <w:lang w:bidi="ar-AE"/>
+        </w:rPr>
+        <w:t>وَيُحَارِبُ</w:t>
+      </w:r>
+      <w:r>
+        <w:rPr>
+          <w:rFonts w:ascii="Sakkal Majalla" w:hAnsi="Sakkal Majalla" w:cs="Sakkal Majalla" w:hint="cs"/>
+          <w:sz w:val="28"/>
+          <w:szCs w:val="28"/>
+          <w:rtl/>
+          <w:lang w:bidi="ar-AE"/>
+        </w:rPr>
+        <w:t>"؛ فالإنسان في هذه النقطة لن يكون لديه سبب بأن يشكو، لكن ما الذي سيعنيه العد</w:t>
+      </w:r>
+      <w:r>
+        <w:rPr>
+          <w:rFonts w:ascii="Sakkal Majalla" w:hAnsi="Sakkal Majalla" w:cs="Sakkal Majalla" w:hint="cs"/>
+          <w:sz w:val="28"/>
+          <w:szCs w:val="28"/>
+          <w:rtl/>
+          <w:lang w:bidi="ar-AE"/>
+        </w:rPr>
+        <w:t>ل الغير ممتزج بالرحمة للإنسان؟ "</w:t>
+      </w:r>
+      <w:r>
+        <w:rPr>
+          <w:rFonts w:hint="cs"/>
+          <w:sz w:val="28"/>
+          <w:szCs w:val="28"/>
+          <w:rtl/>
+        </w:rPr>
+        <w:t xml:space="preserve"> </w:t>
+      </w:r>
+      <w:r>
+        <w:rPr>
+          <w:rFonts w:ascii="Sakkal Majalla" w:hAnsi="Sakkal Majalla" w:cs="Sakkal Majalla" w:hint="cs"/>
+          <w:sz w:val="28"/>
+          <w:szCs w:val="28"/>
+          <w:rtl/>
+          <w:lang w:bidi="ar-AE"/>
+        </w:rPr>
+        <w:t>وَهُوَ</w:t>
+      </w:r>
+      <w:r>
+        <w:rPr>
+          <w:rFonts w:ascii="Sakkal Majalla" w:hAnsi="Sakkal Majalla" w:cs="Sakkal Majalla"/>
+          <w:sz w:val="28"/>
+          <w:szCs w:val="28"/>
+          <w:rtl/>
+          <w:lang w:bidi="ar-AE"/>
+        </w:rPr>
+        <w:t xml:space="preserve"> </w:t>
+      </w:r>
+      <w:r>
+        <w:rPr>
+          <w:rFonts w:ascii="Sakkal Majalla" w:hAnsi="Sakkal Majalla" w:cs="Sakkal Majalla" w:hint="cs"/>
+          <w:sz w:val="28"/>
+          <w:szCs w:val="28"/>
+          <w:rtl/>
+          <w:lang w:bidi="ar-AE"/>
+        </w:rPr>
+        <w:t>مُتَسَرْبِلٌ</w:t>
+      </w:r>
+      <w:r>
+        <w:rPr>
+          <w:rFonts w:ascii="Sakkal Majalla" w:hAnsi="Sakkal Majalla" w:cs="Sakkal Majalla"/>
+          <w:sz w:val="28"/>
+          <w:szCs w:val="28"/>
+          <w:rtl/>
+          <w:lang w:bidi="ar-AE"/>
+        </w:rPr>
+        <w:t xml:space="preserve"> </w:t>
+      </w:r>
+      <w:r>
+        <w:rPr>
+          <w:rFonts w:ascii="Sakkal Majalla" w:hAnsi="Sakkal Majalla" w:cs="Sakkal Majalla" w:hint="cs"/>
+          <w:sz w:val="28"/>
+          <w:szCs w:val="28"/>
+          <w:rtl/>
+          <w:lang w:bidi="ar-AE"/>
+        </w:rPr>
+        <w:t>بِثَوْبٍ</w:t>
+      </w:r>
+      <w:r>
+        <w:rPr>
+          <w:rFonts w:ascii="Sakkal Majalla" w:hAnsi="Sakkal Majalla" w:cs="Sakkal Majalla"/>
+          <w:sz w:val="28"/>
+          <w:szCs w:val="28"/>
+          <w:rtl/>
+          <w:lang w:bidi="ar-AE"/>
+        </w:rPr>
+        <w:t xml:space="preserve"> </w:t>
+      </w:r>
+      <w:r>
+        <w:rPr>
+          <w:rFonts w:ascii="Sakkal Majalla" w:hAnsi="Sakkal Majalla" w:cs="Sakkal Majalla" w:hint="cs"/>
+          <w:sz w:val="28"/>
+          <w:szCs w:val="28"/>
+          <w:rtl/>
+          <w:lang w:bidi="ar-AE"/>
+        </w:rPr>
+        <w:t>مَغْمُوسٍ</w:t>
+      </w:r>
+      <w:r>
+        <w:rPr>
+          <w:rFonts w:ascii="Sakkal Majalla" w:hAnsi="Sakkal Majalla" w:cs="Sakkal Majalla"/>
+          <w:sz w:val="28"/>
+          <w:szCs w:val="28"/>
+          <w:rtl/>
+          <w:lang w:bidi="ar-AE"/>
+        </w:rPr>
+        <w:t xml:space="preserve"> </w:t>
+      </w:r>
+      <w:r>
+        <w:rPr>
+          <w:rFonts w:ascii="Sakkal Majalla" w:hAnsi="Sakkal Majalla" w:cs="Sakkal Majalla" w:hint="cs"/>
+          <w:sz w:val="28"/>
+          <w:szCs w:val="28"/>
+          <w:rtl/>
+          <w:lang w:bidi="ar-AE"/>
+        </w:rPr>
+        <w:t>بِدَمٍ،</w:t>
+      </w:r>
+      <w:r>
+        <w:rPr>
+          <w:rFonts w:ascii="Sakkal Majalla" w:hAnsi="Sakkal Majalla" w:cs="Sakkal Majalla" w:hint="cs"/>
+          <w:sz w:val="28"/>
+          <w:szCs w:val="28"/>
+          <w:rtl/>
+          <w:lang w:bidi="ar-AE"/>
+        </w:rPr>
+        <w:t>". إنه ليس دم الكفارة، وإنما دم الأعداء. هكذا يوضح ذلك أيضًا النبي أشعياء في إصحاح 63: 3. "</w:t>
+      </w:r>
+      <w:r>
+        <w:rPr>
+          <w:rFonts w:hint="cs"/>
+          <w:sz w:val="28"/>
+          <w:szCs w:val="28"/>
+          <w:rtl/>
+        </w:rPr>
+        <w:t xml:space="preserve"> </w:t>
+      </w:r>
+      <w:r>
+        <w:rPr>
+          <w:rFonts w:ascii="Sakkal Majalla" w:hAnsi="Sakkal Majalla" w:cs="Sakkal Majalla" w:hint="cs"/>
+          <w:sz w:val="28"/>
+          <w:szCs w:val="28"/>
+          <w:rtl/>
+          <w:lang w:bidi="ar-AE"/>
+        </w:rPr>
+        <w:t>وَيُدْعَى</w:t>
+      </w:r>
+      <w:r>
+        <w:rPr>
+          <w:rFonts w:ascii="Sakkal Majalla" w:hAnsi="Sakkal Majalla" w:cs="Sakkal Majalla"/>
+          <w:sz w:val="28"/>
+          <w:szCs w:val="28"/>
+          <w:rtl/>
+          <w:lang w:bidi="ar-AE"/>
+        </w:rPr>
+        <w:t xml:space="preserve"> </w:t>
+      </w:r>
+      <w:r>
+        <w:rPr>
+          <w:rFonts w:ascii="Sakkal Majalla" w:hAnsi="Sakkal Majalla" w:cs="Sakkal Majalla" w:hint="cs"/>
+          <w:sz w:val="28"/>
+          <w:szCs w:val="28"/>
+          <w:rtl/>
+          <w:lang w:bidi="ar-AE"/>
+        </w:rPr>
+        <w:t>اسْمُهُ</w:t>
+      </w:r>
+      <w:r>
+        <w:rPr>
+          <w:rFonts w:ascii="Sakkal Majalla" w:hAnsi="Sakkal Majalla" w:cs="Sakkal Majalla"/>
+          <w:sz w:val="28"/>
+          <w:szCs w:val="28"/>
+          <w:rtl/>
+          <w:lang w:bidi="ar-AE"/>
+        </w:rPr>
+        <w:t xml:space="preserve"> «</w:t>
+      </w:r>
+      <w:r>
+        <w:rPr>
+          <w:rFonts w:ascii="Sakkal Majalla" w:hAnsi="Sakkal Majalla" w:cs="Sakkal Majalla" w:hint="cs"/>
+          <w:sz w:val="28"/>
+          <w:szCs w:val="28"/>
+          <w:rtl/>
+          <w:lang w:bidi="ar-AE"/>
+        </w:rPr>
+        <w:t>كَلِمَةَ</w:t>
+      </w:r>
+      <w:r>
+        <w:rPr>
+          <w:rFonts w:ascii="Sakkal Majalla" w:hAnsi="Sakkal Majalla" w:cs="Sakkal Majalla"/>
+          <w:sz w:val="28"/>
+          <w:szCs w:val="28"/>
+          <w:rtl/>
+          <w:lang w:bidi="ar-AE"/>
+        </w:rPr>
+        <w:t xml:space="preserve"> </w:t>
+      </w:r>
+      <w:r>
+        <w:rPr>
+          <w:rFonts w:ascii="Sakkal Majalla" w:hAnsi="Sakkal Majalla" w:cs="Sakkal Majalla" w:hint="cs"/>
+          <w:sz w:val="28"/>
+          <w:szCs w:val="28"/>
+          <w:rtl/>
+          <w:lang w:bidi="ar-AE"/>
+        </w:rPr>
+        <w:t>اللهِ</w:t>
+      </w:r>
+      <w:r>
+        <w:rPr>
+          <w:rFonts w:ascii="Sakkal Majalla" w:hAnsi="Sakkal Majalla" w:cs="Sakkal Majalla" w:hint="eastAsia"/>
+          <w:sz w:val="28"/>
+          <w:szCs w:val="28"/>
+          <w:rtl/>
+          <w:lang w:bidi="ar-AE"/>
+        </w:rPr>
+        <w:t>»</w:t>
+      </w:r>
+      <w:r>
+        <w:rPr>
+          <w:rFonts w:ascii="Sakkal Majalla" w:hAnsi="Sakkal Majalla" w:cs="Sakkal Majalla"/>
+          <w:sz w:val="28"/>
+          <w:szCs w:val="28"/>
+          <w:rtl/>
+          <w:lang w:bidi="ar-AE"/>
+        </w:rPr>
+        <w:t>.</w:t>
+      </w:r>
+      <w:r>
+        <w:rPr>
+          <w:rFonts w:ascii="Sakkal Majalla" w:hAnsi="Sakkal Majalla" w:cs="Sakkal Majalla" w:hint="cs"/>
+          <w:sz w:val="28"/>
+          <w:szCs w:val="28"/>
+          <w:rtl/>
+          <w:lang w:bidi="ar-AE"/>
+        </w:rPr>
+        <w:t xml:space="preserve">"، لأنه هو مَن يميّز (يحكم </w:t>
+      </w:r>
+      <w:r>
+        <w:rPr>
+          <w:rFonts w:ascii="Sakkal Majalla" w:hAnsi="Sakkal Majalla" w:cs="Sakkal Majalla"/>
+          <w:sz w:val="28"/>
+          <w:szCs w:val="28"/>
+          <w:rtl/>
+          <w:lang w:bidi="ar-AE"/>
+        </w:rPr>
+        <w:t>–</w:t>
+      </w:r>
+      <w:r>
+        <w:rPr>
+          <w:rFonts w:ascii="Sakkal Majalla" w:hAnsi="Sakkal Majalla" w:cs="Sakkal Majalla" w:hint="cs"/>
+          <w:sz w:val="28"/>
+          <w:szCs w:val="28"/>
+          <w:rtl/>
+          <w:lang w:bidi="ar-AE"/>
+        </w:rPr>
+        <w:t xml:space="preserve"> يدين) </w:t>
+      </w:r>
+      <w:r>
+        <w:rPr>
+          <w:rFonts w:ascii="Sakkal Majalla" w:hAnsi="Sakkal Majalla" w:cs="Sakkal Majalla" w:hint="cs"/>
+          <w:sz w:val="28"/>
+          <w:szCs w:val="28"/>
+          <w:rtl/>
+          <w:lang w:bidi="ar-AE"/>
+        </w:rPr>
+        <w:t>أَفْكَارَ</w:t>
+      </w:r>
+      <w:r>
+        <w:rPr>
+          <w:rFonts w:ascii="Sakkal Majalla" w:hAnsi="Sakkal Majalla" w:cs="Sakkal Majalla"/>
+          <w:sz w:val="28"/>
+          <w:szCs w:val="28"/>
+          <w:rtl/>
+          <w:lang w:bidi="ar-AE"/>
+        </w:rPr>
+        <w:t xml:space="preserve"> </w:t>
+      </w:r>
+      <w:r>
+        <w:rPr>
+          <w:rFonts w:ascii="Sakkal Majalla" w:hAnsi="Sakkal Majalla" w:cs="Sakkal Majalla" w:hint="cs"/>
+          <w:sz w:val="28"/>
+          <w:szCs w:val="28"/>
+          <w:rtl/>
+          <w:lang w:bidi="ar-AE"/>
+        </w:rPr>
+        <w:t>قَلْبِ</w:t>
+      </w:r>
+      <w:r>
+        <w:rPr>
+          <w:rFonts w:ascii="Sakkal Majalla" w:hAnsi="Sakkal Majalla" w:cs="Sakkal Majalla" w:hint="cs"/>
+          <w:sz w:val="28"/>
+          <w:szCs w:val="28"/>
+          <w:rtl/>
+          <w:lang w:bidi="ar-AE"/>
+        </w:rPr>
+        <w:t xml:space="preserve"> الإنسان</w:t>
+      </w:r>
+      <w:r>
+        <w:rPr>
+          <w:rFonts w:ascii="Sakkal Majalla" w:hAnsi="Sakkal Majalla" w:cs="Sakkal Majalla"/>
+          <w:sz w:val="28"/>
+          <w:szCs w:val="28"/>
+          <w:rtl/>
+          <w:lang w:bidi="ar-AE"/>
+        </w:rPr>
+        <w:t xml:space="preserve"> </w:t>
+      </w:r>
+      <w:r>
+        <w:rPr>
+          <w:rFonts w:ascii="Sakkal Majalla" w:hAnsi="Sakkal Majalla" w:cs="Sakkal Majalla" w:hint="cs"/>
+          <w:sz w:val="28"/>
+          <w:szCs w:val="28"/>
+          <w:rtl/>
+          <w:lang w:bidi="ar-AE"/>
+        </w:rPr>
+        <w:t>وَنِيَّاتِهِ</w:t>
+      </w:r>
+      <w:r>
+        <w:rPr>
+          <w:rFonts w:ascii="Sakkal Majalla" w:hAnsi="Sakkal Majalla" w:cs="Sakkal Majalla"/>
+          <w:sz w:val="28"/>
+          <w:szCs w:val="28"/>
+          <w:rtl/>
+          <w:lang w:bidi="ar-AE"/>
+        </w:rPr>
+        <w:t>.</w:t>
+      </w:r>
+      <w:r>
+        <w:rPr>
+          <w:rFonts w:ascii="Sakkal Majalla" w:hAnsi="Sakkal Majalla" w:cs="Sakkal Majalla" w:hint="cs"/>
+          <w:sz w:val="28"/>
+          <w:szCs w:val="28"/>
+          <w:rtl/>
+          <w:lang w:bidi="ar-AE"/>
+        </w:rPr>
+        <w:t xml:space="preserve"> (عبرانيين 4: 12). وهو يحمل على ثوبه وعلى حقويه أيضًا اسمًا آخر مكتوبًا: "</w:t>
+      </w:r>
+      <w:r>
+        <w:rPr>
+          <w:sz w:val="28"/>
+          <w:szCs w:val="28"/>
+          <w:rtl/>
+        </w:rPr>
+        <w:t xml:space="preserve"> </w:t>
+      </w:r>
+      <w:r>
+        <w:rPr>
+          <w:rFonts w:ascii="Sakkal Majalla" w:hAnsi="Sakkal Majalla" w:cs="Sakkal Majalla"/>
+          <w:sz w:val="28"/>
+          <w:szCs w:val="28"/>
+          <w:rtl/>
+          <w:lang w:bidi="ar-AE"/>
+        </w:rPr>
+        <w:t>«</w:t>
+      </w:r>
+      <w:r>
+        <w:rPr>
+          <w:rFonts w:ascii="Sakkal Majalla" w:hAnsi="Sakkal Majalla" w:cs="Sakkal Majalla" w:hint="cs"/>
+          <w:sz w:val="28"/>
+          <w:szCs w:val="28"/>
+          <w:rtl/>
+          <w:lang w:bidi="ar-AE"/>
+        </w:rPr>
+        <w:t>مَلِكُ</w:t>
+      </w:r>
+      <w:r>
+        <w:rPr>
+          <w:rFonts w:ascii="Sakkal Majalla" w:hAnsi="Sakkal Majalla" w:cs="Sakkal Majalla"/>
+          <w:sz w:val="28"/>
+          <w:szCs w:val="28"/>
+          <w:rtl/>
+          <w:lang w:bidi="ar-AE"/>
+        </w:rPr>
+        <w:t xml:space="preserve"> </w:t>
+      </w:r>
+      <w:r>
+        <w:rPr>
+          <w:rFonts w:ascii="Sakkal Majalla" w:hAnsi="Sakkal Majalla" w:cs="Sakkal Majalla" w:hint="cs"/>
+          <w:sz w:val="28"/>
+          <w:szCs w:val="28"/>
+          <w:rtl/>
+          <w:lang w:bidi="ar-AE"/>
+        </w:rPr>
+        <w:t>الْمُلُوكِ</w:t>
+      </w:r>
+      <w:r>
+        <w:rPr>
+          <w:rFonts w:ascii="Sakkal Majalla" w:hAnsi="Sakkal Majalla" w:cs="Sakkal Majalla"/>
+          <w:sz w:val="28"/>
+          <w:szCs w:val="28"/>
+          <w:rtl/>
+          <w:lang w:bidi="ar-AE"/>
+        </w:rPr>
+        <w:t xml:space="preserve"> </w:t>
+      </w:r>
+      <w:r>
+        <w:rPr>
+          <w:rFonts w:ascii="Sakkal Majalla" w:hAnsi="Sakkal Majalla" w:cs="Sakkal Majalla" w:hint="cs"/>
+          <w:sz w:val="28"/>
+          <w:szCs w:val="28"/>
+          <w:rtl/>
+          <w:lang w:bidi="ar-AE"/>
+        </w:rPr>
+        <w:t>وَرَبُّ</w:t>
+      </w:r>
+      <w:r>
+        <w:rPr>
+          <w:rFonts w:ascii="Sakkal Majalla" w:hAnsi="Sakkal Majalla" w:cs="Sakkal Majalla"/>
+          <w:sz w:val="28"/>
+          <w:szCs w:val="28"/>
+          <w:rtl/>
+          <w:lang w:bidi="ar-AE"/>
+        </w:rPr>
+        <w:t xml:space="preserve"> </w:t>
+      </w:r>
+      <w:r>
+        <w:rPr>
+          <w:rFonts w:ascii="Sakkal Majalla" w:hAnsi="Sakkal Majalla" w:cs="Sakkal Majalla" w:hint="cs"/>
+          <w:sz w:val="28"/>
+          <w:szCs w:val="28"/>
+          <w:rtl/>
+          <w:lang w:bidi="ar-AE"/>
+        </w:rPr>
+        <w:t>الأَرْبَابِ</w:t>
+      </w:r>
+      <w:r>
+        <w:rPr>
+          <w:rFonts w:ascii="Sakkal Majalla" w:hAnsi="Sakkal Majalla" w:cs="Sakkal Majalla" w:hint="eastAsia"/>
+          <w:sz w:val="28"/>
+          <w:szCs w:val="28"/>
+          <w:rtl/>
+          <w:lang w:bidi="ar-AE"/>
+        </w:rPr>
+        <w:t>»</w:t>
+      </w:r>
+      <w:r>
+        <w:rPr>
+          <w:rFonts w:ascii="Sakkal Majalla" w:hAnsi="Sakkal Majalla" w:cs="Sakkal Majalla"/>
+          <w:sz w:val="28"/>
+          <w:szCs w:val="28"/>
+          <w:rtl/>
+          <w:lang w:bidi="ar-AE"/>
+        </w:rPr>
+        <w:t>.</w:t>
+      </w:r>
+      <w:r>
+        <w:rPr>
+          <w:rFonts w:ascii="Sakkal Majalla" w:hAnsi="Sakkal Majalla" w:cs="Sakkal Majalla" w:hint="cs"/>
+          <w:sz w:val="28"/>
+          <w:szCs w:val="28"/>
+          <w:rtl/>
+          <w:lang w:bidi="ar-AE"/>
+        </w:rPr>
+        <w:t>". عندها سيحين الوقت المكتوب عنه في سفر الرؤيا 11: 15: "</w:t>
+      </w:r>
+      <w:r>
+        <w:rPr>
+          <w:rFonts w:ascii="Sakkal Majalla" w:hAnsi="Sakkal Majalla" w:cs="Sakkal Majalla"/>
+          <w:sz w:val="28"/>
+          <w:szCs w:val="28"/>
+          <w:rtl/>
+          <w:lang w:bidi="ar-AE"/>
+        </w:rPr>
+        <w:t>«</w:t>
+      </w:r>
+      <w:r>
+        <w:rPr>
+          <w:rFonts w:ascii="Sakkal Majalla" w:hAnsi="Sakkal Majalla" w:cs="Sakkal Majalla" w:hint="cs"/>
+          <w:sz w:val="28"/>
+          <w:szCs w:val="28"/>
+          <w:rtl/>
+          <w:lang w:bidi="ar-AE"/>
+        </w:rPr>
+        <w:t>قَدْ</w:t>
+      </w:r>
+      <w:r>
+        <w:rPr>
+          <w:rFonts w:ascii="Sakkal Majalla" w:hAnsi="Sakkal Majalla" w:cs="Sakkal Majalla"/>
+          <w:sz w:val="28"/>
+          <w:szCs w:val="28"/>
+          <w:rtl/>
+          <w:lang w:bidi="ar-AE"/>
+        </w:rPr>
+        <w:t xml:space="preserve"> </w:t>
+      </w:r>
+      <w:r>
+        <w:rPr>
+          <w:rFonts w:ascii="Sakkal Majalla" w:hAnsi="Sakkal Majalla" w:cs="Sakkal Majalla" w:hint="cs"/>
+          <w:sz w:val="28"/>
+          <w:szCs w:val="28"/>
+          <w:rtl/>
+          <w:lang w:bidi="ar-AE"/>
+        </w:rPr>
+        <w:t>صَارَتْ</w:t>
+      </w:r>
+      <w:r>
+        <w:rPr>
+          <w:rFonts w:ascii="Sakkal Majalla" w:hAnsi="Sakkal Majalla" w:cs="Sakkal Majalla"/>
+          <w:sz w:val="28"/>
+          <w:szCs w:val="28"/>
+          <w:rtl/>
+          <w:lang w:bidi="ar-AE"/>
+        </w:rPr>
+        <w:t xml:space="preserve"> </w:t>
+      </w:r>
+      <w:r>
+        <w:rPr>
+          <w:rFonts w:ascii="Sakkal Majalla" w:hAnsi="Sakkal Majalla" w:cs="Sakkal Majalla" w:hint="cs"/>
+          <w:sz w:val="28"/>
+          <w:szCs w:val="28"/>
+          <w:rtl/>
+          <w:lang w:bidi="ar-AE"/>
+        </w:rPr>
+        <w:t>مَمَالِكُ</w:t>
+      </w:r>
+      <w:r>
+        <w:rPr>
+          <w:rFonts w:ascii="Sakkal Majalla" w:hAnsi="Sakkal Majalla" w:cs="Sakkal Majalla"/>
+          <w:sz w:val="28"/>
+          <w:szCs w:val="28"/>
+          <w:rtl/>
+          <w:lang w:bidi="ar-AE"/>
+        </w:rPr>
+        <w:t xml:space="preserve"> </w:t>
+      </w:r>
+      <w:r>
+        <w:rPr>
+          <w:rFonts w:ascii="Sakkal Majalla" w:hAnsi="Sakkal Majalla" w:cs="Sakkal Majalla" w:hint="cs"/>
+          <w:sz w:val="28"/>
+          <w:szCs w:val="28"/>
+          <w:rtl/>
+          <w:lang w:bidi="ar-AE"/>
+        </w:rPr>
+        <w:t>الْعَالَمِ</w:t>
+      </w:r>
+      <w:r>
+        <w:rPr>
+          <w:rFonts w:ascii="Sakkal Majalla" w:hAnsi="Sakkal Majalla" w:cs="Sakkal Majalla"/>
+          <w:sz w:val="28"/>
+          <w:szCs w:val="28"/>
+          <w:rtl/>
+          <w:lang w:bidi="ar-AE"/>
+        </w:rPr>
+        <w:t xml:space="preserve"> </w:t>
+      </w:r>
+      <w:r>
+        <w:rPr>
+          <w:rFonts w:ascii="Sakkal Majalla" w:hAnsi="Sakkal Majalla" w:cs="Sakkal Majalla" w:hint="cs"/>
+          <w:sz w:val="28"/>
+          <w:szCs w:val="28"/>
+          <w:rtl/>
+          <w:lang w:bidi="ar-AE"/>
+        </w:rPr>
+        <w:t>لِرَبِّنَا</w:t>
+      </w:r>
+      <w:r>
+        <w:rPr>
+          <w:rFonts w:ascii="Sakkal Majalla" w:hAnsi="Sakkal Majalla" w:cs="Sakkal Majalla"/>
+          <w:sz w:val="28"/>
+          <w:szCs w:val="28"/>
+          <w:rtl/>
+          <w:lang w:bidi="ar-AE"/>
+        </w:rPr>
+        <w:t xml:space="preserve"> </w:t>
+      </w:r>
+      <w:r>
+        <w:rPr>
+          <w:rFonts w:ascii="Sakkal Majalla" w:hAnsi="Sakkal Majalla" w:cs="Sakkal Majalla" w:hint="cs"/>
+          <w:sz w:val="28"/>
+          <w:szCs w:val="28"/>
+          <w:rtl/>
+          <w:lang w:bidi="ar-AE"/>
+        </w:rPr>
+        <w:t>وَمَسِيحِهِ،</w:t>
+      </w:r>
+      <w:r>
+        <w:rPr>
+          <w:rFonts w:ascii="Sakkal Majalla" w:hAnsi="Sakkal Majalla" w:cs="Sakkal Majalla"/>
+          <w:sz w:val="28"/>
+          <w:szCs w:val="28"/>
+          <w:rtl/>
+          <w:lang w:bidi="ar-AE"/>
+        </w:rPr>
+        <w:t xml:space="preserve"> </w:t>
+      </w:r>
+      <w:r>
+        <w:rPr>
+          <w:rFonts w:ascii="Sakkal Majalla" w:hAnsi="Sakkal Majalla" w:cs="Sakkal Majalla" w:hint="cs"/>
+          <w:sz w:val="28"/>
+          <w:szCs w:val="28"/>
+          <w:rtl/>
+          <w:lang w:bidi="ar-AE"/>
+        </w:rPr>
+        <w:t>فَسَيَمْلِكُ</w:t>
+      </w:r>
+      <w:r>
+        <w:rPr>
+          <w:rFonts w:ascii="Sakkal Majalla" w:hAnsi="Sakkal Majalla" w:cs="Sakkal Majalla"/>
+          <w:sz w:val="28"/>
+          <w:szCs w:val="28"/>
+          <w:rtl/>
+          <w:lang w:bidi="ar-AE"/>
+        </w:rPr>
+        <w:t xml:space="preserve"> </w:t>
+      </w:r>
+      <w:r>
+        <w:rPr>
+          <w:rFonts w:ascii="Sakkal Majalla" w:hAnsi="Sakkal Majalla" w:cs="Sakkal Majalla" w:hint="cs"/>
+          <w:sz w:val="28"/>
+          <w:szCs w:val="28"/>
+          <w:rtl/>
+          <w:lang w:bidi="ar-AE"/>
+        </w:rPr>
+        <w:t>إِلَى</w:t>
+      </w:r>
+      <w:r>
+        <w:rPr>
+          <w:rFonts w:ascii="Sakkal Majalla" w:hAnsi="Sakkal Majalla" w:cs="Sakkal Majalla"/>
+          <w:sz w:val="28"/>
+          <w:szCs w:val="28"/>
+          <w:rtl/>
+          <w:lang w:bidi="ar-AE"/>
+        </w:rPr>
+        <w:t xml:space="preserve"> </w:t>
+      </w:r>
+      <w:r>
+        <w:rPr>
+          <w:rFonts w:ascii="Sakkal Majalla" w:hAnsi="Sakkal Majalla" w:cs="Sakkal Majalla" w:hint="cs"/>
+          <w:sz w:val="28"/>
+          <w:szCs w:val="28"/>
+          <w:rtl/>
+          <w:lang w:bidi="ar-AE"/>
+        </w:rPr>
+        <w:t>أَبَدِ</w:t>
+      </w:r>
+      <w:r>
+        <w:rPr>
+          <w:rFonts w:ascii="Sakkal Majalla" w:hAnsi="Sakkal Majalla" w:cs="Sakkal Majalla"/>
+          <w:sz w:val="28"/>
+          <w:szCs w:val="28"/>
+          <w:rtl/>
+          <w:lang w:bidi="ar-AE"/>
+        </w:rPr>
+        <w:t xml:space="preserve"> </w:t>
+      </w:r>
+      <w:r>
+        <w:rPr>
+          <w:rFonts w:ascii="Sakkal Majalla" w:hAnsi="Sakkal Majalla" w:cs="Sakkal Majalla" w:hint="cs"/>
+          <w:sz w:val="28"/>
+          <w:szCs w:val="28"/>
+          <w:rtl/>
+          <w:lang w:bidi="ar-AE"/>
+        </w:rPr>
+        <w:t>الآبِدِينَ</w:t>
+      </w:r>
+      <w:r>
+        <w:rPr>
+          <w:rFonts w:ascii="Sakkal Majalla" w:hAnsi="Sakkal Majalla" w:cs="Sakkal Majalla" w:hint="eastAsia"/>
+          <w:sz w:val="28"/>
+          <w:szCs w:val="28"/>
+          <w:rtl/>
+          <w:lang w:bidi="ar-AE"/>
+        </w:rPr>
+        <w:t>»</w:t>
+      </w:r>
+      <w:r>
+        <w:rPr>
+          <w:rFonts w:ascii="Sakkal Majalla" w:hAnsi="Sakkal Majalla" w:cs="Sakkal Majalla"/>
+          <w:sz w:val="28"/>
+          <w:szCs w:val="28"/>
+          <w:rtl/>
+          <w:lang w:bidi="ar-AE"/>
+        </w:rPr>
+        <w:t>.</w:t>
+      </w:r>
+    </w:p>
+    <w:p>
+      <w:pPr>
+        <w:jc w:val="both"/>
+        <w:rPr>
+          <w:rFonts w:ascii="Sakkal Majalla" w:hAnsi="Sakkal Majalla" w:cs="Sakkal Majalla"/>
+          <w:sz w:val="28"/>
+          <w:szCs w:val="28"/>
+          <w:rtl/>
+          <w:lang w:bidi="ar-AE"/>
+        </w:rPr>
+      </w:pPr>
+      <w:r>
+        <w:rPr>
+          <w:rFonts w:ascii="Sakkal Majalla" w:hAnsi="Sakkal Majalla" w:cs="Sakkal Majalla" w:hint="cs"/>
+          <w:sz w:val="28"/>
+          <w:szCs w:val="28"/>
+          <w:rtl/>
+          <w:lang w:bidi="ar-AE"/>
+        </w:rPr>
+        <w:lastRenderedPageBreak/>
+        <w:t>وفي إعلان كل مجده هو له رفاق، لأنه "</w:t>
+      </w:r>
+      <w:r>
+        <w:rPr>
+          <w:rFonts w:hint="cs"/>
+          <w:sz w:val="28"/>
+          <w:szCs w:val="28"/>
+          <w:rtl/>
+        </w:rPr>
+        <w:t xml:space="preserve"> </w:t>
+      </w:r>
+      <w:r>
+        <w:rPr>
+          <w:rFonts w:ascii="Sakkal Majalla" w:hAnsi="Sakkal Majalla" w:cs="Sakkal Majalla" w:hint="cs"/>
+          <w:sz w:val="28"/>
+          <w:szCs w:val="28"/>
+          <w:rtl/>
+          <w:lang w:bidi="ar-AE"/>
+        </w:rPr>
+        <w:t>وَالأَجْنَادُ</w:t>
+      </w:r>
+      <w:r>
+        <w:rPr>
+          <w:rFonts w:ascii="Sakkal Majalla" w:hAnsi="Sakkal Majalla" w:cs="Sakkal Majalla"/>
+          <w:sz w:val="28"/>
+          <w:szCs w:val="28"/>
+          <w:rtl/>
+          <w:lang w:bidi="ar-AE"/>
+        </w:rPr>
+        <w:t xml:space="preserve"> </w:t>
+      </w:r>
+      <w:r>
+        <w:rPr>
+          <w:rFonts w:ascii="Sakkal Majalla" w:hAnsi="Sakkal Majalla" w:cs="Sakkal Majalla" w:hint="cs"/>
+          <w:sz w:val="28"/>
+          <w:szCs w:val="28"/>
+          <w:rtl/>
+          <w:lang w:bidi="ar-AE"/>
+        </w:rPr>
+        <w:t>الَّذِينَ</w:t>
+      </w:r>
+      <w:r>
+        <w:rPr>
+          <w:rFonts w:ascii="Sakkal Majalla" w:hAnsi="Sakkal Majalla" w:cs="Sakkal Majalla"/>
+          <w:sz w:val="28"/>
+          <w:szCs w:val="28"/>
+          <w:rtl/>
+          <w:lang w:bidi="ar-AE"/>
+        </w:rPr>
+        <w:t xml:space="preserve"> </w:t>
+      </w:r>
+      <w:r>
+        <w:rPr>
+          <w:rFonts w:ascii="Sakkal Majalla" w:hAnsi="Sakkal Majalla" w:cs="Sakkal Majalla" w:hint="cs"/>
+          <w:sz w:val="28"/>
+          <w:szCs w:val="28"/>
+          <w:rtl/>
+          <w:lang w:bidi="ar-AE"/>
+        </w:rPr>
+        <w:t>فِي</w:t>
+      </w:r>
+      <w:r>
+        <w:rPr>
+          <w:rFonts w:ascii="Sakkal Majalla" w:hAnsi="Sakkal Majalla" w:cs="Sakkal Majalla"/>
+          <w:sz w:val="28"/>
+          <w:szCs w:val="28"/>
+          <w:rtl/>
+          <w:lang w:bidi="ar-AE"/>
+        </w:rPr>
+        <w:t xml:space="preserve"> </w:t>
+      </w:r>
+      <w:r>
+        <w:rPr>
+          <w:rFonts w:ascii="Sakkal Majalla" w:hAnsi="Sakkal Majalla" w:cs="Sakkal Majalla" w:hint="cs"/>
+          <w:sz w:val="28"/>
+          <w:szCs w:val="28"/>
+          <w:rtl/>
+          <w:lang w:bidi="ar-AE"/>
+        </w:rPr>
+        <w:t>السَّمَاءِ</w:t>
+      </w:r>
+      <w:r>
+        <w:rPr>
+          <w:rFonts w:ascii="Sakkal Majalla" w:hAnsi="Sakkal Majalla" w:cs="Sakkal Majalla"/>
+          <w:sz w:val="28"/>
+          <w:szCs w:val="28"/>
+          <w:rtl/>
+          <w:lang w:bidi="ar-AE"/>
+        </w:rPr>
+        <w:t xml:space="preserve"> </w:t>
+      </w:r>
+      <w:r>
+        <w:rPr>
+          <w:rFonts w:ascii="Sakkal Majalla" w:hAnsi="Sakkal Majalla" w:cs="Sakkal Majalla" w:hint="cs"/>
+          <w:sz w:val="28"/>
+          <w:szCs w:val="28"/>
+          <w:rtl/>
+          <w:lang w:bidi="ar-AE"/>
+        </w:rPr>
+        <w:t>كَانُوا</w:t>
+      </w:r>
+      <w:r>
+        <w:rPr>
+          <w:rFonts w:ascii="Sakkal Majalla" w:hAnsi="Sakkal Majalla" w:cs="Sakkal Majalla"/>
+          <w:sz w:val="28"/>
+          <w:szCs w:val="28"/>
+          <w:rtl/>
+          <w:lang w:bidi="ar-AE"/>
+        </w:rPr>
+        <w:t xml:space="preserve"> </w:t>
+      </w:r>
+      <w:r>
+        <w:rPr>
+          <w:rFonts w:ascii="Sakkal Majalla" w:hAnsi="Sakkal Majalla" w:cs="Sakkal Majalla" w:hint="cs"/>
+          <w:sz w:val="28"/>
+          <w:szCs w:val="28"/>
+          <w:rtl/>
+          <w:lang w:bidi="ar-AE"/>
+        </w:rPr>
+        <w:t>يَتْبَعُونَهُ</w:t>
+      </w:r>
+      <w:r>
+        <w:rPr>
+          <w:rFonts w:ascii="Sakkal Majalla" w:hAnsi="Sakkal Majalla" w:cs="Sakkal Majalla"/>
+          <w:sz w:val="28"/>
+          <w:szCs w:val="28"/>
+          <w:rtl/>
+          <w:lang w:bidi="ar-AE"/>
+        </w:rPr>
+        <w:t xml:space="preserve"> </w:t>
+      </w:r>
+      <w:r>
+        <w:rPr>
+          <w:rFonts w:ascii="Sakkal Majalla" w:hAnsi="Sakkal Majalla" w:cs="Sakkal Majalla" w:hint="cs"/>
+          <w:sz w:val="28"/>
+          <w:szCs w:val="28"/>
+          <w:rtl/>
+          <w:lang w:bidi="ar-AE"/>
+        </w:rPr>
+        <w:t>عَلَى</w:t>
+      </w:r>
+      <w:r>
+        <w:rPr>
+          <w:rFonts w:ascii="Sakkal Majalla" w:hAnsi="Sakkal Majalla" w:cs="Sakkal Majalla"/>
+          <w:sz w:val="28"/>
+          <w:szCs w:val="28"/>
+          <w:rtl/>
+          <w:lang w:bidi="ar-AE"/>
+        </w:rPr>
+        <w:t xml:space="preserve"> </w:t>
+      </w:r>
+      <w:r>
+        <w:rPr>
+          <w:rFonts w:ascii="Sakkal Majalla" w:hAnsi="Sakkal Majalla" w:cs="Sakkal Majalla" w:hint="cs"/>
+          <w:sz w:val="28"/>
+          <w:szCs w:val="28"/>
+          <w:rtl/>
+          <w:lang w:bidi="ar-AE"/>
+        </w:rPr>
+        <w:t>خَيْل</w:t>
+      </w:r>
+      <w:r>
+        <w:rPr>
+          <w:rFonts w:ascii="Sakkal Majalla" w:hAnsi="Sakkal Majalla" w:cs="Sakkal Majalla"/>
+          <w:sz w:val="28"/>
+          <w:szCs w:val="28"/>
+          <w:rtl/>
+          <w:lang w:bidi="ar-AE"/>
+        </w:rPr>
+        <w:t xml:space="preserve"> </w:t>
+      </w:r>
+      <w:r>
+        <w:rPr>
+          <w:rFonts w:ascii="Sakkal Majalla" w:hAnsi="Sakkal Majalla" w:cs="Sakkal Majalla" w:hint="cs"/>
+          <w:sz w:val="28"/>
+          <w:szCs w:val="28"/>
+          <w:rtl/>
+          <w:lang w:bidi="ar-AE"/>
+        </w:rPr>
+        <w:t>بِيضٍ،</w:t>
+      </w:r>
+      <w:r>
+        <w:rPr>
+          <w:rFonts w:ascii="Sakkal Majalla" w:hAnsi="Sakkal Majalla" w:cs="Sakkal Majalla"/>
+          <w:sz w:val="28"/>
+          <w:szCs w:val="28"/>
+          <w:rtl/>
+          <w:lang w:bidi="ar-AE"/>
+        </w:rPr>
+        <w:t xml:space="preserve"> </w:t>
+      </w:r>
+      <w:r>
+        <w:rPr>
+          <w:rFonts w:ascii="Sakkal Majalla" w:hAnsi="Sakkal Majalla" w:cs="Sakkal Majalla" w:hint="cs"/>
+          <w:sz w:val="28"/>
+          <w:szCs w:val="28"/>
+          <w:rtl/>
+          <w:lang w:bidi="ar-AE"/>
+        </w:rPr>
+        <w:t>لاَبِسِينَ</w:t>
+      </w:r>
+      <w:r>
+        <w:rPr>
+          <w:rFonts w:ascii="Sakkal Majalla" w:hAnsi="Sakkal Majalla" w:cs="Sakkal Majalla"/>
+          <w:sz w:val="28"/>
+          <w:szCs w:val="28"/>
+          <w:rtl/>
+          <w:lang w:bidi="ar-AE"/>
+        </w:rPr>
+        <w:t xml:space="preserve"> </w:t>
+      </w:r>
+      <w:r>
+        <w:rPr>
+          <w:rFonts w:ascii="Sakkal Majalla" w:hAnsi="Sakkal Majalla" w:cs="Sakkal Majalla" w:hint="cs"/>
+          <w:sz w:val="28"/>
+          <w:szCs w:val="28"/>
+          <w:rtl/>
+          <w:lang w:bidi="ar-AE"/>
+        </w:rPr>
+        <w:t>بَزًّا</w:t>
+      </w:r>
+      <w:r>
+        <w:rPr>
+          <w:rFonts w:ascii="Sakkal Majalla" w:hAnsi="Sakkal Majalla" w:cs="Sakkal Majalla"/>
+          <w:sz w:val="28"/>
+          <w:szCs w:val="28"/>
+          <w:rtl/>
+          <w:lang w:bidi="ar-AE"/>
+        </w:rPr>
+        <w:t xml:space="preserve"> </w:t>
+      </w:r>
+      <w:r>
+        <w:rPr>
+          <w:rFonts w:ascii="Sakkal Majalla" w:hAnsi="Sakkal Majalla" w:cs="Sakkal Majalla" w:hint="cs"/>
+          <w:sz w:val="28"/>
+          <w:szCs w:val="28"/>
+          <w:rtl/>
+          <w:lang w:bidi="ar-AE"/>
+        </w:rPr>
+        <w:t>أَبْيَضَ</w:t>
+      </w:r>
+      <w:r>
+        <w:rPr>
+          <w:rFonts w:ascii="Sakkal Majalla" w:hAnsi="Sakkal Majalla" w:cs="Sakkal Majalla"/>
+          <w:sz w:val="28"/>
+          <w:szCs w:val="28"/>
+          <w:rtl/>
+          <w:lang w:bidi="ar-AE"/>
+        </w:rPr>
+        <w:t xml:space="preserve"> </w:t>
+      </w:r>
+      <w:r>
+        <w:rPr>
+          <w:rFonts w:ascii="Sakkal Majalla" w:hAnsi="Sakkal Majalla" w:cs="Sakkal Majalla" w:hint="cs"/>
+          <w:sz w:val="28"/>
+          <w:szCs w:val="28"/>
+          <w:rtl/>
+          <w:lang w:bidi="ar-AE"/>
+        </w:rPr>
+        <w:t>وَنَقِيًّا</w:t>
+      </w:r>
+      <w:r>
+        <w:rPr>
+          <w:rFonts w:ascii="Sakkal Majalla" w:hAnsi="Sakkal Majalla" w:cs="Sakkal Majalla"/>
+          <w:sz w:val="28"/>
+          <w:szCs w:val="28"/>
+          <w:rtl/>
+          <w:lang w:bidi="ar-AE"/>
+        </w:rPr>
+        <w:t>.</w:t>
+      </w:r>
+      <w:r>
+        <w:rPr>
+          <w:rFonts w:ascii="Sakkal Majalla" w:hAnsi="Sakkal Majalla" w:cs="Sakkal Majalla" w:hint="cs"/>
+          <w:sz w:val="28"/>
+          <w:szCs w:val="28"/>
+          <w:rtl/>
+          <w:lang w:bidi="ar-AE"/>
+        </w:rPr>
+        <w:t xml:space="preserve">". هنا لدينا القديسين السماويين الذين سيتمجد ويُتعجّب منه فيهم </w:t>
+      </w:r>
+      <w:r>
+        <w:rPr>
+          <w:rFonts w:ascii="Sakkal Majalla" w:hAnsi="Sakkal Majalla" w:cs="Sakkal Majalla"/>
+          <w:sz w:val="28"/>
+          <w:szCs w:val="28"/>
+          <w:rtl/>
+          <w:lang w:bidi="ar-AE"/>
+        </w:rPr>
+        <w:t>–</w:t>
+      </w:r>
+      <w:r>
+        <w:rPr>
+          <w:rFonts w:ascii="Sakkal Majalla" w:hAnsi="Sakkal Majalla" w:cs="Sakkal Majalla" w:hint="cs"/>
+          <w:sz w:val="28"/>
+          <w:szCs w:val="28"/>
+          <w:rtl/>
+          <w:lang w:bidi="ar-AE"/>
+        </w:rPr>
+        <w:t xml:space="preserve"> مواضيع نعمته وشركاء عرضه. والملائكة أيضًا سيكونون حاضرين كما يقول في 2. تسالونيكي 1: 7. هم خدامه الذين يعملون رضاه (مزمور 103: 20، 21)، لكنهم لن يملكوا (أو يحكموا) "</w:t>
+      </w:r>
+      <w:r>
+        <w:rPr>
+          <w:rFonts w:hint="cs"/>
+          <w:sz w:val="28"/>
+          <w:szCs w:val="28"/>
+          <w:rtl/>
+        </w:rPr>
+        <w:t xml:space="preserve"> </w:t>
+      </w:r>
+      <w:r>
+        <w:rPr>
+          <w:rFonts w:ascii="Sakkal Majalla" w:hAnsi="Sakkal Majalla" w:cs="Sakkal Majalla" w:hint="cs"/>
+          <w:sz w:val="28"/>
+          <w:szCs w:val="28"/>
+          <w:rtl/>
+          <w:lang w:bidi="ar-AE"/>
+        </w:rPr>
+        <w:t>فَإِنَّهُ</w:t>
+      </w:r>
+      <w:r>
+        <w:rPr>
+          <w:rFonts w:ascii="Sakkal Majalla" w:hAnsi="Sakkal Majalla" w:cs="Sakkal Majalla"/>
+          <w:sz w:val="28"/>
+          <w:szCs w:val="28"/>
+          <w:rtl/>
+          <w:lang w:bidi="ar-AE"/>
+        </w:rPr>
+        <w:t xml:space="preserve"> </w:t>
+      </w:r>
+      <w:r>
+        <w:rPr>
+          <w:rFonts w:ascii="Sakkal Majalla" w:hAnsi="Sakkal Majalla" w:cs="Sakkal Majalla" w:hint="cs"/>
+          <w:sz w:val="28"/>
+          <w:szCs w:val="28"/>
+          <w:rtl/>
+          <w:lang w:bidi="ar-AE"/>
+        </w:rPr>
+        <w:t>لِمَلاَئِكَةٍ</w:t>
+      </w:r>
+      <w:r>
+        <w:rPr>
+          <w:rFonts w:ascii="Sakkal Majalla" w:hAnsi="Sakkal Majalla" w:cs="Sakkal Majalla"/>
+          <w:sz w:val="28"/>
+          <w:szCs w:val="28"/>
+          <w:rtl/>
+          <w:lang w:bidi="ar-AE"/>
+        </w:rPr>
+        <w:t xml:space="preserve"> </w:t>
+      </w:r>
+      <w:r>
+        <w:rPr>
+          <w:rFonts w:ascii="Sakkal Majalla" w:hAnsi="Sakkal Majalla" w:cs="Sakkal Majalla" w:hint="cs"/>
+          <w:sz w:val="28"/>
+          <w:szCs w:val="28"/>
+          <w:rtl/>
+          <w:lang w:bidi="ar-AE"/>
+        </w:rPr>
+        <w:t>لَمْ</w:t>
+      </w:r>
+      <w:r>
+        <w:rPr>
+          <w:rFonts w:ascii="Sakkal Majalla" w:hAnsi="Sakkal Majalla" w:cs="Sakkal Majalla"/>
+          <w:sz w:val="28"/>
+          <w:szCs w:val="28"/>
+          <w:rtl/>
+          <w:lang w:bidi="ar-AE"/>
+        </w:rPr>
+        <w:t xml:space="preserve"> </w:t>
+      </w:r>
+      <w:r>
+        <w:rPr>
+          <w:rFonts w:ascii="Sakkal Majalla" w:hAnsi="Sakkal Majalla" w:cs="Sakkal Majalla" w:hint="cs"/>
+          <w:sz w:val="28"/>
+          <w:szCs w:val="28"/>
+          <w:rtl/>
+          <w:lang w:bidi="ar-AE"/>
+        </w:rPr>
+        <w:t>يُخْضِعِ</w:t>
+      </w:r>
+      <w:r>
+        <w:rPr>
+          <w:rFonts w:ascii="Sakkal Majalla" w:hAnsi="Sakkal Majalla" w:cs="Sakkal Majalla"/>
+          <w:sz w:val="28"/>
+          <w:szCs w:val="28"/>
+          <w:rtl/>
+          <w:lang w:bidi="ar-AE"/>
+        </w:rPr>
+        <w:t xml:space="preserve"> </w:t>
+      </w:r>
+      <w:r>
+        <w:rPr>
+          <w:rFonts w:ascii="Sakkal Majalla" w:hAnsi="Sakkal Majalla" w:cs="Sakkal Majalla" w:hint="cs"/>
+          <w:sz w:val="28"/>
+          <w:szCs w:val="28"/>
+          <w:rtl/>
+          <w:lang w:bidi="ar-AE"/>
+        </w:rPr>
+        <w:t>الْعَالَمَ</w:t>
+      </w:r>
+      <w:r>
+        <w:rPr>
+          <w:rFonts w:ascii="Sakkal Majalla" w:hAnsi="Sakkal Majalla" w:cs="Sakkal Majalla"/>
+          <w:sz w:val="28"/>
+          <w:szCs w:val="28"/>
+          <w:rtl/>
+          <w:lang w:bidi="ar-AE"/>
+        </w:rPr>
+        <w:t xml:space="preserve"> </w:t>
+      </w:r>
+      <w:r>
+        <w:rPr>
+          <w:rFonts w:ascii="Sakkal Majalla" w:hAnsi="Sakkal Majalla" w:cs="Sakkal Majalla" w:hint="cs"/>
+          <w:sz w:val="28"/>
+          <w:szCs w:val="28"/>
+          <w:rtl/>
+          <w:lang w:bidi="ar-AE"/>
+        </w:rPr>
+        <w:t>الْعَتِيدَ</w:t>
+      </w:r>
+      <w:r>
+        <w:rPr>
+          <w:rFonts w:ascii="Sakkal Majalla" w:hAnsi="Sakkal Majalla" w:cs="Sakkal Majalla"/>
+          <w:sz w:val="28"/>
+          <w:szCs w:val="28"/>
+          <w:rtl/>
+          <w:lang w:bidi="ar-AE"/>
+        </w:rPr>
+        <w:t xml:space="preserve"> </w:t>
+      </w:r>
+      <w:r>
+        <w:rPr>
+          <w:rFonts w:ascii="Sakkal Majalla" w:hAnsi="Sakkal Majalla" w:cs="Sakkal Majalla" w:hint="cs"/>
+          <w:sz w:val="28"/>
+          <w:szCs w:val="28"/>
+          <w:rtl/>
+          <w:lang w:bidi="ar-AE"/>
+        </w:rPr>
+        <w:t>الَّذِي</w:t>
+      </w:r>
+      <w:r>
+        <w:rPr>
+          <w:rFonts w:ascii="Sakkal Majalla" w:hAnsi="Sakkal Majalla" w:cs="Sakkal Majalla"/>
+          <w:sz w:val="28"/>
+          <w:szCs w:val="28"/>
+          <w:rtl/>
+          <w:lang w:bidi="ar-AE"/>
+        </w:rPr>
+        <w:t xml:space="preserve"> </w:t>
+      </w:r>
+      <w:r>
+        <w:rPr>
+          <w:rFonts w:ascii="Sakkal Majalla" w:hAnsi="Sakkal Majalla" w:cs="Sakkal Majalla" w:hint="cs"/>
+          <w:sz w:val="28"/>
+          <w:szCs w:val="28"/>
+          <w:rtl/>
+          <w:lang w:bidi="ar-AE"/>
+        </w:rPr>
+        <w:t>نَتَكَلَّمُ</w:t>
+      </w:r>
+      <w:r>
+        <w:rPr>
+          <w:rFonts w:ascii="Sakkal Majalla" w:hAnsi="Sakkal Majalla" w:cs="Sakkal Majalla"/>
+          <w:sz w:val="28"/>
+          <w:szCs w:val="28"/>
+          <w:rtl/>
+          <w:lang w:bidi="ar-AE"/>
+        </w:rPr>
+        <w:t xml:space="preserve"> </w:t>
+      </w:r>
+      <w:r>
+        <w:rPr>
+          <w:rFonts w:ascii="Sakkal Majalla" w:hAnsi="Sakkal Majalla" w:cs="Sakkal Majalla" w:hint="cs"/>
+          <w:sz w:val="28"/>
+          <w:szCs w:val="28"/>
+          <w:rtl/>
+          <w:lang w:bidi="ar-AE"/>
+        </w:rPr>
+        <w:t>عَنْهُ</w:t>
+      </w:r>
+      <w:r>
+        <w:rPr>
+          <w:rFonts w:ascii="Sakkal Majalla" w:hAnsi="Sakkal Majalla" w:cs="Sakkal Majalla"/>
+          <w:sz w:val="28"/>
+          <w:szCs w:val="28"/>
+          <w:rtl/>
+          <w:lang w:bidi="ar-AE"/>
+        </w:rPr>
+        <w:t>.</w:t>
+      </w:r>
+      <w:r>
+        <w:rPr>
+          <w:rFonts w:ascii="Sakkal Majalla" w:hAnsi="Sakkal Majalla" w:cs="Sakkal Majalla" w:hint="cs"/>
+          <w:sz w:val="28"/>
+          <w:szCs w:val="28"/>
+          <w:rtl/>
+          <w:lang w:bidi="ar-AE"/>
+        </w:rPr>
+        <w:t>" (عبرانيين 2: 5).</w:t>
+      </w:r>
+    </w:p>
+    <w:p>
+      <w:pPr>
+        <w:jc w:val="both"/>
+        <w:rPr>
+          <w:rFonts w:ascii="Sakkal Majalla" w:hAnsi="Sakkal Majalla" w:cs="Sakkal Majalla"/>
+          <w:sz w:val="28"/>
+          <w:szCs w:val="28"/>
+          <w:rtl/>
+          <w:lang w:bidi="ar-AE"/>
+        </w:rPr>
+      </w:pPr>
+      <w:r>
+        <w:rPr>
+          <w:rFonts w:ascii="Sakkal Majalla" w:hAnsi="Sakkal Majalla" w:cs="Sakkal Majalla" w:hint="cs"/>
+          <w:sz w:val="28"/>
+          <w:szCs w:val="28"/>
+          <w:rtl/>
+          <w:lang w:bidi="ar-AE"/>
+        </w:rPr>
+        <w:t>أما المسيح فسيملك "</w:t>
+      </w:r>
+      <w:r>
+        <w:rPr>
+          <w:rFonts w:hint="cs"/>
+          <w:sz w:val="28"/>
+          <w:szCs w:val="28"/>
+          <w:rtl/>
+        </w:rPr>
+        <w:t xml:space="preserve"> </w:t>
+      </w:r>
+      <w:r>
+        <w:rPr>
+          <w:rFonts w:ascii="Sakkal Majalla" w:hAnsi="Sakkal Majalla" w:cs="Sakkal Majalla" w:hint="cs"/>
+          <w:sz w:val="28"/>
+          <w:szCs w:val="28"/>
+          <w:rtl/>
+          <w:lang w:bidi="ar-AE"/>
+        </w:rPr>
+        <w:t>حَتَّى</w:t>
+      </w:r>
+      <w:r>
+        <w:rPr>
+          <w:rFonts w:ascii="Sakkal Majalla" w:hAnsi="Sakkal Majalla" w:cs="Sakkal Majalla"/>
+          <w:sz w:val="28"/>
+          <w:szCs w:val="28"/>
+          <w:rtl/>
+          <w:lang w:bidi="ar-AE"/>
+        </w:rPr>
+        <w:t xml:space="preserve"> </w:t>
+      </w:r>
+      <w:r>
+        <w:rPr>
+          <w:rFonts w:ascii="Sakkal Majalla" w:hAnsi="Sakkal Majalla" w:cs="Sakkal Majalla" w:hint="cs"/>
+          <w:sz w:val="28"/>
+          <w:szCs w:val="28"/>
+          <w:rtl/>
+          <w:lang w:bidi="ar-AE"/>
+        </w:rPr>
+        <w:t>يَضَعَ</w:t>
+      </w:r>
+      <w:r>
+        <w:rPr>
+          <w:rFonts w:ascii="Sakkal Majalla" w:hAnsi="Sakkal Majalla" w:cs="Sakkal Majalla"/>
+          <w:sz w:val="28"/>
+          <w:szCs w:val="28"/>
+          <w:rtl/>
+          <w:lang w:bidi="ar-AE"/>
+        </w:rPr>
+        <w:t xml:space="preserve"> </w:t>
+      </w:r>
+      <w:r>
+        <w:rPr>
+          <w:rFonts w:ascii="Sakkal Majalla" w:hAnsi="Sakkal Majalla" w:cs="Sakkal Majalla" w:hint="cs"/>
+          <w:sz w:val="28"/>
+          <w:szCs w:val="28"/>
+          <w:rtl/>
+          <w:lang w:bidi="ar-AE"/>
+        </w:rPr>
+        <w:t>جَمِيعَ</w:t>
+      </w:r>
+      <w:r>
+        <w:rPr>
+          <w:rFonts w:ascii="Sakkal Majalla" w:hAnsi="Sakkal Majalla" w:cs="Sakkal Majalla"/>
+          <w:sz w:val="28"/>
+          <w:szCs w:val="28"/>
+          <w:rtl/>
+          <w:lang w:bidi="ar-AE"/>
+        </w:rPr>
+        <w:t xml:space="preserve"> </w:t>
+      </w:r>
+      <w:r>
+        <w:rPr>
+          <w:rFonts w:ascii="Sakkal Majalla" w:hAnsi="Sakkal Majalla" w:cs="Sakkal Majalla" w:hint="cs"/>
+          <w:sz w:val="28"/>
+          <w:szCs w:val="28"/>
+          <w:rtl/>
+          <w:lang w:bidi="ar-AE"/>
+        </w:rPr>
+        <w:t>الأَعْدَاءِ</w:t>
+      </w:r>
+      <w:r>
+        <w:rPr>
+          <w:rFonts w:ascii="Sakkal Majalla" w:hAnsi="Sakkal Majalla" w:cs="Sakkal Majalla"/>
+          <w:sz w:val="28"/>
+          <w:szCs w:val="28"/>
+          <w:rtl/>
+          <w:lang w:bidi="ar-AE"/>
+        </w:rPr>
+        <w:t xml:space="preserve"> </w:t>
+      </w:r>
+      <w:r>
+        <w:rPr>
+          <w:rFonts w:ascii="Sakkal Majalla" w:hAnsi="Sakkal Majalla" w:cs="Sakkal Majalla" w:hint="cs"/>
+          <w:sz w:val="28"/>
+          <w:szCs w:val="28"/>
+          <w:rtl/>
+          <w:lang w:bidi="ar-AE"/>
+        </w:rPr>
+        <w:t>تَحْتَ</w:t>
+      </w:r>
+      <w:r>
+        <w:rPr>
+          <w:rFonts w:ascii="Sakkal Majalla" w:hAnsi="Sakkal Majalla" w:cs="Sakkal Majalla"/>
+          <w:sz w:val="28"/>
+          <w:szCs w:val="28"/>
+          <w:rtl/>
+          <w:lang w:bidi="ar-AE"/>
+        </w:rPr>
+        <w:t xml:space="preserve"> </w:t>
+      </w:r>
+      <w:r>
+        <w:rPr>
+          <w:rFonts w:ascii="Sakkal Majalla" w:hAnsi="Sakkal Majalla" w:cs="Sakkal Majalla" w:hint="cs"/>
+          <w:sz w:val="28"/>
+          <w:szCs w:val="28"/>
+          <w:rtl/>
+          <w:lang w:bidi="ar-AE"/>
+        </w:rPr>
+        <w:t>قَدَمَيْهِ</w:t>
+      </w:r>
+      <w:r>
+        <w:rPr>
+          <w:rFonts w:ascii="Sakkal Majalla" w:hAnsi="Sakkal Majalla" w:cs="Sakkal Majalla"/>
+          <w:sz w:val="28"/>
+          <w:szCs w:val="28"/>
+          <w:rtl/>
+          <w:lang w:bidi="ar-AE"/>
+        </w:rPr>
+        <w:t>.</w:t>
+      </w:r>
+      <w:r>
+        <w:rPr>
+          <w:rFonts w:ascii="Sakkal Majalla" w:hAnsi="Sakkal Majalla" w:cs="Sakkal Majalla" w:hint="cs"/>
+          <w:sz w:val="28"/>
+          <w:szCs w:val="28"/>
+          <w:rtl/>
+          <w:lang w:bidi="ar-AE"/>
+        </w:rPr>
+        <w:t xml:space="preserve">" (1. كورنثوس 15: 25). عندها ستتحد السماء والأرض أدبيًا </w:t>
+      </w:r>
+      <w:r>
+        <w:rPr>
+          <w:rFonts w:ascii="Sakkal Majalla" w:hAnsi="Sakkal Majalla" w:cs="Sakkal Majalla"/>
+          <w:sz w:val="28"/>
+          <w:szCs w:val="28"/>
+          <w:rtl/>
+          <w:lang w:bidi="ar-AE"/>
+        </w:rPr>
+        <w:t>–</w:t>
+      </w:r>
+      <w:r>
+        <w:rPr>
+          <w:rFonts w:ascii="Sakkal Majalla" w:hAnsi="Sakkal Majalla" w:cs="Sakkal Majalla" w:hint="cs"/>
+          <w:sz w:val="28"/>
+          <w:szCs w:val="28"/>
+          <w:rtl/>
+          <w:lang w:bidi="ar-AE"/>
+        </w:rPr>
+        <w:t xml:space="preserve"> ولن تعود منفصلة عن بعضها كما هو الآن. ملائكة الله سيُرَون عندها وهم يصعدون وينزلون على ابن الإنسان (يوحنا 1: 51). عندما فكّر صاحب المزمور بذلك اليوم الذي ستمتلئ فيه الأرض بمجده قال عندها: "</w:t>
+      </w:r>
+      <w:r>
+        <w:rPr>
+          <w:rFonts w:ascii="Sakkal Majalla" w:hAnsi="Sakkal Majalla" w:cs="Sakkal Majalla"/>
+          <w:sz w:val="28"/>
+          <w:szCs w:val="28"/>
+          <w:rtl/>
+          <w:lang w:bidi="ar-AE"/>
+        </w:rPr>
+        <w:t xml:space="preserve"> </w:t>
+      </w:r>
+      <w:r>
+        <w:rPr>
+          <w:rFonts w:ascii="Sakkal Majalla" w:hAnsi="Sakkal Majalla" w:cs="Sakkal Majalla" w:hint="cs"/>
+          <w:sz w:val="28"/>
+          <w:szCs w:val="28"/>
+          <w:rtl/>
+          <w:lang w:bidi="ar-AE"/>
+        </w:rPr>
+        <w:t>تَمَّتْ</w:t>
+      </w:r>
+      <w:r>
+        <w:rPr>
+          <w:rFonts w:ascii="Sakkal Majalla" w:hAnsi="Sakkal Majalla" w:cs="Sakkal Majalla"/>
+          <w:sz w:val="28"/>
+          <w:szCs w:val="28"/>
+          <w:rtl/>
+          <w:lang w:bidi="ar-AE"/>
+        </w:rPr>
+        <w:t xml:space="preserve"> </w:t>
+      </w:r>
+      <w:r>
+        <w:rPr>
+          <w:rFonts w:ascii="Sakkal Majalla" w:hAnsi="Sakkal Majalla" w:cs="Sakkal Majalla" w:hint="cs"/>
+          <w:sz w:val="28"/>
+          <w:szCs w:val="28"/>
+          <w:rtl/>
+          <w:lang w:bidi="ar-AE"/>
+        </w:rPr>
+        <w:t>صَلَوَاتُ</w:t>
+      </w:r>
+      <w:r>
+        <w:rPr>
+          <w:rFonts w:ascii="Sakkal Majalla" w:hAnsi="Sakkal Majalla" w:cs="Sakkal Majalla"/>
+          <w:sz w:val="28"/>
+          <w:szCs w:val="28"/>
+          <w:rtl/>
+          <w:lang w:bidi="ar-AE"/>
+        </w:rPr>
+        <w:t xml:space="preserve"> </w:t>
+      </w:r>
+      <w:r>
+        <w:rPr>
+          <w:rFonts w:ascii="Sakkal Majalla" w:hAnsi="Sakkal Majalla" w:cs="Sakkal Majalla" w:hint="cs"/>
+          <w:sz w:val="28"/>
+          <w:szCs w:val="28"/>
+          <w:rtl/>
+          <w:lang w:bidi="ar-AE"/>
+        </w:rPr>
+        <w:t>دَاوُدَ</w:t>
+      </w:r>
+      <w:r>
+        <w:rPr>
+          <w:rFonts w:ascii="Sakkal Majalla" w:hAnsi="Sakkal Majalla" w:cs="Sakkal Majalla"/>
+          <w:sz w:val="28"/>
+          <w:szCs w:val="28"/>
+          <w:rtl/>
+          <w:lang w:bidi="ar-AE"/>
+        </w:rPr>
+        <w:t xml:space="preserve"> </w:t>
+      </w:r>
+      <w:r>
+        <w:rPr>
+          <w:rFonts w:ascii="Sakkal Majalla" w:hAnsi="Sakkal Majalla" w:cs="Sakkal Majalla" w:hint="cs"/>
+          <w:sz w:val="28"/>
+          <w:szCs w:val="28"/>
+          <w:rtl/>
+          <w:lang w:bidi="ar-AE"/>
+        </w:rPr>
+        <w:t>بْنِ</w:t>
+      </w:r>
+      <w:r>
+        <w:rPr>
+          <w:rFonts w:ascii="Sakkal Majalla" w:hAnsi="Sakkal Majalla" w:cs="Sakkal Majalla"/>
+          <w:sz w:val="28"/>
+          <w:szCs w:val="28"/>
+          <w:rtl/>
+          <w:lang w:bidi="ar-AE"/>
+        </w:rPr>
+        <w:t xml:space="preserve"> </w:t>
+      </w:r>
+      <w:proofErr w:type="spellStart"/>
+      <w:r>
+        <w:rPr>
+          <w:rFonts w:ascii="Sakkal Majalla" w:hAnsi="Sakkal Majalla" w:cs="Sakkal Majalla" w:hint="cs"/>
+          <w:sz w:val="28"/>
+          <w:szCs w:val="28"/>
+          <w:rtl/>
+          <w:lang w:bidi="ar-AE"/>
+        </w:rPr>
+        <w:t>يَسَّى</w:t>
+      </w:r>
+      <w:proofErr w:type="spellEnd"/>
+      <w:r>
+        <w:rPr>
+          <w:rFonts w:ascii="Sakkal Majalla" w:hAnsi="Sakkal Majalla" w:cs="Sakkal Majalla" w:hint="cs"/>
+          <w:sz w:val="28"/>
+          <w:szCs w:val="28"/>
+          <w:rtl/>
+          <w:lang w:bidi="ar-AE"/>
+        </w:rPr>
+        <w:t>" (مزمور 72: 20). وما الذي كان من الممكن أن يطلبه غير ذلك؟</w:t>
+      </w:r>
+    </w:p>
+    <w:p>
+      <w:pPr>
+        <w:jc w:val="both"/>
+        <w:rPr>
+          <w:rFonts w:ascii="Sakkal Majalla" w:hAnsi="Sakkal Majalla" w:cs="Sakkal Majalla"/>
+          <w:sz w:val="28"/>
+          <w:szCs w:val="28"/>
+          <w:rtl/>
+          <w:lang w:bidi="ar-AE"/>
+        </w:rPr>
+      </w:pPr>
+    </w:p>
+    <w:p>
+      <w:pPr>
+        <w:jc w:val="both"/>
+        <w:rPr>
+          <w:rFonts w:ascii="Sakkal Majalla" w:hAnsi="Sakkal Majalla" w:cs="Sakkal Majalla" w:hint="cs"/>
+          <w:sz w:val="28"/>
+          <w:szCs w:val="28"/>
+          <w:rtl/>
+          <w:lang w:bidi="ar-AE"/>
+        </w:rPr>
+      </w:pPr>
+      <w:r>
+        <w:rPr>
+          <w:rFonts w:ascii="Sakkal Majalla" w:hAnsi="Sakkal Majalla" w:cs="Sakkal Majalla" w:hint="cs"/>
+          <w:sz w:val="28"/>
+          <w:szCs w:val="28"/>
+          <w:rtl/>
+          <w:lang w:bidi="ar-AE"/>
+        </w:rPr>
+        <w:t>* لقد صدر المقال في "</w:t>
+      </w:r>
+      <w:r>
+        <w:rPr>
+          <w:sz w:val="28"/>
+          <w:szCs w:val="28"/>
+        </w:rPr>
+        <w:t xml:space="preserve"> </w:t>
+      </w:r>
+      <w:r>
+        <w:rPr>
+          <w:rFonts w:ascii="Sakkal Majalla" w:hAnsi="Sakkal Majalla" w:cs="Sakkal Majalla"/>
+          <w:sz w:val="28"/>
+          <w:szCs w:val="28"/>
+          <w:lang w:bidi="ar-AE"/>
+        </w:rPr>
+        <w:t>The Bible Treasury 1894</w:t>
+      </w:r>
+      <w:r>
+        <w:rPr>
+          <w:rFonts w:ascii="Sakkal Majalla" w:hAnsi="Sakkal Majalla" w:cs="Sakkal Majalla" w:hint="cs"/>
+          <w:sz w:val="28"/>
+          <w:szCs w:val="28"/>
+          <w:rtl/>
+          <w:lang w:bidi="ar-AE"/>
+        </w:rPr>
+        <w:t>كنز الكتاب المقدس 1894"</w:t>
+      </w:r>
+      <w:r>
+        <w:rPr>
+          <w:rFonts w:ascii="Sakkal Majalla" w:hAnsi="Sakkal Majalla" w:cs="Sakkal Majalla" w:hint="cs"/>
+          <w:sz w:val="28"/>
+          <w:szCs w:val="28"/>
+          <w:rtl/>
+          <w:lang w:bidi="ar-AE"/>
+        </w:rPr>
+        <w:t>.</w:t>
+      </w:r>
+    </w:p>
+    <w:p>
+      <w:pPr>
         <w:jc w:val="center"/>
         <w:rPr>
-          <w:rFonts w:ascii="Sakkal Majalla" w:hAnsi="Sakkal Majalla" w:cs="Sakkal Majalla"/>
-          <w:sz w:val="54"/>
-          <w:szCs w:val="54"/>
-          <w:rtl/>
+          <w:rFonts w:ascii="Sakkal Majalla" w:hAnsi="Sakkal Majalla" w:cs="Sakkal Majalla" w:hint="cs"/>
+          <w:sz w:val="28"/>
+          <w:szCs w:val="28"/>
+          <w:rtl/>
+          <w:lang w:bidi="ar-AE"/>
         </w:rPr>
       </w:pPr>
       <w:r>
         <w:rPr>
           <w:rFonts w:ascii="Sakkal Majalla" w:hAnsi="Sakkal Majalla" w:cs="Sakkal Majalla" w:hint="cs"/>
-          <w:sz w:val="54"/>
-          <w:szCs w:val="54"/>
-          <w:rtl/>
+          <w:sz w:val="28"/>
+          <w:szCs w:val="28"/>
+          <w:rtl/>
+          <w:lang w:bidi="ar-AE"/>
         </w:rPr>
         <w:t>-تم-</w:t>
       </w:r>
     </w:p>
     <w:sectPr>
       <w:pgSz w:w="11906" w:h="16838"/>
-      <w:pgMar w:top="720" w:right="720" w:bottom="720" w:left="720" w:header="708" w:footer="708" w:gutter="0"/>
+      <w:pgMar w:top="1440" w:right="1800" w:bottom="1440" w:left="1800" w:header="708" w:footer="708" w:gutter="0"/>
       <w:cols w:space="708"/>
+      <w:bidi/>
+      <w:rtlGutter/>
       <w:docGrid w:linePitch="360"/>
     </w:sectPr>
   </w:body>
@@ -366,14 +6260,14 @@
 </file>
 
 <file path=word/styles.xml><?xml version="1.0" encoding="utf-8"?>
-<w:styles xmlns:mc="http://schemas.openxmlformats.org/markup-compatibility/2006" xmlns:r="http://schemas.openxmlformats.org/officeDocument/2006/relationships" xmlns:w="http://schemas.openxmlformats.org/wordprocessingml/2006/main" xmlns:w14="http://schemas.microsoft.com/office/word/2010/wordml" xmlns:w15="http://schemas.microsoft.com/office/word/2012/wordml" xmlns:w16cex="http://schemas.microsoft.com/office/word/2018/wordml/cex" xmlns:w16cid="http://schemas.microsoft.com/office/word/2016/wordml/cid" xmlns:w16="http://schemas.microsoft.com/office/word/2018/wordml" xmlns:w16se="http://schemas.microsoft.com/office/word/2015/wordml/symex" mc:Ignorable="w14 w15 w16se w16cid w16 w16cex">
+<w:styles xmlns:mc="http://schemas.openxmlformats.org/markup-compatibility/2006" xmlns:r="http://schemas.openxmlformats.org/officeDocument/2006/relationships" xmlns:w="http://schemas.openxmlformats.org/wordprocessingml/2006/main" xmlns:w14="http://schemas.microsoft.com/office/word/2010/wordml" xmlns:w15="http://schemas.microsoft.com/office/word/2012/wordml" xmlns:w16cid="http://schemas.microsoft.com/office/word/2016/wordml/cid" xmlns:w16se="http://schemas.microsoft.com/office/word/2015/wordml/symex" mc:Ignorable="w14 w15 w16se w16cid">
   <w:docDefaults>
     <w:rPrDefault>
       <w:rPr>
         <w:rFonts w:asciiTheme="minorHAnsi" w:eastAsiaTheme="minorHAnsi" w:hAnsiTheme="minorHAnsi" w:cstheme="minorBidi"/>
         <w:sz w:val="22"/>
         <w:szCs w:val="22"/>
-        <w:lang w:val="en-IL" w:eastAsia="en-US" w:bidi="ar-SA"/>
+        <w:lang w:val="en-US" w:eastAsia="en-US" w:bidi="ar-SA"/>
       </w:rPr>
     </w:rPrDefault>
     <w:pPrDefault>
@@ -763,6 +6657,9 @@
   <w:style w:type="paragraph" w:default="1" w:styleId="Normal">
     <w:name w:val="Normal"/>
     <w:qFormat/>
+    <w:pPr>
+      <w:bidi/>
+    </w:pPr>
     <w:rPr>
       <w:lang w:bidi="ar-EG"/>
     </w:rPr>
@@ -799,7 +6696,7 @@
     <w:basedOn w:val="DefaultParagraphFont"/>
     <w:uiPriority w:val="99"/>
     <w:unhideWhenUsed/>
-    <w:rsid w:val="00965CC1"/>
+    <w:rsid w:val="00E831F7"/>
     <w:rPr>
       <w:color w:val="0563C1" w:themeColor="hyperlink"/>
       <w:u w:val="single"/>
@@ -811,17 +6708,29 @@
     <w:uiPriority w:val="99"/>
     <w:semiHidden/>
     <w:unhideWhenUsed/>
-    <w:rsid w:val="00965CC1"/>
+    <w:rsid w:val="00E831F7"/>
     <w:rPr>
       <w:color w:val="605E5C"/>
       <w:shd w:val="clear" w:color="auto" w:fill="E1DFDD"/>
+    </w:rPr>
+  </w:style>
+  <w:style w:type="character" w:styleId="FollowedHyperlink">
+    <w:name w:val="FollowedHyperlink"/>
+    <w:basedOn w:val="DefaultParagraphFont"/>
+    <w:uiPriority w:val="99"/>
+    <w:semiHidden/>
+    <w:unhideWhenUsed/>
+    <w:rsid w:val="00B101A5"/>
+    <w:rPr>
+      <w:color w:val="954F72" w:themeColor="followedHyperlink"/>
+      <w:u w:val="single"/>
     </w:rPr>
   </w:style>
 </w:styles>
 </file>
 
 <file path=word/theme/theme1.xml><?xml version="1.0" encoding="utf-8"?>
-<a:theme xmlns:a="http://schemas.openxmlformats.org/drawingml/2006/main" name="ערכת נושא Office">
+<a:theme xmlns:a="http://schemas.openxmlformats.org/drawingml/2006/main" name="Office Theme">
   <a:themeElements>
     <a:clrScheme name="Office">
       <a:dk1>
@@ -1113,16 +7022,4 @@
     </a:ext>
   </a:extLst>
 </a:theme>
-</file>
-
-<file path=customXml/item1.xml><?xml version="1.0" encoding="utf-8"?>
-<b:Sources xmlns:b="http://schemas.openxmlformats.org/officeDocument/2006/bibliography" xmlns="http://schemas.openxmlformats.org/officeDocument/2006/bibliography" SelectedStyle="\APASixthEditionOfficeOnline.xsl" StyleName="APA" Version="6"/>
-</file>
-
-<file path=customXml/itemProps1.xml><?xml version="1.0" encoding="utf-8"?>
-<ds:datastoreItem xmlns:ds="http://schemas.openxmlformats.org/officeDocument/2006/customXml" ds:itemID="{35763304-4BAE-4E0D-9C4E-D22C748D1D6A}">
-  <ds:schemaRefs>
-    <ds:schemaRef ds:uri="http://schemas.openxmlformats.org/officeDocument/2006/bibliography"/>
-  </ds:schemaRefs>
-</ds:datastoreItem>
 </file>